--- a/app/templates/tldn/JSC/001_Giấy đề nghị.docx
+++ b/app/templates/tldn/JSC/001_Giấy đề nghị.docx
@@ -9,16 +9,16 @@
         <w:jc w:val="center"/>
         <w:rPr>
           <w:rFonts w:ascii="Times New Roman" w:eastAsia="Times New Roman" w:hAnsi="Times New Roman" w:cs="Times New Roman"/>
-          <w:sz w:val="23"/>
-          <w:szCs w:val="23"/>
+          <w:sz w:val="24"/>
+          <w:szCs w:val="24"/>
         </w:rPr>
       </w:pPr>
       <w:r>
         <w:rPr>
           <w:rFonts w:ascii="Times New Roman" w:eastAsia="Times New Roman" w:hAnsi="Times New Roman" w:cs="Times New Roman"/>
           <w:b/>
-          <w:sz w:val="23"/>
-          <w:szCs w:val="23"/>
+          <w:sz w:val="24"/>
+          <w:szCs w:val="24"/>
         </w:rPr>
         <w:t>CỘNG HÒA XÃ HỘI CHỦ NGHĨA VIỆT NAM</w:t>
       </w:r>
@@ -26,8 +26,8 @@
         <w:rPr>
           <w:rFonts w:ascii="Times New Roman" w:eastAsia="Times New Roman" w:hAnsi="Times New Roman" w:cs="Times New Roman"/>
           <w:b/>
-          <w:sz w:val="23"/>
-          <w:szCs w:val="23"/>
+          <w:sz w:val="24"/>
+          <w:szCs w:val="24"/>
         </w:rPr>
         <w:br/>
       </w:r>
@@ -35,8 +35,8 @@
         <w:rPr>
           <w:rFonts w:ascii="Times New Roman" w:eastAsia="Times New Roman" w:hAnsi="Times New Roman" w:cs="Times New Roman"/>
           <w:b/>
-          <w:sz w:val="23"/>
-          <w:szCs w:val="23"/>
+          <w:sz w:val="24"/>
+          <w:szCs w:val="24"/>
           <w:u w:val="single"/>
         </w:rPr>
         <w:t>Độc lập - Tự do - Hạnh phúc</w:t>
@@ -50,16 +50,16 @@
         <w:rPr>
           <w:rFonts w:ascii="Times New Roman" w:eastAsia="Times New Roman" w:hAnsi="Times New Roman" w:cs="Times New Roman"/>
           <w:i/>
-          <w:sz w:val="23"/>
-          <w:szCs w:val="23"/>
+          <w:sz w:val="24"/>
+          <w:szCs w:val="24"/>
         </w:rPr>
       </w:pPr>
       <w:r>
         <w:rPr>
           <w:rFonts w:ascii="Times New Roman" w:eastAsia="Times New Roman" w:hAnsi="Times New Roman" w:cs="Times New Roman"/>
           <w:i/>
-          <w:sz w:val="23"/>
-          <w:szCs w:val="23"/>
+          <w:sz w:val="24"/>
+          <w:szCs w:val="24"/>
         </w:rPr>
         <w:t>{{company_info.address.province}}</w:t>
       </w:r>
@@ -67,8 +67,8 @@
         <w:rPr>
           <w:rFonts w:ascii="Times New Roman" w:eastAsia="Times New Roman" w:hAnsi="Times New Roman" w:cs="Times New Roman"/>
           <w:i/>
-          <w:sz w:val="23"/>
-          <w:szCs w:val="23"/>
+          <w:sz w:val="24"/>
+          <w:szCs w:val="24"/>
         </w:rPr>
         <w:t>, ngày ……tháng ……năm ……</w:t>
       </w:r>
@@ -80,8 +80,8 @@
         <w:jc w:val="right"/>
         <w:rPr>
           <w:rFonts w:ascii="Times New Roman" w:eastAsia="Times New Roman" w:hAnsi="Times New Roman" w:cs="Times New Roman"/>
-          <w:sz w:val="23"/>
-          <w:szCs w:val="23"/>
+          <w:sz w:val="24"/>
+          <w:szCs w:val="24"/>
         </w:rPr>
       </w:pPr>
     </w:p>
@@ -92,16 +92,16 @@
         <w:jc w:val="center"/>
         <w:rPr>
           <w:rFonts w:ascii="Times New Roman" w:eastAsia="Times New Roman" w:hAnsi="Times New Roman" w:cs="Times New Roman"/>
-          <w:sz w:val="23"/>
-          <w:szCs w:val="23"/>
+          <w:sz w:val="24"/>
+          <w:szCs w:val="24"/>
         </w:rPr>
       </w:pPr>
       <w:r>
         <w:rPr>
           <w:rFonts w:ascii="Times New Roman" w:eastAsia="Times New Roman" w:hAnsi="Times New Roman" w:cs="Times New Roman"/>
           <w:b/>
-          <w:sz w:val="23"/>
-          <w:szCs w:val="23"/>
+          <w:sz w:val="24"/>
+          <w:szCs w:val="24"/>
         </w:rPr>
         <w:t xml:space="preserve">GIẤY ĐỀ NGHỊ ĐĂNG KÝ DOANH NGHIỆP </w:t>
       </w:r>
@@ -109,8 +109,8 @@
         <w:rPr>
           <w:rFonts w:ascii="Times New Roman" w:eastAsia="Times New Roman" w:hAnsi="Times New Roman" w:cs="Times New Roman"/>
           <w:b/>
-          <w:sz w:val="23"/>
-          <w:szCs w:val="23"/>
+          <w:sz w:val="24"/>
+          <w:szCs w:val="24"/>
         </w:rPr>
         <w:br/>
         <w:t>CÔNG TY CỔ PHẦN</w:t>
@@ -123,23 +123,23 @@
         <w:jc w:val="center"/>
         <w:rPr>
           <w:rFonts w:ascii="Times New Roman" w:eastAsia="Times New Roman" w:hAnsi="Times New Roman" w:cs="Times New Roman"/>
-          <w:sz w:val="23"/>
-          <w:szCs w:val="23"/>
+          <w:sz w:val="24"/>
+          <w:szCs w:val="24"/>
         </w:rPr>
       </w:pPr>
       <w:r>
         <w:rPr>
           <w:rFonts w:ascii="Times New Roman" w:eastAsia="Times New Roman" w:hAnsi="Times New Roman" w:cs="Times New Roman"/>
-          <w:sz w:val="23"/>
-          <w:szCs w:val="23"/>
+          <w:sz w:val="24"/>
+          <w:szCs w:val="24"/>
         </w:rPr>
         <w:t xml:space="preserve">Kính gửi: </w:t>
       </w:r>
       <w:r>
         <w:rPr>
           <w:rFonts w:ascii="Times New Roman" w:eastAsia="Times New Roman" w:hAnsi="Times New Roman" w:cs="Times New Roman"/>
-          <w:sz w:val="23"/>
-          <w:szCs w:val="23"/>
+          <w:sz w:val="24"/>
+          <w:szCs w:val="24"/>
         </w:rPr>
         <w:t>{{pdkkd}}</w:t>
       </w:r>
@@ -151,15 +151,15 @@
         <w:jc w:val="both"/>
         <w:rPr>
           <w:rFonts w:ascii="Times New Roman" w:eastAsia="Times New Roman" w:hAnsi="Times New Roman" w:cs="Times New Roman"/>
-          <w:sz w:val="23"/>
-          <w:szCs w:val="23"/>
+          <w:sz w:val="24"/>
+          <w:szCs w:val="24"/>
         </w:rPr>
       </w:pPr>
       <w:r>
         <w:rPr>
           <w:rFonts w:ascii="Times New Roman" w:eastAsia="Times New Roman" w:hAnsi="Times New Roman" w:cs="Times New Roman"/>
-          <w:sz w:val="23"/>
-          <w:szCs w:val="23"/>
+          <w:sz w:val="24"/>
+          <w:szCs w:val="24"/>
         </w:rPr>
         <w:t xml:space="preserve">Tôi là </w:t>
       </w:r>
@@ -167,16 +167,16 @@
         <w:rPr>
           <w:rFonts w:ascii="Times New Roman" w:eastAsia="Times New Roman" w:hAnsi="Times New Roman" w:cs="Times New Roman"/>
           <w:i/>
-          <w:sz w:val="23"/>
-          <w:szCs w:val="23"/>
+          <w:sz w:val="24"/>
+          <w:szCs w:val="24"/>
         </w:rPr>
         <w:t>(ghi họ tên bằng chữ in hoa)</w:t>
       </w:r>
       <w:r>
         <w:rPr>
           <w:rFonts w:ascii="Times New Roman" w:eastAsia="Times New Roman" w:hAnsi="Times New Roman" w:cs="Times New Roman"/>
-          <w:sz w:val="23"/>
-          <w:szCs w:val="23"/>
+          <w:sz w:val="24"/>
+          <w:szCs w:val="24"/>
         </w:rPr>
         <w:t xml:space="preserve">: </w:t>
       </w:r>
@@ -184,8 +184,8 @@
         <w:rPr>
           <w:rFonts w:ascii="Times New Roman" w:eastAsia="Times New Roman" w:hAnsi="Times New Roman" w:cs="Times New Roman"/>
           <w:b/>
-          <w:sz w:val="23"/>
-          <w:szCs w:val="23"/>
+          <w:sz w:val="24"/>
+          <w:szCs w:val="24"/>
         </w:rPr>
         <w:t>{{rep.personal_info.full_name}}</w:t>
       </w:r>
@@ -197,23 +197,23 @@
         <w:jc w:val="both"/>
         <w:rPr>
           <w:rFonts w:ascii="Times New Roman" w:eastAsia="Times New Roman" w:hAnsi="Times New Roman" w:cs="Times New Roman"/>
-          <w:sz w:val="23"/>
-          <w:szCs w:val="23"/>
+          <w:sz w:val="24"/>
+          <w:szCs w:val="24"/>
         </w:rPr>
       </w:pPr>
       <w:r>
         <w:rPr>
           <w:rFonts w:ascii="Times New Roman" w:eastAsia="Times New Roman" w:hAnsi="Times New Roman" w:cs="Times New Roman"/>
-          <w:sz w:val="23"/>
-          <w:szCs w:val="23"/>
+          <w:sz w:val="24"/>
+          <w:szCs w:val="24"/>
         </w:rPr>
         <w:t xml:space="preserve">Ngày, tháng, năm sinh: </w:t>
       </w:r>
       <w:r>
         <w:rPr>
           <w:rFonts w:ascii="Times New Roman" w:eastAsia="Times New Roman" w:hAnsi="Times New Roman" w:cs="Times New Roman"/>
-          <w:sz w:val="23"/>
-          <w:szCs w:val="23"/>
+          <w:sz w:val="24"/>
+          <w:szCs w:val="24"/>
         </w:rPr>
         <w:t>{{rep.personal_info.birth_date}}</w:t>
       </w:r>
@@ -225,23 +225,23 @@
         <w:jc w:val="both"/>
         <w:rPr>
           <w:rFonts w:ascii="Times New Roman" w:eastAsia="Times New Roman" w:hAnsi="Times New Roman" w:cs="Times New Roman"/>
-          <w:sz w:val="23"/>
-          <w:szCs w:val="23"/>
+          <w:sz w:val="24"/>
+          <w:szCs w:val="24"/>
         </w:rPr>
       </w:pPr>
       <w:r>
         <w:rPr>
           <w:rFonts w:ascii="Times New Roman" w:eastAsia="Times New Roman" w:hAnsi="Times New Roman" w:cs="Times New Roman"/>
-          <w:sz w:val="23"/>
-          <w:szCs w:val="23"/>
+          <w:sz w:val="24"/>
+          <w:szCs w:val="24"/>
         </w:rPr>
         <w:t xml:space="preserve">Giới tính: </w:t>
       </w:r>
       <w:r>
         <w:rPr>
           <w:rFonts w:ascii="Times New Roman" w:eastAsia="Times New Roman" w:hAnsi="Times New Roman" w:cs="Times New Roman"/>
-          <w:sz w:val="23"/>
-          <w:szCs w:val="23"/>
+          <w:sz w:val="24"/>
+          <w:szCs w:val="24"/>
         </w:rPr>
         <w:t>{{rep.personal_info.gender}}</w:t>
       </w:r>
@@ -253,23 +253,23 @@
         <w:jc w:val="both"/>
         <w:rPr>
           <w:rFonts w:ascii="Times New Roman" w:eastAsia="Times New Roman" w:hAnsi="Times New Roman" w:cs="Times New Roman"/>
-          <w:sz w:val="23"/>
-          <w:szCs w:val="23"/>
+          <w:sz w:val="24"/>
+          <w:szCs w:val="24"/>
         </w:rPr>
       </w:pPr>
       <w:r>
         <w:rPr>
           <w:rFonts w:ascii="Times New Roman" w:eastAsia="Times New Roman" w:hAnsi="Times New Roman" w:cs="Times New Roman"/>
-          <w:sz w:val="23"/>
-          <w:szCs w:val="23"/>
+          <w:sz w:val="24"/>
+          <w:szCs w:val="24"/>
         </w:rPr>
         <w:t xml:space="preserve">Số định danh cá nhân: </w:t>
       </w:r>
       <w:r>
         <w:rPr>
           <w:rFonts w:ascii="Times New Roman" w:eastAsia="Times New Roman" w:hAnsi="Times New Roman" w:cs="Times New Roman"/>
-          <w:sz w:val="23"/>
-          <w:szCs w:val="23"/>
+          <w:sz w:val="24"/>
+          <w:szCs w:val="24"/>
         </w:rPr>
         <w:t>{{rep.personal_info.id_number}}</w:t>
       </w:r>
@@ -281,23 +281,23 @@
         <w:jc w:val="both"/>
         <w:rPr>
           <w:rFonts w:ascii="Times New Roman" w:eastAsia="Times New Roman" w:hAnsi="Times New Roman" w:cs="Times New Roman"/>
-          <w:sz w:val="23"/>
-          <w:szCs w:val="23"/>
+          <w:sz w:val="24"/>
+          <w:szCs w:val="24"/>
         </w:rPr>
       </w:pPr>
       <w:r>
         <w:rPr>
           <w:rFonts w:ascii="Times New Roman" w:eastAsia="Times New Roman" w:hAnsi="Times New Roman" w:cs="Times New Roman"/>
-          <w:sz w:val="23"/>
-          <w:szCs w:val="23"/>
+          <w:sz w:val="24"/>
+          <w:szCs w:val="24"/>
         </w:rPr>
         <w:t xml:space="preserve">Địa chỉ liên lạc: </w:t>
       </w:r>
       <w:r>
         <w:rPr>
           <w:rFonts w:ascii="Times New Roman" w:eastAsia="Times New Roman" w:hAnsi="Times New Roman" w:cs="Times New Roman"/>
-          <w:sz w:val="23"/>
-          <w:szCs w:val="23"/>
+          <w:sz w:val="24"/>
+          <w:szCs w:val="24"/>
         </w:rPr>
         <w:t>{{rep.full_address}}</w:t>
       </w:r>
@@ -312,87 +312,79 @@
         <w:jc w:val="both"/>
         <w:rPr>
           <w:rFonts w:ascii="Times New Roman" w:eastAsia="Times New Roman" w:hAnsi="Times New Roman" w:cs="Times New Roman"/>
-          <w:sz w:val="23"/>
-          <w:szCs w:val="23"/>
+          <w:sz w:val="24"/>
+          <w:szCs w:val="24"/>
         </w:rPr>
       </w:pPr>
       <w:r>
         <w:rPr>
           <w:rFonts w:ascii="Times New Roman" w:eastAsia="Times New Roman" w:hAnsi="Times New Roman" w:cs="Times New Roman"/>
-          <w:sz w:val="23"/>
-          <w:szCs w:val="23"/>
+          <w:sz w:val="24"/>
+          <w:szCs w:val="24"/>
         </w:rPr>
         <w:t>Điện thoạ</w:t>
       </w:r>
       <w:r>
         <w:rPr>
           <w:rFonts w:ascii="Times New Roman" w:eastAsia="Times New Roman" w:hAnsi="Times New Roman" w:cs="Times New Roman"/>
-          <w:sz w:val="23"/>
-          <w:szCs w:val="23"/>
+          <w:sz w:val="24"/>
+          <w:szCs w:val="24"/>
         </w:rPr>
         <w:t>i:</w:t>
       </w:r>
       <w:r>
         <w:rPr>
           <w:rFonts w:ascii="Times New Roman" w:eastAsia="Times New Roman" w:hAnsi="Times New Roman" w:cs="Times New Roman"/>
-          <w:sz w:val="23"/>
-          <w:szCs w:val="23"/>
+          <w:sz w:val="24"/>
+          <w:szCs w:val="24"/>
         </w:rPr>
         <w:t xml:space="preserve"> </w:t>
       </w:r>
       <w:r>
         <w:rPr>
           <w:rFonts w:ascii="Times New Roman" w:eastAsia="Times New Roman" w:hAnsi="Times New Roman" w:cs="Times New Roman"/>
-          <w:sz w:val="23"/>
-          <w:szCs w:val="23"/>
-        </w:rPr>
-        <w:t>{{rep.contact_info.phone}</w:t>
-      </w:r>
-      <w:r>
-        <w:rPr>
-          <w:rFonts w:ascii="Times New Roman" w:eastAsia="Times New Roman" w:hAnsi="Times New Roman" w:cs="Times New Roman"/>
-          <w:sz w:val="23"/>
-          <w:szCs w:val="23"/>
-        </w:rPr>
-        <w:t>}</w:t>
-      </w:r>
-      <w:r>
-        <w:rPr>
-          <w:rFonts w:ascii="Times New Roman" w:eastAsia="Times New Roman" w:hAnsi="Times New Roman" w:cs="Times New Roman"/>
-          <w:sz w:val="23"/>
-          <w:szCs w:val="23"/>
+          <w:sz w:val="24"/>
+          <w:szCs w:val="24"/>
+        </w:rPr>
+        <w:t>{{rep.contact_info.phone}}</w:t>
+      </w:r>
+      <w:r>
+        <w:rPr>
+          <w:rFonts w:ascii="Times New Roman" w:eastAsia="Times New Roman" w:hAnsi="Times New Roman" w:cs="Times New Roman"/>
+          <w:sz w:val="24"/>
+          <w:szCs w:val="24"/>
         </w:rPr>
         <w:tab/>
       </w:r>
       <w:r>
         <w:rPr>
           <w:rFonts w:ascii="Times New Roman" w:eastAsia="Times New Roman" w:hAnsi="Times New Roman" w:cs="Times New Roman"/>
-          <w:sz w:val="23"/>
-          <w:szCs w:val="23"/>
+          <w:sz w:val="24"/>
+          <w:szCs w:val="24"/>
         </w:rPr>
         <w:t>Thư điện tử</w:t>
       </w:r>
       <w:r>
         <w:rPr>
           <w:rFonts w:ascii="Times New Roman" w:eastAsia="Times New Roman" w:hAnsi="Times New Roman" w:cs="Times New Roman"/>
-          <w:sz w:val="23"/>
-          <w:szCs w:val="23"/>
+          <w:sz w:val="24"/>
+          <w:szCs w:val="24"/>
         </w:rPr>
         <w:t>:</w:t>
       </w:r>
       <w:r>
         <w:rPr>
           <w:rFonts w:ascii="Times New Roman" w:eastAsia="Times New Roman" w:hAnsi="Times New Roman" w:cs="Times New Roman"/>
-          <w:sz w:val="23"/>
-          <w:szCs w:val="23"/>
+          <w:sz w:val="24"/>
+          <w:szCs w:val="24"/>
         </w:rPr>
         <w:t xml:space="preserve"> </w:t>
       </w:r>
       <w:r>
         <w:rPr>
           <w:rFonts w:ascii="Times New Roman" w:eastAsia="Times New Roman" w:hAnsi="Times New Roman" w:cs="Times New Roman"/>
-          <w:sz w:val="23"/>
-          <w:szCs w:val="23"/>
+          <w:sz w:val="24"/>
+          <w:szCs w:val="24"/>
         </w:rPr>
         <w:t>{{rep.contact_info.email}}</w:t>
       </w:r>
@@ -405,16 +397,16 @@
         <w:rPr>
           <w:rFonts w:ascii="Times New Roman" w:eastAsia="Times New Roman" w:hAnsi="Times New Roman" w:cs="Times New Roman"/>
           <w:i/>
-          <w:sz w:val="23"/>
-          <w:szCs w:val="23"/>
+          <w:sz w:val="24"/>
+          <w:szCs w:val="24"/>
         </w:rPr>
       </w:pPr>
       <w:r>
         <w:rPr>
           <w:rFonts w:ascii="Times New Roman" w:eastAsia="Times New Roman" w:hAnsi="Times New Roman" w:cs="Times New Roman"/>
           <w:i/>
-          <w:sz w:val="23"/>
-          <w:szCs w:val="23"/>
+          <w:sz w:val="24"/>
+          <w:szCs w:val="24"/>
         </w:rPr>
         <w:t>Trường hợp không có số định danh cá nhân hoặc việc kết nối giữa Cơ sở dữ liệu quốc gia về đăng ký doanh nghiệp với Cơ sở dữ liệu quốc gia về dân cư bị gián đoạn thì đề nghị kê khai các thông tin cá nhân dưới đây:</w:t>
       </w:r>
@@ -447,21 +439,21 @@
               <w:ind w:firstLine="0"/>
               <w:jc w:val="both"/>
               <w:rPr>
-                <w:sz w:val="23"/>
-                <w:szCs w:val="23"/>
-              </w:rPr>
-            </w:pPr>
-            <w:r>
-              <w:rPr>
-                <w:sz w:val="23"/>
-                <w:szCs w:val="23"/>
+                <w:sz w:val="24"/>
+                <w:szCs w:val="24"/>
+              </w:rPr>
+            </w:pPr>
+            <w:r>
+              <w:rPr>
+                <w:sz w:val="24"/>
+                <w:szCs w:val="24"/>
               </w:rPr>
               <w:t xml:space="preserve">Dân tộc: …………….    Quốc tịch: …………... </w:t>
             </w:r>
             <w:r>
               <w:rPr>
-                <w:sz w:val="23"/>
-                <w:szCs w:val="23"/>
+                <w:sz w:val="24"/>
+                <w:szCs w:val="24"/>
               </w:rPr>
               <w:tab/>
             </w:r>
@@ -472,44 +464,44 @@
               <w:ind w:firstLine="0"/>
               <w:jc w:val="both"/>
               <w:rPr>
-                <w:sz w:val="23"/>
-                <w:szCs w:val="23"/>
-              </w:rPr>
-            </w:pPr>
-            <w:r>
-              <w:rPr>
-                <w:sz w:val="23"/>
-                <w:szCs w:val="23"/>
+                <w:sz w:val="24"/>
+                <w:szCs w:val="24"/>
+              </w:rPr>
+            </w:pPr>
+            <w:r>
+              <w:rPr>
+                <w:sz w:val="24"/>
+                <w:szCs w:val="24"/>
               </w:rPr>
               <w:t>Số Hộ chiếu (</w:t>
             </w:r>
             <w:r>
               <w:rPr>
                 <w:i/>
-                <w:sz w:val="23"/>
-                <w:szCs w:val="23"/>
+                <w:sz w:val="24"/>
+                <w:szCs w:val="24"/>
               </w:rPr>
               <w:t>đối với cá nhân Việt Nam không có số định danh cá nhân</w:t>
             </w:r>
             <w:r>
               <w:rPr>
-                <w:sz w:val="23"/>
-                <w:szCs w:val="23"/>
+                <w:sz w:val="24"/>
+                <w:szCs w:val="24"/>
               </w:rPr>
               <w:t>)/Số Hộ chiếu nước ngoài hoặc giấy tờ có giá trị thay thế hộ chiếu nước ngoài (</w:t>
             </w:r>
             <w:r>
               <w:rPr>
                 <w:i/>
-                <w:sz w:val="23"/>
-                <w:szCs w:val="23"/>
+                <w:sz w:val="24"/>
+                <w:szCs w:val="24"/>
               </w:rPr>
               <w:t>đối với cá nhân là người nước ngoài</w:t>
             </w:r>
             <w:r>
               <w:rPr>
-                <w:sz w:val="23"/>
-                <w:szCs w:val="23"/>
+                <w:sz w:val="24"/>
+                <w:szCs w:val="24"/>
               </w:rPr>
               <w:t>): …………………..</w:t>
             </w:r>
@@ -520,21 +512,21 @@
               <w:ind w:firstLine="0"/>
               <w:jc w:val="both"/>
               <w:rPr>
-                <w:sz w:val="23"/>
-                <w:szCs w:val="23"/>
-              </w:rPr>
-            </w:pPr>
-            <w:r>
-              <w:rPr>
-                <w:sz w:val="23"/>
-                <w:szCs w:val="23"/>
+                <w:sz w:val="24"/>
+                <w:szCs w:val="24"/>
+              </w:rPr>
+            </w:pPr>
+            <w:r>
+              <w:rPr>
+                <w:sz w:val="24"/>
+                <w:szCs w:val="24"/>
               </w:rPr>
               <w:t xml:space="preserve">Ngày cấp: …./…./…. Nơi cấp: …………………………………………...…. </w:t>
             </w:r>
             <w:r>
               <w:rPr>
-                <w:sz w:val="23"/>
-                <w:szCs w:val="23"/>
+                <w:sz w:val="24"/>
+                <w:szCs w:val="24"/>
               </w:rPr>
               <w:tab/>
             </w:r>
@@ -545,14 +537,14 @@
               <w:ind w:firstLine="0"/>
               <w:jc w:val="both"/>
               <w:rPr>
-                <w:sz w:val="23"/>
-                <w:szCs w:val="23"/>
-              </w:rPr>
-            </w:pPr>
-            <w:r>
-              <w:rPr>
-                <w:sz w:val="23"/>
-                <w:szCs w:val="23"/>
+                <w:sz w:val="24"/>
+                <w:szCs w:val="24"/>
+              </w:rPr>
+            </w:pPr>
+            <w:r>
+              <w:rPr>
+                <w:sz w:val="24"/>
+                <w:szCs w:val="24"/>
               </w:rPr>
               <w:t>Nơi thường trú:</w:t>
             </w:r>
@@ -563,14 +555,14 @@
               <w:ind w:firstLine="0"/>
               <w:jc w:val="both"/>
               <w:rPr>
-                <w:sz w:val="23"/>
-                <w:szCs w:val="23"/>
-              </w:rPr>
-            </w:pPr>
-            <w:r>
-              <w:rPr>
-                <w:sz w:val="23"/>
-                <w:szCs w:val="23"/>
+                <w:sz w:val="24"/>
+                <w:szCs w:val="24"/>
+              </w:rPr>
+            </w:pPr>
+            <w:r>
+              <w:rPr>
+                <w:sz w:val="24"/>
+                <w:szCs w:val="24"/>
               </w:rPr>
               <w:t>Số nhà/phòng, ngách/hẻm, ngõ/kiệt, đường/phố/đại lộ, tổ/xóm/ấp/thôn: ………</w:t>
             </w:r>
@@ -581,14 +573,14 @@
               <w:ind w:firstLine="0"/>
               <w:jc w:val="both"/>
               <w:rPr>
-                <w:sz w:val="23"/>
-                <w:szCs w:val="23"/>
-              </w:rPr>
-            </w:pPr>
-            <w:r>
-              <w:rPr>
-                <w:sz w:val="23"/>
-                <w:szCs w:val="23"/>
+                <w:sz w:val="24"/>
+                <w:szCs w:val="24"/>
+              </w:rPr>
+            </w:pPr>
+            <w:r>
+              <w:rPr>
+                <w:sz w:val="24"/>
+                <w:szCs w:val="24"/>
               </w:rPr>
               <w:t>Xã/Phường/Đặc khu: ……………………………………………………….</w:t>
             </w:r>
@@ -599,14 +591,14 @@
               <w:ind w:firstLine="0"/>
               <w:jc w:val="both"/>
               <w:rPr>
-                <w:sz w:val="23"/>
-                <w:szCs w:val="23"/>
-              </w:rPr>
-            </w:pPr>
-            <w:r>
-              <w:rPr>
-                <w:sz w:val="23"/>
-                <w:szCs w:val="23"/>
+                <w:sz w:val="24"/>
+                <w:szCs w:val="24"/>
+              </w:rPr>
+            </w:pPr>
+            <w:r>
+              <w:rPr>
+                <w:sz w:val="24"/>
+                <w:szCs w:val="24"/>
               </w:rPr>
               <w:t>Tỉnh/Thành phố trực thuộc trung ương: ………………………………</w:t>
             </w:r>
@@ -617,14 +609,14 @@
               <w:ind w:firstLine="0"/>
               <w:jc w:val="both"/>
               <w:rPr>
-                <w:sz w:val="23"/>
-                <w:szCs w:val="23"/>
-              </w:rPr>
-            </w:pPr>
-            <w:r>
-              <w:rPr>
-                <w:sz w:val="23"/>
-                <w:szCs w:val="23"/>
+                <w:sz w:val="24"/>
+                <w:szCs w:val="24"/>
+              </w:rPr>
+            </w:pPr>
+            <w:r>
+              <w:rPr>
+                <w:sz w:val="24"/>
+                <w:szCs w:val="24"/>
               </w:rPr>
               <w:t>Quốc gia: ………………………</w:t>
             </w:r>
@@ -639,8 +631,8 @@
         <w:jc w:val="both"/>
         <w:rPr>
           <w:rFonts w:ascii="Times New Roman" w:eastAsia="Times New Roman" w:hAnsi="Times New Roman" w:cs="Times New Roman"/>
-          <w:sz w:val="23"/>
-          <w:szCs w:val="23"/>
+          <w:sz w:val="24"/>
+          <w:szCs w:val="24"/>
         </w:rPr>
       </w:pPr>
     </w:p>
@@ -651,16 +643,16 @@
         <w:jc w:val="center"/>
         <w:rPr>
           <w:rFonts w:ascii="Times New Roman" w:eastAsia="Times New Roman" w:hAnsi="Times New Roman" w:cs="Times New Roman"/>
-          <w:sz w:val="23"/>
-          <w:szCs w:val="23"/>
+          <w:sz w:val="24"/>
+          <w:szCs w:val="24"/>
         </w:rPr>
       </w:pPr>
       <w:r>
         <w:rPr>
           <w:rFonts w:ascii="Times New Roman" w:eastAsia="Times New Roman" w:hAnsi="Times New Roman" w:cs="Times New Roman"/>
           <w:b/>
-          <w:sz w:val="23"/>
-          <w:szCs w:val="23"/>
+          <w:sz w:val="24"/>
+          <w:szCs w:val="24"/>
         </w:rPr>
         <w:t>Đăng ký công ty cổ phần do tôi là người đại diện theo pháp luật với các nội dung sau:</w:t>
       </w:r>
@@ -671,24 +663,24 @@
         <w:ind w:firstLine="432"/>
         <w:rPr>
           <w:rFonts w:ascii="Times New Roman" w:eastAsia="Times New Roman" w:hAnsi="Times New Roman" w:cs="Times New Roman"/>
-          <w:sz w:val="23"/>
-          <w:szCs w:val="23"/>
+          <w:sz w:val="24"/>
+          <w:szCs w:val="24"/>
         </w:rPr>
       </w:pPr>
       <w:r>
         <w:rPr>
           <w:rFonts w:ascii="Times New Roman" w:eastAsia="Times New Roman" w:hAnsi="Times New Roman" w:cs="Times New Roman"/>
           <w:b/>
-          <w:sz w:val="23"/>
-          <w:szCs w:val="23"/>
+          <w:sz w:val="24"/>
+          <w:szCs w:val="24"/>
         </w:rPr>
         <w:t>1. Tình trạng thành lập</w:t>
       </w:r>
       <w:r>
         <w:rPr>
           <w:rFonts w:ascii="Times New Roman" w:eastAsia="Times New Roman" w:hAnsi="Times New Roman" w:cs="Times New Roman"/>
-          <w:sz w:val="23"/>
-          <w:szCs w:val="23"/>
+          <w:sz w:val="24"/>
+          <w:szCs w:val="24"/>
         </w:rPr>
         <w:t xml:space="preserve"> </w:t>
       </w:r>
@@ -696,16 +688,16 @@
         <w:rPr>
           <w:rFonts w:ascii="Times New Roman" w:eastAsia="Times New Roman" w:hAnsi="Times New Roman" w:cs="Times New Roman"/>
           <w:i/>
-          <w:sz w:val="23"/>
-          <w:szCs w:val="23"/>
+          <w:sz w:val="24"/>
+          <w:szCs w:val="24"/>
         </w:rPr>
         <w:t>(đánh dấu X vào ô thích hợp)</w:t>
       </w:r>
       <w:r>
         <w:rPr>
           <w:rFonts w:ascii="Times New Roman" w:eastAsia="Times New Roman" w:hAnsi="Times New Roman" w:cs="Times New Roman"/>
-          <w:sz w:val="23"/>
-          <w:szCs w:val="23"/>
+          <w:sz w:val="24"/>
+          <w:szCs w:val="24"/>
         </w:rPr>
         <w:t>:</w:t>
       </w:r>
@@ -733,15 +725,15 @@
               <w:ind w:firstLine="432"/>
               <w:rPr>
                 <w:rFonts w:ascii="Times New Roman" w:eastAsia="Times New Roman" w:hAnsi="Times New Roman" w:cs="Times New Roman"/>
-                <w:sz w:val="23"/>
-                <w:szCs w:val="23"/>
-              </w:rPr>
-            </w:pPr>
-            <w:r>
-              <w:rPr>
-                <w:rFonts w:ascii="Times New Roman" w:eastAsia="Times New Roman" w:hAnsi="Times New Roman" w:cs="Times New Roman"/>
-                <w:sz w:val="23"/>
-                <w:szCs w:val="23"/>
+                <w:sz w:val="24"/>
+                <w:szCs w:val="24"/>
+              </w:rPr>
+            </w:pPr>
+            <w:r>
+              <w:rPr>
+                <w:rFonts w:ascii="Times New Roman" w:eastAsia="Times New Roman" w:hAnsi="Times New Roman" w:cs="Times New Roman"/>
+                <w:sz w:val="24"/>
+                <w:szCs w:val="24"/>
               </w:rPr>
               <w:t>Thành lập mới</w:t>
             </w:r>
@@ -757,15 +749,15 @@
               <w:ind w:firstLine="0"/>
               <w:rPr>
                 <w:rFonts w:ascii="Times New Roman" w:eastAsia="Times New Roman" w:hAnsi="Times New Roman" w:cs="Times New Roman"/>
-                <w:sz w:val="23"/>
-                <w:szCs w:val="23"/>
+                <w:sz w:val="24"/>
+                <w:szCs w:val="24"/>
               </w:rPr>
             </w:pPr>
             <w:r>
               <w:rPr>
                 <w:rFonts w:ascii="Segoe UI Symbol" w:eastAsia="Times New Roman" w:hAnsi="Segoe UI Symbol" w:cs="Segoe UI Symbol"/>
-                <w:sz w:val="23"/>
-                <w:szCs w:val="23"/>
+                <w:sz w:val="24"/>
+                <w:szCs w:val="24"/>
               </w:rPr>
               <w:t>☒</w:t>
             </w:r>
@@ -783,15 +775,15 @@
               <w:ind w:firstLine="432"/>
               <w:rPr>
                 <w:rFonts w:ascii="Times New Roman" w:eastAsia="Times New Roman" w:hAnsi="Times New Roman" w:cs="Times New Roman"/>
-                <w:sz w:val="23"/>
-                <w:szCs w:val="23"/>
-              </w:rPr>
-            </w:pPr>
-            <w:r>
-              <w:rPr>
-                <w:rFonts w:ascii="Times New Roman" w:eastAsia="Times New Roman" w:hAnsi="Times New Roman" w:cs="Times New Roman"/>
-                <w:sz w:val="23"/>
-                <w:szCs w:val="23"/>
+                <w:sz w:val="24"/>
+                <w:szCs w:val="24"/>
+              </w:rPr>
+            </w:pPr>
+            <w:r>
+              <w:rPr>
+                <w:rFonts w:ascii="Times New Roman" w:eastAsia="Times New Roman" w:hAnsi="Times New Roman" w:cs="Times New Roman"/>
+                <w:sz w:val="24"/>
+                <w:szCs w:val="24"/>
               </w:rPr>
               <w:t>Thành lập trên cơ sở tách doanh nghiệp</w:t>
             </w:r>
@@ -807,15 +799,15 @@
               <w:ind w:firstLine="0"/>
               <w:rPr>
                 <w:rFonts w:ascii="Times New Roman" w:eastAsia="Times New Roman" w:hAnsi="Times New Roman" w:cs="Times New Roman"/>
-                <w:sz w:val="23"/>
-                <w:szCs w:val="23"/>
+                <w:sz w:val="24"/>
+                <w:szCs w:val="24"/>
               </w:rPr>
             </w:pPr>
             <w:r>
               <w:rPr>
                 <w:rFonts w:ascii="Segoe UI Symbol" w:eastAsia="Times New Roman" w:hAnsi="Segoe UI Symbol" w:cs="Segoe UI Symbol"/>
-                <w:sz w:val="23"/>
-                <w:szCs w:val="23"/>
+                <w:sz w:val="24"/>
+                <w:szCs w:val="24"/>
               </w:rPr>
               <w:t>☐</w:t>
             </w:r>
@@ -833,15 +825,15 @@
               <w:ind w:firstLine="432"/>
               <w:rPr>
                 <w:rFonts w:ascii="Times New Roman" w:eastAsia="Times New Roman" w:hAnsi="Times New Roman" w:cs="Times New Roman"/>
-                <w:sz w:val="23"/>
-                <w:szCs w:val="23"/>
-              </w:rPr>
-            </w:pPr>
-            <w:r>
-              <w:rPr>
-                <w:rFonts w:ascii="Times New Roman" w:eastAsia="Times New Roman" w:hAnsi="Times New Roman" w:cs="Times New Roman"/>
-                <w:sz w:val="23"/>
-                <w:szCs w:val="23"/>
+                <w:sz w:val="24"/>
+                <w:szCs w:val="24"/>
+              </w:rPr>
+            </w:pPr>
+            <w:r>
+              <w:rPr>
+                <w:rFonts w:ascii="Times New Roman" w:eastAsia="Times New Roman" w:hAnsi="Times New Roman" w:cs="Times New Roman"/>
+                <w:sz w:val="24"/>
+                <w:szCs w:val="24"/>
               </w:rPr>
               <w:t>Thành lập trên cơ sở chia doanh nghiệp</w:t>
             </w:r>
@@ -857,15 +849,15 @@
               <w:ind w:firstLine="0"/>
               <w:rPr>
                 <w:rFonts w:ascii="Times New Roman" w:eastAsia="Times New Roman" w:hAnsi="Times New Roman" w:cs="Times New Roman"/>
-                <w:sz w:val="23"/>
-                <w:szCs w:val="23"/>
+                <w:sz w:val="24"/>
+                <w:szCs w:val="24"/>
               </w:rPr>
             </w:pPr>
             <w:r>
               <w:rPr>
                 <w:rFonts w:ascii="Segoe UI Symbol" w:eastAsia="Times New Roman" w:hAnsi="Segoe UI Symbol" w:cs="Segoe UI Symbol"/>
-                <w:sz w:val="23"/>
-                <w:szCs w:val="23"/>
+                <w:sz w:val="24"/>
+                <w:szCs w:val="24"/>
               </w:rPr>
               <w:t>☐</w:t>
             </w:r>
@@ -883,15 +875,15 @@
               <w:ind w:firstLine="432"/>
               <w:rPr>
                 <w:rFonts w:ascii="Times New Roman" w:eastAsia="Times New Roman" w:hAnsi="Times New Roman" w:cs="Times New Roman"/>
-                <w:sz w:val="23"/>
-                <w:szCs w:val="23"/>
-              </w:rPr>
-            </w:pPr>
-            <w:r>
-              <w:rPr>
-                <w:rFonts w:ascii="Times New Roman" w:eastAsia="Times New Roman" w:hAnsi="Times New Roman" w:cs="Times New Roman"/>
-                <w:sz w:val="23"/>
-                <w:szCs w:val="23"/>
+                <w:sz w:val="24"/>
+                <w:szCs w:val="24"/>
+              </w:rPr>
+            </w:pPr>
+            <w:r>
+              <w:rPr>
+                <w:rFonts w:ascii="Times New Roman" w:eastAsia="Times New Roman" w:hAnsi="Times New Roman" w:cs="Times New Roman"/>
+                <w:sz w:val="24"/>
+                <w:szCs w:val="24"/>
               </w:rPr>
               <w:t>Thành lập trên cơ sở hợp nhất doanh nghiệp</w:t>
             </w:r>
@@ -907,15 +899,15 @@
               <w:ind w:firstLine="0"/>
               <w:rPr>
                 <w:rFonts w:ascii="Times New Roman" w:eastAsia="Times New Roman" w:hAnsi="Times New Roman" w:cs="Times New Roman"/>
-                <w:sz w:val="23"/>
-                <w:szCs w:val="23"/>
+                <w:sz w:val="24"/>
+                <w:szCs w:val="24"/>
               </w:rPr>
             </w:pPr>
             <w:r>
               <w:rPr>
                 <w:rFonts w:ascii="Segoe UI Symbol" w:eastAsia="Times New Roman" w:hAnsi="Segoe UI Symbol" w:cs="Segoe UI Symbol"/>
-                <w:sz w:val="23"/>
-                <w:szCs w:val="23"/>
+                <w:sz w:val="24"/>
+                <w:szCs w:val="24"/>
               </w:rPr>
               <w:t>☐</w:t>
             </w:r>
@@ -933,15 +925,15 @@
               <w:ind w:firstLine="432"/>
               <w:rPr>
                 <w:rFonts w:ascii="Times New Roman" w:eastAsia="Times New Roman" w:hAnsi="Times New Roman" w:cs="Times New Roman"/>
-                <w:sz w:val="23"/>
-                <w:szCs w:val="23"/>
-              </w:rPr>
-            </w:pPr>
-            <w:r>
-              <w:rPr>
-                <w:rFonts w:ascii="Times New Roman" w:eastAsia="Times New Roman" w:hAnsi="Times New Roman" w:cs="Times New Roman"/>
-                <w:sz w:val="23"/>
-                <w:szCs w:val="23"/>
+                <w:sz w:val="24"/>
+                <w:szCs w:val="24"/>
+              </w:rPr>
+            </w:pPr>
+            <w:r>
+              <w:rPr>
+                <w:rFonts w:ascii="Times New Roman" w:eastAsia="Times New Roman" w:hAnsi="Times New Roman" w:cs="Times New Roman"/>
+                <w:sz w:val="24"/>
+                <w:szCs w:val="24"/>
               </w:rPr>
               <w:t>Thành lập trên cơ sở chuyển đổi loại hình doanh nghiệp</w:t>
             </w:r>
@@ -957,15 +949,15 @@
               <w:ind w:firstLine="0"/>
               <w:rPr>
                 <w:rFonts w:ascii="Times New Roman" w:eastAsia="Times New Roman" w:hAnsi="Times New Roman" w:cs="Times New Roman"/>
-                <w:sz w:val="23"/>
-                <w:szCs w:val="23"/>
+                <w:sz w:val="24"/>
+                <w:szCs w:val="24"/>
               </w:rPr>
             </w:pPr>
             <w:r>
               <w:rPr>
                 <w:rFonts w:ascii="Segoe UI Symbol" w:eastAsia="Times New Roman" w:hAnsi="Segoe UI Symbol" w:cs="Segoe UI Symbol"/>
-                <w:sz w:val="23"/>
-                <w:szCs w:val="23"/>
+                <w:sz w:val="24"/>
+                <w:szCs w:val="24"/>
               </w:rPr>
               <w:t>☐</w:t>
             </w:r>
@@ -983,16 +975,17 @@
               <w:ind w:firstLine="432"/>
               <w:rPr>
                 <w:rFonts w:ascii="Times New Roman" w:eastAsia="Times New Roman" w:hAnsi="Times New Roman" w:cs="Times New Roman"/>
-                <w:sz w:val="23"/>
-                <w:szCs w:val="23"/>
-              </w:rPr>
-            </w:pPr>
-            <w:r>
-              <w:rPr>
-                <w:rFonts w:ascii="Times New Roman" w:eastAsia="Times New Roman" w:hAnsi="Times New Roman" w:cs="Times New Roman"/>
-                <w:sz w:val="23"/>
-                <w:szCs w:val="23"/>
-              </w:rPr>
+                <w:sz w:val="24"/>
+                <w:szCs w:val="24"/>
+              </w:rPr>
+            </w:pPr>
+            <w:r>
+              <w:rPr>
+                <w:rFonts w:ascii="Times New Roman" w:eastAsia="Times New Roman" w:hAnsi="Times New Roman" w:cs="Times New Roman"/>
+                <w:sz w:val="24"/>
+                <w:szCs w:val="24"/>
+              </w:rPr>
+              <w:lastRenderedPageBreak/>
               <w:t>Thành lập trên cơ sở chuyển đổi từ hộ kinh doanh</w:t>
             </w:r>
           </w:p>
@@ -1007,15 +1000,15 @@
               <w:ind w:firstLine="0"/>
               <w:rPr>
                 <w:rFonts w:ascii="Times New Roman" w:eastAsia="Times New Roman" w:hAnsi="Times New Roman" w:cs="Times New Roman"/>
-                <w:sz w:val="23"/>
-                <w:szCs w:val="23"/>
+                <w:sz w:val="24"/>
+                <w:szCs w:val="24"/>
               </w:rPr>
             </w:pPr>
             <w:r>
               <w:rPr>
                 <w:rFonts w:ascii="Segoe UI Symbol" w:eastAsia="Times New Roman" w:hAnsi="Segoe UI Symbol" w:cs="Segoe UI Symbol"/>
-                <w:sz w:val="23"/>
-                <w:szCs w:val="23"/>
+                <w:sz w:val="24"/>
+                <w:szCs w:val="24"/>
               </w:rPr>
               <w:t>☐</w:t>
             </w:r>
@@ -1033,16 +1026,16 @@
               <w:ind w:firstLine="432"/>
               <w:rPr>
                 <w:rFonts w:ascii="Times New Roman" w:eastAsia="Times New Roman" w:hAnsi="Times New Roman" w:cs="Times New Roman"/>
-                <w:sz w:val="23"/>
-                <w:szCs w:val="23"/>
+                <w:sz w:val="24"/>
+                <w:szCs w:val="24"/>
                 <w:vertAlign w:val="superscript"/>
               </w:rPr>
             </w:pPr>
             <w:r>
               <w:rPr>
                 <w:rFonts w:ascii="Times New Roman" w:eastAsia="Times New Roman" w:hAnsi="Times New Roman" w:cs="Times New Roman"/>
-                <w:sz w:val="23"/>
-                <w:szCs w:val="23"/>
+                <w:sz w:val="24"/>
+                <w:szCs w:val="24"/>
               </w:rPr>
               <w:t>Thành lập trên cơ sở chuyển đổi từ cơ sở bảo trợ xã hội/quỹ xã hội/quỹ từ thiện</w:t>
             </w:r>
@@ -1058,15 +1051,15 @@
               <w:ind w:firstLine="0"/>
               <w:rPr>
                 <w:rFonts w:ascii="Times New Roman" w:eastAsia="Times New Roman" w:hAnsi="Times New Roman" w:cs="Times New Roman"/>
-                <w:sz w:val="23"/>
-                <w:szCs w:val="23"/>
+                <w:sz w:val="24"/>
+                <w:szCs w:val="24"/>
               </w:rPr>
             </w:pPr>
             <w:r>
               <w:rPr>
                 <w:rFonts w:ascii="Segoe UI Symbol" w:eastAsia="Times New Roman" w:hAnsi="Segoe UI Symbol" w:cs="Segoe UI Symbol"/>
-                <w:sz w:val="23"/>
-                <w:szCs w:val="23"/>
+                <w:sz w:val="24"/>
+                <w:szCs w:val="24"/>
               </w:rPr>
               <w:t>☐</w:t>
             </w:r>
@@ -1080,16 +1073,16 @@
         <w:ind w:firstLine="432"/>
         <w:rPr>
           <w:rFonts w:ascii="Times New Roman" w:eastAsia="Times New Roman" w:hAnsi="Times New Roman" w:cs="Times New Roman"/>
-          <w:sz w:val="23"/>
-          <w:szCs w:val="23"/>
+          <w:sz w:val="24"/>
+          <w:szCs w:val="24"/>
         </w:rPr>
       </w:pPr>
       <w:r>
         <w:rPr>
           <w:rFonts w:ascii="Times New Roman" w:eastAsia="Times New Roman" w:hAnsi="Times New Roman" w:cs="Times New Roman"/>
           <w:b/>
-          <w:sz w:val="23"/>
-          <w:szCs w:val="23"/>
+          <w:sz w:val="24"/>
+          <w:szCs w:val="24"/>
         </w:rPr>
         <w:t>2. Tên công ty:</w:t>
       </w:r>
@@ -1102,8 +1095,8 @@
         <w:rPr>
           <w:rFonts w:ascii="Times New Roman" w:eastAsia="Times New Roman" w:hAnsi="Times New Roman" w:cs="Times New Roman"/>
           <w:b/>
-          <w:sz w:val="23"/>
-          <w:szCs w:val="23"/>
+          <w:sz w:val="24"/>
+          <w:szCs w:val="24"/>
         </w:rPr>
       </w:pPr>
       <w:bookmarkStart w:id="0" w:name="_heading=h.3frflatyfi4m" w:colFirst="0" w:colLast="0"/>
@@ -1111,26 +1104,25 @@
       <w:r>
         <w:rPr>
           <w:rFonts w:ascii="Times New Roman" w:eastAsia="Times New Roman" w:hAnsi="Times New Roman" w:cs="Times New Roman"/>
-          <w:sz w:val="23"/>
-          <w:szCs w:val="23"/>
-        </w:rPr>
-        <w:lastRenderedPageBreak/>
+          <w:sz w:val="24"/>
+          <w:szCs w:val="24"/>
+        </w:rPr>
         <w:t xml:space="preserve">Tên công ty viết bằng tiếng Việt </w:t>
       </w:r>
       <w:r>
         <w:rPr>
           <w:rFonts w:ascii="Times New Roman" w:eastAsia="Times New Roman" w:hAnsi="Times New Roman" w:cs="Times New Roman"/>
           <w:i/>
-          <w:sz w:val="23"/>
-          <w:szCs w:val="23"/>
+          <w:sz w:val="24"/>
+          <w:szCs w:val="24"/>
         </w:rPr>
         <w:t>(ghi bằng chữ in hoa)</w:t>
       </w:r>
       <w:r>
         <w:rPr>
           <w:rFonts w:ascii="Times New Roman" w:eastAsia="Times New Roman" w:hAnsi="Times New Roman" w:cs="Times New Roman"/>
-          <w:sz w:val="23"/>
-          <w:szCs w:val="23"/>
+          <w:sz w:val="24"/>
+          <w:szCs w:val="24"/>
         </w:rPr>
         <w:t xml:space="preserve">: </w:t>
       </w:r>
@@ -1138,8 +1130,8 @@
         <w:rPr>
           <w:rFonts w:ascii="Times New Roman" w:eastAsia="Times New Roman" w:hAnsi="Times New Roman" w:cs="Times New Roman"/>
           <w:b/>
-          <w:sz w:val="23"/>
-          <w:szCs w:val="23"/>
+          <w:sz w:val="24"/>
+          <w:szCs w:val="24"/>
         </w:rPr>
         <w:t xml:space="preserve">CÔNG TY CỔ PHẦN </w:t>
       </w:r>
@@ -1149,8 +1141,8 @@
         <w:rPr>
           <w:rFonts w:ascii="Times New Roman" w:eastAsia="Times New Roman" w:hAnsi="Times New Roman" w:cs="Times New Roman"/>
           <w:b/>
-          <w:sz w:val="23"/>
-          <w:szCs w:val="23"/>
+          <w:sz w:val="24"/>
+          <w:szCs w:val="24"/>
         </w:rPr>
         <w:t>{{company_info.name.full}}</w:t>
       </w:r>
@@ -1162,15 +1154,15 @@
         <w:jc w:val="both"/>
         <w:rPr>
           <w:rFonts w:ascii="Times New Roman" w:eastAsia="Times New Roman" w:hAnsi="Times New Roman" w:cs="Times New Roman"/>
-          <w:sz w:val="23"/>
-          <w:szCs w:val="23"/>
+          <w:sz w:val="24"/>
+          <w:szCs w:val="24"/>
         </w:rPr>
       </w:pPr>
       <w:r>
         <w:rPr>
           <w:rFonts w:ascii="Times New Roman" w:eastAsia="Times New Roman" w:hAnsi="Times New Roman" w:cs="Times New Roman"/>
-          <w:sz w:val="23"/>
-          <w:szCs w:val="23"/>
+          <w:sz w:val="24"/>
+          <w:szCs w:val="24"/>
         </w:rPr>
         <w:t xml:space="preserve">Tên công ty viết bằng tiếng nước ngoài </w:t>
       </w:r>
@@ -1178,16 +1170,16 @@
         <w:rPr>
           <w:rFonts w:ascii="Times New Roman" w:eastAsia="Times New Roman" w:hAnsi="Times New Roman" w:cs="Times New Roman"/>
           <w:i/>
-          <w:sz w:val="23"/>
-          <w:szCs w:val="23"/>
+          <w:sz w:val="24"/>
+          <w:szCs w:val="24"/>
         </w:rPr>
         <w:t>(nếu có)</w:t>
       </w:r>
       <w:r>
         <w:rPr>
           <w:rFonts w:ascii="Times New Roman" w:eastAsia="Times New Roman" w:hAnsi="Times New Roman" w:cs="Times New Roman"/>
-          <w:sz w:val="23"/>
-          <w:szCs w:val="23"/>
+          <w:sz w:val="24"/>
+          <w:szCs w:val="24"/>
         </w:rPr>
         <w:t xml:space="preserve">: </w:t>
       </w:r>
@@ -1195,8 +1187,8 @@
         <w:rPr>
           <w:rFonts w:ascii="Times New Roman" w:eastAsia="Times New Roman" w:hAnsi="Times New Roman" w:cs="Times New Roman"/>
           <w:b/>
-          <w:sz w:val="23"/>
-          <w:szCs w:val="23"/>
+          <w:sz w:val="24"/>
+          <w:szCs w:val="24"/>
         </w:rPr>
         <w:t>{{company_info.name.foreign}}</w:t>
       </w:r>
@@ -1208,8 +1200,8 @@
         <w:jc w:val="both"/>
         <w:rPr>
           <w:rFonts w:ascii="Times New Roman" w:eastAsia="Times New Roman" w:hAnsi="Times New Roman" w:cs="Times New Roman"/>
-          <w:sz w:val="23"/>
-          <w:szCs w:val="23"/>
+          <w:sz w:val="24"/>
+          <w:szCs w:val="24"/>
         </w:rPr>
       </w:pPr>
       <w:bookmarkStart w:id="2" w:name="_heading=h.8dg4o2zaxx0h" w:colFirst="0" w:colLast="0"/>
@@ -1217,8 +1209,8 @@
       <w:r>
         <w:rPr>
           <w:rFonts w:ascii="Times New Roman" w:eastAsia="Times New Roman" w:hAnsi="Times New Roman" w:cs="Times New Roman"/>
-          <w:sz w:val="23"/>
-          <w:szCs w:val="23"/>
+          <w:sz w:val="24"/>
+          <w:szCs w:val="24"/>
         </w:rPr>
         <w:t xml:space="preserve">Tên công ty viết tắt </w:t>
       </w:r>
@@ -1226,16 +1218,16 @@
         <w:rPr>
           <w:rFonts w:ascii="Times New Roman" w:eastAsia="Times New Roman" w:hAnsi="Times New Roman" w:cs="Times New Roman"/>
           <w:i/>
-          <w:sz w:val="23"/>
-          <w:szCs w:val="23"/>
+          <w:sz w:val="24"/>
+          <w:szCs w:val="24"/>
         </w:rPr>
         <w:t>(nếu có)</w:t>
       </w:r>
       <w:r>
         <w:rPr>
           <w:rFonts w:ascii="Times New Roman" w:eastAsia="Times New Roman" w:hAnsi="Times New Roman" w:cs="Times New Roman"/>
-          <w:sz w:val="23"/>
-          <w:szCs w:val="23"/>
+          <w:sz w:val="24"/>
+          <w:szCs w:val="24"/>
         </w:rPr>
         <w:t xml:space="preserve">: </w:t>
       </w:r>
@@ -1243,8 +1235,8 @@
         <w:rPr>
           <w:rFonts w:ascii="Times New Roman" w:eastAsia="Times New Roman" w:hAnsi="Times New Roman" w:cs="Times New Roman"/>
           <w:b/>
-          <w:sz w:val="23"/>
-          <w:szCs w:val="23"/>
+          <w:sz w:val="24"/>
+          <w:szCs w:val="24"/>
         </w:rPr>
         <w:t>{{company_info.name.short}}</w:t>
       </w:r>
@@ -1256,32 +1248,32 @@
         <w:jc w:val="both"/>
         <w:rPr>
           <w:rFonts w:ascii="Times New Roman" w:eastAsia="Times New Roman" w:hAnsi="Times New Roman" w:cs="Times New Roman"/>
-          <w:sz w:val="23"/>
-          <w:szCs w:val="23"/>
+          <w:sz w:val="24"/>
+          <w:szCs w:val="24"/>
         </w:rPr>
       </w:pPr>
       <w:r>
         <w:rPr>
           <w:rFonts w:ascii="Times New Roman" w:eastAsia="Times New Roman" w:hAnsi="Times New Roman" w:cs="Times New Roman"/>
           <w:b/>
-          <w:sz w:val="23"/>
-          <w:szCs w:val="23"/>
+          <w:sz w:val="24"/>
+          <w:szCs w:val="24"/>
         </w:rPr>
         <w:t>3. Địa chỉ trụ sở chính:</w:t>
       </w:r>
       <w:r>
         <w:rPr>
           <w:rFonts w:ascii="Times New Roman" w:eastAsia="Times New Roman" w:hAnsi="Times New Roman" w:cs="Times New Roman"/>
-          <w:sz w:val="23"/>
-          <w:szCs w:val="23"/>
+          <w:sz w:val="24"/>
+          <w:szCs w:val="24"/>
         </w:rPr>
         <w:t xml:space="preserve"> </w:t>
       </w:r>
       <w:r>
         <w:rPr>
           <w:rFonts w:ascii="Times New Roman" w:eastAsia="Times New Roman" w:hAnsi="Times New Roman" w:cs="Times New Roman"/>
-          <w:sz w:val="23"/>
-          <w:szCs w:val="23"/>
+          <w:sz w:val="24"/>
+          <w:szCs w:val="24"/>
         </w:rPr>
         <w:t>{{company_info.full_address}}</w:t>
       </w:r>
@@ -1289,7 +1281,7 @@
     <w:tbl>
       <w:tblPr>
         <w:tblStyle w:val="TableGrid"/>
-        <w:tblW w:w="0" w:type="auto"/>
+        <w:tblW w:w="9540" w:type="dxa"/>
         <w:tblBorders>
           <w:top w:val="none" w:sz="0" w:space="0" w:color="auto"/>
           <w:left w:val="none" w:sz="0" w:space="0" w:color="auto"/>
@@ -1301,13 +1293,13 @@
         <w:tblLook w:val="04A0" w:firstRow="1" w:lastRow="0" w:firstColumn="1" w:lastColumn="0" w:noHBand="0" w:noVBand="1"/>
       </w:tblPr>
       <w:tblGrid>
-        <w:gridCol w:w="5183"/>
-        <w:gridCol w:w="3887"/>
+        <w:gridCol w:w="4950"/>
+        <w:gridCol w:w="4590"/>
       </w:tblGrid>
       <w:tr>
         <w:tc>
           <w:tcPr>
-            <w:tcW w:w="5305" w:type="dxa"/>
+            <w:tcW w:w="4950" w:type="dxa"/>
             <w:hideMark/>
           </w:tcPr>
           <w:p>
@@ -1315,12 +1307,12 @@
               <w:tabs>
                 <w:tab w:val="left" w:pos="9072"/>
               </w:tabs>
-              <w:spacing w:line="324" w:lineRule="auto"/>
+              <w:spacing w:line="240" w:lineRule="auto"/>
               <w:ind w:left="0" w:hanging="2"/>
               <w:rPr>
                 <w:rFonts w:cs="Times New Roman"/>
-                <w:sz w:val="23"/>
-                <w:szCs w:val="23"/>
+                <w:sz w:val="24"/>
+                <w:szCs w:val="24"/>
               </w:rPr>
             </w:pPr>
             <w:bookmarkStart w:id="3" w:name="_heading=h.ifh7g7amymw6" w:colFirst="0" w:colLast="0"/>
@@ -1328,8 +1320,8 @@
             <w:r>
               <w:rPr>
                 <w:rFonts w:cs="Times New Roman"/>
-                <w:sz w:val="23"/>
-                <w:szCs w:val="23"/>
+                <w:sz w:val="24"/>
+                <w:szCs w:val="24"/>
               </w:rPr>
               <w:t xml:space="preserve">Điện thoại:{{company_info.contact.phone}}                 </w:t>
             </w:r>
@@ -1337,7 +1329,7 @@
         </w:tc>
         <w:tc>
           <w:tcPr>
-            <w:tcW w:w="3926" w:type="dxa"/>
+            <w:tcW w:w="4590" w:type="dxa"/>
             <w:hideMark/>
           </w:tcPr>
           <w:p>
@@ -1345,37 +1337,21 @@
               <w:tabs>
                 <w:tab w:val="left" w:pos="9072"/>
               </w:tabs>
-              <w:spacing w:line="324" w:lineRule="auto"/>
+              <w:spacing w:line="240" w:lineRule="auto"/>
               <w:ind w:left="0" w:hanging="2"/>
               <w:rPr>
                 <w:rFonts w:cs="Times New Roman"/>
-                <w:sz w:val="23"/>
-                <w:szCs w:val="23"/>
+                <w:sz w:val="24"/>
+                <w:szCs w:val="24"/>
               </w:rPr>
             </w:pPr>
             <w:r>
               <w:rPr>
                 <w:rFonts w:cs="Times New Roman"/>
-                <w:sz w:val="23"/>
-                <w:szCs w:val="23"/>
-              </w:rPr>
-              <w:t>Số fax:</w:t>
-            </w:r>
-            <w:r>
-              <w:rPr>
-                <w:rFonts w:cs="Times New Roman"/>
-                <w:sz w:val="23"/>
-                <w:szCs w:val="23"/>
-              </w:rPr>
-              <w:t xml:space="preserve"> </w:t>
-            </w:r>
-            <w:r>
-              <w:rPr>
-                <w:rFonts w:cs="Times New Roman"/>
-                <w:sz w:val="23"/>
-                <w:szCs w:val="23"/>
-              </w:rPr>
-              <w:t>{{company_info.contact.fax}}</w:t>
+                <w:sz w:val="24"/>
+                <w:szCs w:val="24"/>
+              </w:rPr>
+              <w:t>Số fax: {{company_info.contact.fax}}</w:t>
             </w:r>
           </w:p>
         </w:tc>
@@ -1383,7 +1359,7 @@
       <w:tr>
         <w:tc>
           <w:tcPr>
-            <w:tcW w:w="5305" w:type="dxa"/>
+            <w:tcW w:w="4950" w:type="dxa"/>
             <w:hideMark/>
           </w:tcPr>
           <w:p>
@@ -1391,43 +1367,27 @@
               <w:tabs>
                 <w:tab w:val="left" w:pos="9072"/>
               </w:tabs>
-              <w:spacing w:line="324" w:lineRule="auto"/>
+              <w:spacing w:line="240" w:lineRule="auto"/>
               <w:ind w:left="0" w:hanging="2"/>
               <w:rPr>
                 <w:rFonts w:cs="Times New Roman"/>
-                <w:sz w:val="23"/>
-                <w:szCs w:val="23"/>
+                <w:sz w:val="24"/>
+                <w:szCs w:val="24"/>
               </w:rPr>
             </w:pPr>
             <w:r>
               <w:rPr>
                 <w:rFonts w:cs="Times New Roman"/>
-                <w:sz w:val="23"/>
-                <w:szCs w:val="23"/>
-              </w:rPr>
-              <w:t>Thư điện tử:</w:t>
-            </w:r>
-            <w:r>
-              <w:rPr>
-                <w:rFonts w:cs="Times New Roman"/>
-                <w:sz w:val="23"/>
-                <w:szCs w:val="23"/>
-              </w:rPr>
-              <w:t xml:space="preserve"> </w:t>
-            </w:r>
-            <w:r>
-              <w:rPr>
-                <w:rFonts w:cs="Times New Roman"/>
-                <w:sz w:val="23"/>
-                <w:szCs w:val="23"/>
-              </w:rPr>
-              <w:t>{{company_info.contact.email}}</w:t>
-            </w:r>
-          </w:p>
-        </w:tc>
-        <w:tc>
-          <w:tcPr>
-            <w:tcW w:w="3926" w:type="dxa"/>
+                <w:sz w:val="24"/>
+                <w:szCs w:val="24"/>
+              </w:rPr>
+              <w:t>Thư điện tử: {{company_info.contact.email}}</w:t>
+            </w:r>
+          </w:p>
+        </w:tc>
+        <w:tc>
+          <w:tcPr>
+            <w:tcW w:w="4590" w:type="dxa"/>
             <w:hideMark/>
           </w:tcPr>
           <w:p>
@@ -1435,38 +1395,22 @@
               <w:tabs>
                 <w:tab w:val="left" w:pos="9072"/>
               </w:tabs>
-              <w:spacing w:line="324" w:lineRule="auto"/>
-              <w:ind w:left="0" w:hanging="2"/>
+              <w:spacing w:line="240" w:lineRule="auto"/>
+              <w:ind w:left="-2" w:firstLineChars="0" w:firstLine="0"/>
               <w:rPr>
                 <w:rFonts w:cs="Times New Roman"/>
                 <w:b/>
-                <w:sz w:val="23"/>
-                <w:szCs w:val="23"/>
+                <w:sz w:val="24"/>
+                <w:szCs w:val="24"/>
               </w:rPr>
             </w:pPr>
             <w:r>
               <w:rPr>
                 <w:rFonts w:cs="Times New Roman"/>
-                <w:sz w:val="23"/>
-                <w:szCs w:val="23"/>
-              </w:rPr>
-              <w:t>Website:</w:t>
-            </w:r>
-            <w:r>
-              <w:rPr>
-                <w:rFonts w:cs="Times New Roman"/>
-                <w:sz w:val="23"/>
-                <w:szCs w:val="23"/>
-              </w:rPr>
-              <w:t xml:space="preserve"> </w:t>
-            </w:r>
-            <w:r>
-              <w:rPr>
-                <w:rFonts w:cs="Times New Roman"/>
-                <w:sz w:val="23"/>
-                <w:szCs w:val="23"/>
-              </w:rPr>
-              <w:t>{{company_info.contact.website}}</w:t>
+                <w:sz w:val="24"/>
+                <w:szCs w:val="24"/>
+              </w:rPr>
+              <w:t>Website: {{company_info.contact.website}}</w:t>
             </w:r>
           </w:p>
         </w:tc>
@@ -1478,15 +1422,15 @@
         <w:ind w:firstLine="432"/>
         <w:rPr>
           <w:rFonts w:ascii="Times New Roman" w:eastAsia="Times New Roman" w:hAnsi="Times New Roman" w:cs="Times New Roman"/>
-          <w:sz w:val="23"/>
-          <w:szCs w:val="23"/>
+          <w:sz w:val="24"/>
+          <w:szCs w:val="24"/>
         </w:rPr>
       </w:pPr>
       <w:r>
         <w:rPr>
           <w:rFonts w:ascii="Times New Roman" w:eastAsia="Times New Roman" w:hAnsi="Times New Roman" w:cs="Times New Roman"/>
-          <w:sz w:val="23"/>
-          <w:szCs w:val="23"/>
+          <w:sz w:val="24"/>
+          <w:szCs w:val="24"/>
         </w:rPr>
         <w:t xml:space="preserve">- Doanh nghiệp nằm trong </w:t>
       </w:r>
@@ -1494,16 +1438,16 @@
         <w:rPr>
           <w:rFonts w:ascii="Times New Roman" w:eastAsia="Times New Roman" w:hAnsi="Times New Roman" w:cs="Times New Roman"/>
           <w:i/>
-          <w:sz w:val="23"/>
-          <w:szCs w:val="23"/>
+          <w:sz w:val="24"/>
+          <w:szCs w:val="24"/>
         </w:rPr>
         <w:t>(Đánh dấu X vào ô vuông tương ứng nếu doanh nghiệp đăng ký địa chỉ trụ sở chính nằm trong khu công nghiệp/khu chế xuất/khu kinh tế/khu công nghệ cao)</w:t>
       </w:r>
       <w:r>
         <w:rPr>
           <w:rFonts w:ascii="Times New Roman" w:eastAsia="Times New Roman" w:hAnsi="Times New Roman" w:cs="Times New Roman"/>
-          <w:sz w:val="23"/>
-          <w:szCs w:val="23"/>
+          <w:sz w:val="24"/>
+          <w:szCs w:val="24"/>
         </w:rPr>
         <w:t>:</w:t>
       </w:r>
@@ -1514,55 +1458,47 @@
         <w:ind w:firstLine="1710"/>
         <w:rPr>
           <w:rFonts w:ascii="Times New Roman" w:eastAsia="Times New Roman" w:hAnsi="Times New Roman" w:cs="Times New Roman"/>
-          <w:sz w:val="23"/>
-          <w:szCs w:val="23"/>
+          <w:sz w:val="24"/>
+          <w:szCs w:val="24"/>
         </w:rPr>
       </w:pPr>
       <w:r>
         <w:rPr>
           <w:rFonts w:ascii="Times New Roman" w:eastAsia="Times New Roman" w:hAnsi="Times New Roman" w:cs="Times New Roman"/>
-          <w:sz w:val="23"/>
-          <w:szCs w:val="23"/>
+          <w:sz w:val="24"/>
+          <w:szCs w:val="24"/>
         </w:rPr>
         <w:t xml:space="preserve">Khu công nghiệp </w:t>
       </w:r>
       <w:r>
         <w:rPr>
           <w:rFonts w:ascii="Times New Roman" w:eastAsia="Times New Roman" w:hAnsi="Times New Roman" w:cs="Times New Roman"/>
-          <w:sz w:val="23"/>
-          <w:szCs w:val="23"/>
+          <w:sz w:val="24"/>
+          <w:szCs w:val="24"/>
         </w:rPr>
         <w:tab/>
       </w:r>
       <w:r>
         <w:rPr>
           <w:rFonts w:ascii="Times New Roman" w:eastAsia="Times New Roman" w:hAnsi="Times New Roman" w:cs="Times New Roman"/>
-          <w:sz w:val="23"/>
-          <w:szCs w:val="23"/>
+          <w:sz w:val="24"/>
+          <w:szCs w:val="24"/>
         </w:rPr>
         <w:tab/>
       </w:r>
       <w:r>
         <w:rPr>
           <w:rFonts w:ascii="Times New Roman" w:eastAsia="Times New Roman" w:hAnsi="Times New Roman" w:cs="Times New Roman"/>
-          <w:sz w:val="23"/>
-          <w:szCs w:val="23"/>
+          <w:sz w:val="24"/>
+          <w:szCs w:val="24"/>
         </w:rPr>
         <w:tab/>
       </w:r>
       <w:r>
         <w:rPr>
-          <w:rFonts w:ascii="Times New Roman" w:eastAsia="Times New Roman" w:hAnsi="Times New Roman" w:cs="Times New Roman"/>
-          <w:sz w:val="23"/>
-          <w:szCs w:val="23"/>
-        </w:rPr>
-        <w:tab/>
-      </w:r>
-      <w:r>
-        <w:rPr>
           <w:rFonts w:ascii="Segoe UI Symbol" w:eastAsia="Times New Roman" w:hAnsi="Segoe UI Symbol" w:cs="Segoe UI Symbol"/>
-          <w:sz w:val="23"/>
-          <w:szCs w:val="23"/>
+          <w:sz w:val="24"/>
+          <w:szCs w:val="24"/>
         </w:rPr>
         <w:t>☐</w:t>
       </w:r>
@@ -1573,55 +1509,47 @@
         <w:ind w:firstLine="1710"/>
         <w:rPr>
           <w:rFonts w:ascii="Times New Roman" w:eastAsia="Times New Roman" w:hAnsi="Times New Roman" w:cs="Times New Roman"/>
-          <w:sz w:val="23"/>
-          <w:szCs w:val="23"/>
+          <w:sz w:val="24"/>
+          <w:szCs w:val="24"/>
         </w:rPr>
       </w:pPr>
       <w:r>
         <w:rPr>
           <w:rFonts w:ascii="Times New Roman" w:eastAsia="Times New Roman" w:hAnsi="Times New Roman" w:cs="Times New Roman"/>
-          <w:sz w:val="23"/>
-          <w:szCs w:val="23"/>
+          <w:sz w:val="24"/>
+          <w:szCs w:val="24"/>
         </w:rPr>
         <w:t xml:space="preserve">Khu chế xuất </w:t>
       </w:r>
       <w:r>
         <w:rPr>
           <w:rFonts w:ascii="Times New Roman" w:eastAsia="Times New Roman" w:hAnsi="Times New Roman" w:cs="Times New Roman"/>
-          <w:sz w:val="23"/>
-          <w:szCs w:val="23"/>
+          <w:sz w:val="24"/>
+          <w:szCs w:val="24"/>
         </w:rPr>
         <w:tab/>
       </w:r>
       <w:r>
         <w:rPr>
           <w:rFonts w:ascii="Times New Roman" w:eastAsia="Times New Roman" w:hAnsi="Times New Roman" w:cs="Times New Roman"/>
-          <w:sz w:val="23"/>
-          <w:szCs w:val="23"/>
+          <w:sz w:val="24"/>
+          <w:szCs w:val="24"/>
         </w:rPr>
         <w:tab/>
       </w:r>
       <w:r>
         <w:rPr>
           <w:rFonts w:ascii="Times New Roman" w:eastAsia="Times New Roman" w:hAnsi="Times New Roman" w:cs="Times New Roman"/>
-          <w:sz w:val="23"/>
-          <w:szCs w:val="23"/>
+          <w:sz w:val="24"/>
+          <w:szCs w:val="24"/>
         </w:rPr>
         <w:tab/>
       </w:r>
       <w:r>
         <w:rPr>
-          <w:rFonts w:ascii="Times New Roman" w:eastAsia="Times New Roman" w:hAnsi="Times New Roman" w:cs="Times New Roman"/>
-          <w:sz w:val="23"/>
-          <w:szCs w:val="23"/>
-        </w:rPr>
-        <w:tab/>
-      </w:r>
-      <w:r>
-        <w:rPr>
           <w:rFonts w:ascii="Segoe UI Symbol" w:eastAsia="Times New Roman" w:hAnsi="Segoe UI Symbol" w:cs="Segoe UI Symbol"/>
-          <w:sz w:val="23"/>
-          <w:szCs w:val="23"/>
+          <w:sz w:val="24"/>
+          <w:szCs w:val="24"/>
         </w:rPr>
         <w:t>☐</w:t>
       </w:r>
@@ -1632,55 +1560,47 @@
         <w:ind w:firstLine="1710"/>
         <w:rPr>
           <w:rFonts w:ascii="Times New Roman" w:eastAsia="Times New Roman" w:hAnsi="Times New Roman" w:cs="Times New Roman"/>
-          <w:sz w:val="23"/>
-          <w:szCs w:val="23"/>
+          <w:sz w:val="24"/>
+          <w:szCs w:val="24"/>
         </w:rPr>
       </w:pPr>
       <w:r>
         <w:rPr>
           <w:rFonts w:ascii="Times New Roman" w:eastAsia="Times New Roman" w:hAnsi="Times New Roman" w:cs="Times New Roman"/>
-          <w:sz w:val="23"/>
-          <w:szCs w:val="23"/>
+          <w:sz w:val="24"/>
+          <w:szCs w:val="24"/>
         </w:rPr>
         <w:t xml:space="preserve">Khu kinh tế </w:t>
       </w:r>
       <w:r>
         <w:rPr>
           <w:rFonts w:ascii="Times New Roman" w:eastAsia="Times New Roman" w:hAnsi="Times New Roman" w:cs="Times New Roman"/>
-          <w:sz w:val="23"/>
-          <w:szCs w:val="23"/>
+          <w:sz w:val="24"/>
+          <w:szCs w:val="24"/>
         </w:rPr>
         <w:tab/>
       </w:r>
       <w:r>
         <w:rPr>
           <w:rFonts w:ascii="Times New Roman" w:eastAsia="Times New Roman" w:hAnsi="Times New Roman" w:cs="Times New Roman"/>
-          <w:sz w:val="23"/>
-          <w:szCs w:val="23"/>
+          <w:sz w:val="24"/>
+          <w:szCs w:val="24"/>
         </w:rPr>
         <w:tab/>
       </w:r>
       <w:r>
         <w:rPr>
           <w:rFonts w:ascii="Times New Roman" w:eastAsia="Times New Roman" w:hAnsi="Times New Roman" w:cs="Times New Roman"/>
-          <w:sz w:val="23"/>
-          <w:szCs w:val="23"/>
+          <w:sz w:val="24"/>
+          <w:szCs w:val="24"/>
         </w:rPr>
         <w:tab/>
       </w:r>
       <w:r>
         <w:rPr>
-          <w:rFonts w:ascii="Times New Roman" w:eastAsia="Times New Roman" w:hAnsi="Times New Roman" w:cs="Times New Roman"/>
-          <w:sz w:val="23"/>
-          <w:szCs w:val="23"/>
-        </w:rPr>
-        <w:tab/>
-      </w:r>
-      <w:r>
-        <w:rPr>
           <w:rFonts w:ascii="Segoe UI Symbol" w:eastAsia="Times New Roman" w:hAnsi="Segoe UI Symbol" w:cs="Segoe UI Symbol"/>
-          <w:sz w:val="23"/>
-          <w:szCs w:val="23"/>
+          <w:sz w:val="24"/>
+          <w:szCs w:val="24"/>
         </w:rPr>
         <w:t>☐</w:t>
       </w:r>
@@ -1691,47 +1611,39 @@
         <w:ind w:firstLine="1710"/>
         <w:rPr>
           <w:rFonts w:ascii="Times New Roman" w:eastAsia="Times New Roman" w:hAnsi="Times New Roman" w:cs="Times New Roman"/>
-          <w:sz w:val="23"/>
-          <w:szCs w:val="23"/>
+          <w:sz w:val="24"/>
+          <w:szCs w:val="24"/>
         </w:rPr>
       </w:pPr>
       <w:r>
         <w:rPr>
           <w:rFonts w:ascii="Times New Roman" w:eastAsia="Times New Roman" w:hAnsi="Times New Roman" w:cs="Times New Roman"/>
-          <w:sz w:val="23"/>
-          <w:szCs w:val="23"/>
+          <w:sz w:val="24"/>
+          <w:szCs w:val="24"/>
         </w:rPr>
         <w:t xml:space="preserve">Khu công nghệ cao </w:t>
       </w:r>
       <w:r>
         <w:rPr>
           <w:rFonts w:ascii="Times New Roman" w:eastAsia="Times New Roman" w:hAnsi="Times New Roman" w:cs="Times New Roman"/>
-          <w:sz w:val="23"/>
-          <w:szCs w:val="23"/>
+          <w:sz w:val="24"/>
+          <w:szCs w:val="24"/>
         </w:rPr>
         <w:tab/>
       </w:r>
       <w:r>
         <w:rPr>
           <w:rFonts w:ascii="Times New Roman" w:eastAsia="Times New Roman" w:hAnsi="Times New Roman" w:cs="Times New Roman"/>
-          <w:sz w:val="23"/>
-          <w:szCs w:val="23"/>
+          <w:sz w:val="24"/>
+          <w:szCs w:val="24"/>
         </w:rPr>
         <w:tab/>
       </w:r>
       <w:r>
         <w:rPr>
-          <w:rFonts w:ascii="Times New Roman" w:eastAsia="Times New Roman" w:hAnsi="Times New Roman" w:cs="Times New Roman"/>
-          <w:sz w:val="23"/>
-          <w:szCs w:val="23"/>
-        </w:rPr>
-        <w:tab/>
-      </w:r>
-      <w:r>
-        <w:rPr>
           <w:rFonts w:ascii="Segoe UI Symbol" w:eastAsia="Times New Roman" w:hAnsi="Segoe UI Symbol" w:cs="Segoe UI Symbol"/>
-          <w:sz w:val="23"/>
-          <w:szCs w:val="23"/>
+          <w:sz w:val="24"/>
+          <w:szCs w:val="24"/>
         </w:rPr>
         <w:t>☐</w:t>
       </w:r>
@@ -1742,15 +1654,15 @@
         <w:ind w:firstLine="432"/>
         <w:rPr>
           <w:rFonts w:ascii="Times New Roman" w:eastAsia="Times New Roman" w:hAnsi="Times New Roman" w:cs="Times New Roman"/>
-          <w:sz w:val="23"/>
-          <w:szCs w:val="23"/>
+          <w:sz w:val="24"/>
+          <w:szCs w:val="24"/>
         </w:rPr>
       </w:pPr>
       <w:r>
         <w:rPr>
           <w:rFonts w:ascii="Times New Roman" w:eastAsia="Times New Roman" w:hAnsi="Times New Roman" w:cs="Times New Roman"/>
-          <w:sz w:val="23"/>
-          <w:szCs w:val="23"/>
+          <w:sz w:val="24"/>
+          <w:szCs w:val="24"/>
         </w:rPr>
         <w:t xml:space="preserve">- Doanh nghiệp có Giấy chứng nhận quyền sử dụng đất tại đảo và xã, phường, thị trấn biên giới; xã, phường, thị trấn ven biển; khu vực khác có ảnh hưởng đến quốc phòng, an ninh: </w:t>
       </w:r>
@@ -1761,8 +1673,8 @@
         <w:ind w:firstLine="432"/>
         <w:rPr>
           <w:rFonts w:ascii="Times New Roman" w:eastAsia="Times New Roman" w:hAnsi="Times New Roman" w:cs="Times New Roman"/>
-          <w:sz w:val="23"/>
-          <w:szCs w:val="23"/>
+          <w:sz w:val="24"/>
+          <w:szCs w:val="24"/>
         </w:rPr>
       </w:pPr>
       <w:bookmarkStart w:id="4" w:name="_heading=h.mw423go1ng71" w:colFirst="0" w:colLast="0"/>
@@ -1770,32 +1682,32 @@
       <w:r>
         <w:rPr>
           <w:rFonts w:ascii="Times New Roman" w:eastAsia="Times New Roman" w:hAnsi="Times New Roman" w:cs="Times New Roman"/>
-          <w:sz w:val="23"/>
-          <w:szCs w:val="23"/>
+          <w:sz w:val="24"/>
+          <w:szCs w:val="24"/>
         </w:rPr>
         <w:t xml:space="preserve">Có </w:t>
       </w:r>
       <w:r>
         <w:rPr>
           <w:rFonts w:ascii="Segoe UI Symbol" w:eastAsia="Times New Roman" w:hAnsi="Segoe UI Symbol" w:cs="Segoe UI Symbol"/>
-          <w:sz w:val="23"/>
-          <w:szCs w:val="23"/>
+          <w:sz w:val="24"/>
+          <w:szCs w:val="24"/>
         </w:rPr>
         <w:t>☐</w:t>
       </w:r>
       <w:r>
         <w:rPr>
           <w:rFonts w:ascii="Times New Roman" w:eastAsia="Times New Roman" w:hAnsi="Times New Roman" w:cs="Times New Roman"/>
-          <w:sz w:val="23"/>
-          <w:szCs w:val="23"/>
+          <w:sz w:val="24"/>
+          <w:szCs w:val="24"/>
         </w:rPr>
         <w:t xml:space="preserve">               Không </w:t>
       </w:r>
       <w:r>
         <w:rPr>
           <w:rFonts w:ascii="Segoe UI Symbol" w:eastAsia="Times New Roman" w:hAnsi="Segoe UI Symbol" w:cs="Segoe UI Symbol"/>
-          <w:sz w:val="23"/>
-          <w:szCs w:val="23"/>
+          <w:sz w:val="24"/>
+          <w:szCs w:val="24"/>
         </w:rPr>
         <w:t>☒</w:t>
       </w:r>
@@ -1806,24 +1718,24 @@
         <w:ind w:firstLine="432"/>
         <w:rPr>
           <w:rFonts w:ascii="Times New Roman" w:eastAsia="Times New Roman" w:hAnsi="Times New Roman" w:cs="Times New Roman"/>
-          <w:sz w:val="23"/>
-          <w:szCs w:val="23"/>
+          <w:sz w:val="24"/>
+          <w:szCs w:val="24"/>
         </w:rPr>
       </w:pPr>
       <w:r>
         <w:rPr>
           <w:rFonts w:ascii="Times New Roman" w:eastAsia="Times New Roman" w:hAnsi="Times New Roman" w:cs="Times New Roman"/>
           <w:b/>
-          <w:sz w:val="23"/>
-          <w:szCs w:val="23"/>
+          <w:sz w:val="24"/>
+          <w:szCs w:val="24"/>
         </w:rPr>
         <w:t>4. Ngành, nghề kinh doanh</w:t>
       </w:r>
       <w:r>
         <w:rPr>
           <w:rFonts w:ascii="Times New Roman" w:eastAsia="Times New Roman" w:hAnsi="Times New Roman" w:cs="Times New Roman"/>
-          <w:sz w:val="23"/>
-          <w:szCs w:val="23"/>
+          <w:sz w:val="24"/>
+          <w:szCs w:val="24"/>
         </w:rPr>
         <w:t>:</w:t>
       </w:r>
@@ -1867,8 +1779,8 @@
               <w:rPr>
                 <w:rFonts w:ascii="Times New Roman" w:eastAsia="Times New Roman" w:hAnsi="Times New Roman" w:cs="Times New Roman"/>
                 <w:b/>
-                <w:sz w:val="23"/>
-                <w:szCs w:val="23"/>
+                <w:sz w:val="24"/>
+                <w:szCs w:val="24"/>
               </w:rPr>
             </w:pPr>
             <w:bookmarkStart w:id="5" w:name="_heading=h.6qys8tlzfjzi" w:colFirst="0" w:colLast="0"/>
@@ -1877,8 +1789,8 @@
               <w:rPr>
                 <w:rFonts w:ascii="Times New Roman" w:eastAsia="Times New Roman" w:hAnsi="Times New Roman" w:cs="Times New Roman"/>
                 <w:b/>
-                <w:sz w:val="23"/>
-                <w:szCs w:val="23"/>
+                <w:sz w:val="24"/>
+                <w:szCs w:val="24"/>
               </w:rPr>
               <w:t>STT</w:t>
             </w:r>
@@ -1897,16 +1809,16 @@
               <w:rPr>
                 <w:rFonts w:ascii="Times New Roman" w:eastAsia="Times New Roman" w:hAnsi="Times New Roman" w:cs="Times New Roman"/>
                 <w:b/>
-                <w:sz w:val="23"/>
-                <w:szCs w:val="23"/>
+                <w:sz w:val="24"/>
+                <w:szCs w:val="24"/>
               </w:rPr>
             </w:pPr>
             <w:r>
               <w:rPr>
                 <w:rFonts w:ascii="Times New Roman" w:eastAsia="Times New Roman" w:hAnsi="Times New Roman" w:cs="Times New Roman"/>
                 <w:b/>
-                <w:sz w:val="23"/>
-                <w:szCs w:val="23"/>
+                <w:sz w:val="24"/>
+                <w:szCs w:val="24"/>
               </w:rPr>
               <w:t>Tên ngành</w:t>
             </w:r>
@@ -1925,16 +1837,16 @@
               <w:rPr>
                 <w:rFonts w:ascii="Times New Roman" w:eastAsia="Times New Roman" w:hAnsi="Times New Roman" w:cs="Times New Roman"/>
                 <w:b/>
-                <w:sz w:val="23"/>
-                <w:szCs w:val="23"/>
+                <w:sz w:val="24"/>
+                <w:szCs w:val="24"/>
               </w:rPr>
             </w:pPr>
             <w:r>
               <w:rPr>
                 <w:rFonts w:ascii="Times New Roman" w:eastAsia="Times New Roman" w:hAnsi="Times New Roman" w:cs="Times New Roman"/>
                 <w:b/>
-                <w:sz w:val="23"/>
-                <w:szCs w:val="23"/>
+                <w:sz w:val="24"/>
+                <w:szCs w:val="24"/>
               </w:rPr>
               <w:t>Mã ngành</w:t>
             </w:r>
@@ -1953,24 +1865,24 @@
               <w:rPr>
                 <w:rFonts w:ascii="Times New Roman" w:eastAsia="Times New Roman" w:hAnsi="Times New Roman" w:cs="Times New Roman"/>
                 <w:b/>
-                <w:sz w:val="23"/>
-                <w:szCs w:val="23"/>
+                <w:sz w:val="24"/>
+                <w:szCs w:val="24"/>
               </w:rPr>
             </w:pPr>
             <w:r>
               <w:rPr>
                 <w:rFonts w:ascii="Times New Roman" w:eastAsia="Times New Roman" w:hAnsi="Times New Roman" w:cs="Times New Roman"/>
                 <w:b/>
-                <w:sz w:val="23"/>
-                <w:szCs w:val="23"/>
+                <w:sz w:val="24"/>
+                <w:szCs w:val="24"/>
               </w:rPr>
               <w:t xml:space="preserve">Ngành nghề kinh doanh chính </w:t>
             </w:r>
             <w:r>
               <w:rPr>
                 <w:rFonts w:ascii="Times New Roman" w:eastAsia="Times New Roman" w:hAnsi="Times New Roman" w:cs="Times New Roman"/>
-                <w:sz w:val="23"/>
-                <w:szCs w:val="23"/>
+                <w:sz w:val="24"/>
+                <w:szCs w:val="24"/>
               </w:rPr>
               <w:t>(đánh dấu X để chọn một trong các ngành nghề đã kê khai)</w:t>
             </w:r>
@@ -1995,16 +1907,16 @@
               <w:rPr>
                 <w:rFonts w:ascii="Times New Roman" w:eastAsia="Times New Roman" w:hAnsi="Times New Roman" w:cs="Times New Roman"/>
                 <w:b/>
-                <w:sz w:val="23"/>
-                <w:szCs w:val="23"/>
+                <w:sz w:val="24"/>
+                <w:szCs w:val="24"/>
               </w:rPr>
             </w:pPr>
             <w:r>
               <w:rPr>
                 <w:rFonts w:ascii="Times New Roman" w:eastAsia="Times New Roman" w:hAnsi="Times New Roman" w:cs="Times New Roman"/>
                 <w:bCs/>
-                <w:sz w:val="23"/>
-                <w:szCs w:val="23"/>
+                <w:sz w:val="24"/>
+                <w:szCs w:val="24"/>
               </w:rPr>
               <w:t>{%tr for ind in industries %}</w:t>
             </w:r>
@@ -2027,16 +1939,16 @@
               <w:jc w:val="center"/>
               <w:rPr>
                 <w:rFonts w:ascii="Times New Roman" w:eastAsia="Times New Roman" w:hAnsi="Times New Roman" w:cs="Times New Roman"/>
-                <w:sz w:val="23"/>
-                <w:szCs w:val="23"/>
+                <w:sz w:val="24"/>
+                <w:szCs w:val="24"/>
               </w:rPr>
             </w:pPr>
             <w:r>
               <w:rPr>
                 <w:rFonts w:ascii="Times New Roman" w:eastAsia="Times New Roman" w:hAnsi="Times New Roman" w:cs="Times New Roman"/>
                 <w:bCs/>
-                <w:sz w:val="23"/>
-                <w:szCs w:val="23"/>
+                <w:sz w:val="24"/>
+                <w:szCs w:val="24"/>
               </w:rPr>
               <w:t>{{ind.stt}}</w:t>
             </w:r>
@@ -2053,16 +1965,16 @@
               <w:ind w:firstLine="0"/>
               <w:rPr>
                 <w:rFonts w:ascii="Times New Roman" w:eastAsia="Times New Roman" w:hAnsi="Times New Roman" w:cs="Times New Roman"/>
-                <w:sz w:val="23"/>
-                <w:szCs w:val="23"/>
+                <w:sz w:val="24"/>
+                <w:szCs w:val="24"/>
               </w:rPr>
             </w:pPr>
             <w:r>
               <w:rPr>
                 <w:rFonts w:ascii="Times New Roman" w:eastAsia="Times New Roman" w:hAnsi="Times New Roman" w:cs="Times New Roman"/>
                 <w:bCs/>
-                <w:sz w:val="23"/>
-                <w:szCs w:val="23"/>
+                <w:sz w:val="24"/>
+                <w:szCs w:val="24"/>
               </w:rPr>
               <w:t>{{ind.ten_nganh}}</w:t>
             </w:r>
@@ -2072,8 +1984,8 @@
                 <w:bCs/>
                 <w:i/>
                 <w:iCs/>
-                <w:sz w:val="23"/>
-                <w:szCs w:val="23"/>
+                <w:sz w:val="24"/>
+                <w:szCs w:val="24"/>
               </w:rPr>
               <w:t>{% if ind.ghi_chu %}{{ind.ghi_chu}}{% endif %}</w:t>
             </w:r>
@@ -2091,16 +2003,16 @@
               <w:jc w:val="center"/>
               <w:rPr>
                 <w:rFonts w:ascii="Times New Roman" w:eastAsia="Times New Roman" w:hAnsi="Times New Roman" w:cs="Times New Roman"/>
-                <w:sz w:val="23"/>
-                <w:szCs w:val="23"/>
+                <w:sz w:val="24"/>
+                <w:szCs w:val="24"/>
               </w:rPr>
             </w:pPr>
             <w:r>
               <w:rPr>
                 <w:rFonts w:ascii="Times New Roman" w:eastAsia="Times New Roman" w:hAnsi="Times New Roman" w:cs="Times New Roman"/>
                 <w:bCs/>
-                <w:sz w:val="23"/>
-                <w:szCs w:val="23"/>
+                <w:sz w:val="24"/>
+                <w:szCs w:val="24"/>
               </w:rPr>
               <w:t>{{ind.ma_nganh}}</w:t>
             </w:r>
@@ -2119,16 +2031,16 @@
               <w:rPr>
                 <w:rFonts w:ascii="Times New Roman" w:eastAsia="Times New Roman" w:hAnsi="Times New Roman" w:cs="Times New Roman"/>
                 <w:b/>
-                <w:sz w:val="23"/>
-                <w:szCs w:val="23"/>
+                <w:sz w:val="24"/>
+                <w:szCs w:val="24"/>
               </w:rPr>
             </w:pPr>
             <w:r>
               <w:rPr>
                 <w:rFonts w:ascii="Times New Roman" w:eastAsia="Times New Roman" w:hAnsi="Times New Roman" w:cs="Times New Roman"/>
                 <w:bCs/>
-                <w:sz w:val="23"/>
-                <w:szCs w:val="23"/>
+                <w:sz w:val="24"/>
+                <w:szCs w:val="24"/>
               </w:rPr>
               <w:t>{{ind.chinh}}</w:t>
             </w:r>
@@ -2153,16 +2065,16 @@
               <w:rPr>
                 <w:rFonts w:ascii="Times New Roman" w:eastAsia="Times New Roman" w:hAnsi="Times New Roman" w:cs="Times New Roman"/>
                 <w:bCs/>
-                <w:sz w:val="23"/>
-                <w:szCs w:val="23"/>
+                <w:sz w:val="24"/>
+                <w:szCs w:val="24"/>
               </w:rPr>
             </w:pPr>
             <w:r>
               <w:rPr>
                 <w:rFonts w:ascii="Times New Roman" w:eastAsia="Times New Roman" w:hAnsi="Times New Roman" w:cs="Times New Roman"/>
                 <w:bCs/>
-                <w:sz w:val="23"/>
-                <w:szCs w:val="23"/>
+                <w:sz w:val="24"/>
+                <w:szCs w:val="24"/>
               </w:rPr>
               <w:t>{%tr endfor %}</w:t>
             </w:r>
@@ -2176,16 +2088,16 @@
         <w:ind w:firstLine="432"/>
         <w:rPr>
           <w:rFonts w:ascii="Times New Roman" w:eastAsia="Times New Roman" w:hAnsi="Times New Roman" w:cs="Times New Roman"/>
-          <w:sz w:val="23"/>
-          <w:szCs w:val="23"/>
+          <w:sz w:val="24"/>
+          <w:szCs w:val="24"/>
         </w:rPr>
       </w:pPr>
       <w:r>
         <w:rPr>
           <w:rFonts w:ascii="Times New Roman" w:eastAsia="Times New Roman" w:hAnsi="Times New Roman" w:cs="Times New Roman"/>
           <w:b/>
-          <w:sz w:val="23"/>
-          <w:szCs w:val="23"/>
+          <w:sz w:val="24"/>
+          <w:szCs w:val="24"/>
         </w:rPr>
         <w:t>5. Vốn điều lệ:</w:t>
       </w:r>
@@ -2196,23 +2108,23 @@
         <w:ind w:firstLine="432"/>
         <w:rPr>
           <w:rFonts w:ascii="Times New Roman" w:eastAsia="Times New Roman" w:hAnsi="Times New Roman" w:cs="Times New Roman"/>
-          <w:sz w:val="23"/>
-          <w:szCs w:val="23"/>
+          <w:sz w:val="24"/>
+          <w:szCs w:val="24"/>
         </w:rPr>
       </w:pPr>
       <w:r>
         <w:rPr>
           <w:rFonts w:ascii="Times New Roman" w:eastAsia="Times New Roman" w:hAnsi="Times New Roman" w:cs="Times New Roman"/>
-          <w:sz w:val="23"/>
-          <w:szCs w:val="23"/>
+          <w:sz w:val="24"/>
+          <w:szCs w:val="24"/>
         </w:rPr>
         <w:t xml:space="preserve">Vốn điều lệ (bằng số; VNĐ): </w:t>
       </w:r>
       <w:r>
         <w:rPr>
           <w:rFonts w:ascii="Times New Roman" w:eastAsia="Times New Roman" w:hAnsi="Times New Roman" w:cs="Times New Roman"/>
-          <w:sz w:val="23"/>
-          <w:szCs w:val="23"/>
+          <w:sz w:val="24"/>
+          <w:szCs w:val="24"/>
         </w:rPr>
         <w:t>{{charter_capital.info.amount}}</w:t>
       </w:r>
@@ -2223,23 +2135,24 @@
         <w:ind w:firstLine="432"/>
         <w:rPr>
           <w:rFonts w:ascii="Times New Roman" w:eastAsia="Times New Roman" w:hAnsi="Times New Roman" w:cs="Times New Roman"/>
-          <w:sz w:val="23"/>
-          <w:szCs w:val="23"/>
+          <w:sz w:val="24"/>
+          <w:szCs w:val="24"/>
         </w:rPr>
       </w:pPr>
       <w:r>
         <w:rPr>
           <w:rFonts w:ascii="Times New Roman" w:eastAsia="Times New Roman" w:hAnsi="Times New Roman" w:cs="Times New Roman"/>
-          <w:sz w:val="23"/>
-          <w:szCs w:val="23"/>
-        </w:rPr>
+          <w:sz w:val="24"/>
+          <w:szCs w:val="24"/>
+        </w:rPr>
+        <w:lastRenderedPageBreak/>
         <w:t xml:space="preserve">Vốn điều lệ (bằng chữ; VNĐ): </w:t>
       </w:r>
       <w:r>
         <w:rPr>
           <w:rFonts w:ascii="Times New Roman" w:eastAsia="Times New Roman" w:hAnsi="Times New Roman" w:cs="Times New Roman"/>
-          <w:sz w:val="23"/>
-          <w:szCs w:val="23"/>
+          <w:sz w:val="24"/>
+          <w:szCs w:val="24"/>
         </w:rPr>
         <w:t>{{charter_capital.info.text}}</w:t>
       </w:r>
@@ -2250,15 +2163,15 @@
         <w:ind w:firstLine="432"/>
         <w:rPr>
           <w:rFonts w:ascii="Times New Roman" w:eastAsia="Times New Roman" w:hAnsi="Times New Roman" w:cs="Times New Roman"/>
-          <w:sz w:val="23"/>
-          <w:szCs w:val="23"/>
+          <w:sz w:val="24"/>
+          <w:szCs w:val="24"/>
         </w:rPr>
       </w:pPr>
       <w:r>
         <w:rPr>
           <w:rFonts w:ascii="Times New Roman" w:eastAsia="Times New Roman" w:hAnsi="Times New Roman" w:cs="Times New Roman"/>
-          <w:sz w:val="23"/>
-          <w:szCs w:val="23"/>
+          <w:sz w:val="24"/>
+          <w:szCs w:val="24"/>
         </w:rPr>
         <w:t xml:space="preserve">Giá trị tương đương theo đơn vị tiền nước ngoài </w:t>
       </w:r>
@@ -2266,16 +2179,16 @@
         <w:rPr>
           <w:rFonts w:ascii="Times New Roman" w:eastAsia="Times New Roman" w:hAnsi="Times New Roman" w:cs="Times New Roman"/>
           <w:i/>
-          <w:sz w:val="23"/>
-          <w:szCs w:val="23"/>
+          <w:sz w:val="24"/>
+          <w:szCs w:val="24"/>
         </w:rPr>
         <w:t>(nếu có, bằng số, loại ngoại tệ)</w:t>
       </w:r>
       <w:r>
         <w:rPr>
           <w:rFonts w:ascii="Times New Roman" w:eastAsia="Times New Roman" w:hAnsi="Times New Roman" w:cs="Times New Roman"/>
-          <w:sz w:val="23"/>
-          <w:szCs w:val="23"/>
+          <w:sz w:val="24"/>
+          <w:szCs w:val="24"/>
         </w:rPr>
         <w:t xml:space="preserve">: </w:t>
       </w:r>
@@ -2286,39 +2199,39 @@
         <w:ind w:firstLine="432"/>
         <w:rPr>
           <w:rFonts w:ascii="Times New Roman" w:eastAsia="Times New Roman" w:hAnsi="Times New Roman" w:cs="Times New Roman"/>
-          <w:sz w:val="23"/>
-          <w:szCs w:val="23"/>
+          <w:sz w:val="24"/>
+          <w:szCs w:val="24"/>
         </w:rPr>
       </w:pPr>
       <w:r>
         <w:rPr>
           <w:rFonts w:ascii="Times New Roman" w:eastAsia="Times New Roman" w:hAnsi="Times New Roman" w:cs="Times New Roman"/>
-          <w:sz w:val="23"/>
-          <w:szCs w:val="23"/>
+          <w:sz w:val="24"/>
+          <w:szCs w:val="24"/>
         </w:rPr>
         <w:t xml:space="preserve">Có hiển thị thông tin về giá trị tương đương theo đơn vị tiền tệ nước ngoài trên Giấy chứng nhận đăng ký doanh nghiệp hay không? Có </w:t>
       </w:r>
       <w:r>
         <w:rPr>
           <w:rFonts w:ascii="Segoe UI Symbol" w:eastAsia="Times New Roman" w:hAnsi="Segoe UI Symbol" w:cs="Segoe UI Symbol"/>
-          <w:sz w:val="23"/>
-          <w:szCs w:val="23"/>
+          <w:sz w:val="24"/>
+          <w:szCs w:val="24"/>
         </w:rPr>
         <w:t>☐</w:t>
       </w:r>
       <w:r>
         <w:rPr>
           <w:rFonts w:ascii="Times New Roman" w:eastAsia="Times New Roman" w:hAnsi="Times New Roman" w:cs="Times New Roman"/>
-          <w:sz w:val="23"/>
-          <w:szCs w:val="23"/>
+          <w:sz w:val="24"/>
+          <w:szCs w:val="24"/>
         </w:rPr>
         <w:t xml:space="preserve">                  Không </w:t>
       </w:r>
       <w:r>
         <w:rPr>
           <w:rFonts w:ascii="Segoe UI Symbol" w:eastAsia="Times New Roman" w:hAnsi="Segoe UI Symbol" w:cs="Segoe UI Symbol"/>
-          <w:sz w:val="23"/>
-          <w:szCs w:val="23"/>
+          <w:sz w:val="24"/>
+          <w:szCs w:val="24"/>
         </w:rPr>
         <w:t>☒</w:t>
       </w:r>
@@ -2329,16 +2242,16 @@
         <w:ind w:firstLine="432"/>
         <w:rPr>
           <w:rFonts w:ascii="Times New Roman" w:eastAsia="Times New Roman" w:hAnsi="Times New Roman" w:cs="Times New Roman"/>
-          <w:sz w:val="23"/>
-          <w:szCs w:val="23"/>
+          <w:sz w:val="24"/>
+          <w:szCs w:val="24"/>
         </w:rPr>
       </w:pPr>
       <w:r>
         <w:rPr>
           <w:rFonts w:ascii="Times New Roman" w:eastAsia="Times New Roman" w:hAnsi="Times New Roman" w:cs="Times New Roman"/>
           <w:b/>
-          <w:sz w:val="23"/>
-          <w:szCs w:val="23"/>
+          <w:sz w:val="24"/>
+          <w:szCs w:val="24"/>
         </w:rPr>
         <w:t>6. Nguồn vốn điều lệ:</w:t>
       </w:r>
@@ -2383,18 +2296,17 @@
               <w:jc w:val="center"/>
               <w:rPr>
                 <w:rFonts w:ascii="Times New Roman" w:eastAsia="Times New Roman" w:hAnsi="Times New Roman" w:cs="Times New Roman"/>
-                <w:sz w:val="23"/>
-                <w:szCs w:val="23"/>
+                <w:sz w:val="24"/>
+                <w:szCs w:val="24"/>
               </w:rPr>
             </w:pPr>
             <w:r>
               <w:rPr>
                 <w:rFonts w:ascii="Times New Roman" w:eastAsia="Times New Roman" w:hAnsi="Times New Roman" w:cs="Times New Roman"/>
                 <w:b/>
-                <w:sz w:val="23"/>
-                <w:szCs w:val="23"/>
-              </w:rPr>
-              <w:lastRenderedPageBreak/>
+                <w:sz w:val="24"/>
+                <w:szCs w:val="24"/>
+              </w:rPr>
               <w:t>Loại nguồn vốn</w:t>
             </w:r>
           </w:p>
@@ -2418,24 +2330,24 @@
               <w:jc w:val="center"/>
               <w:rPr>
                 <w:rFonts w:ascii="Times New Roman" w:eastAsia="Times New Roman" w:hAnsi="Times New Roman" w:cs="Times New Roman"/>
-                <w:sz w:val="23"/>
-                <w:szCs w:val="23"/>
+                <w:sz w:val="24"/>
+                <w:szCs w:val="24"/>
               </w:rPr>
             </w:pPr>
             <w:r>
               <w:rPr>
                 <w:rFonts w:ascii="Times New Roman" w:eastAsia="Times New Roman" w:hAnsi="Times New Roman" w:cs="Times New Roman"/>
                 <w:b/>
-                <w:sz w:val="23"/>
-                <w:szCs w:val="23"/>
+                <w:sz w:val="24"/>
+                <w:szCs w:val="24"/>
               </w:rPr>
               <w:t>Số tiền</w:t>
             </w:r>
             <w:r>
               <w:rPr>
                 <w:rFonts w:ascii="Times New Roman" w:eastAsia="Times New Roman" w:hAnsi="Times New Roman" w:cs="Times New Roman"/>
-                <w:sz w:val="23"/>
-                <w:szCs w:val="23"/>
+                <w:sz w:val="24"/>
+                <w:szCs w:val="24"/>
               </w:rPr>
               <w:t xml:space="preserve"> </w:t>
             </w:r>
@@ -2444,8 +2356,8 @@
                 <w:rFonts w:ascii="Times New Roman" w:eastAsia="Times New Roman" w:hAnsi="Times New Roman" w:cs="Times New Roman"/>
                 <w:b/>
                 <w:i/>
-                <w:sz w:val="23"/>
-                <w:szCs w:val="23"/>
+                <w:sz w:val="24"/>
+                <w:szCs w:val="24"/>
               </w:rPr>
               <w:t>(bằng số; VNĐ và giá trị tương đương theo đơn vị tiền nước ngoài, nếu có)</w:t>
             </w:r>
@@ -2470,16 +2382,16 @@
               <w:jc w:val="center"/>
               <w:rPr>
                 <w:rFonts w:ascii="Times New Roman" w:eastAsia="Times New Roman" w:hAnsi="Times New Roman" w:cs="Times New Roman"/>
-                <w:sz w:val="23"/>
-                <w:szCs w:val="23"/>
+                <w:sz w:val="24"/>
+                <w:szCs w:val="24"/>
               </w:rPr>
             </w:pPr>
             <w:r>
               <w:rPr>
                 <w:rFonts w:ascii="Times New Roman" w:eastAsia="Times New Roman" w:hAnsi="Times New Roman" w:cs="Times New Roman"/>
                 <w:b/>
-                <w:sz w:val="23"/>
-                <w:szCs w:val="23"/>
+                <w:sz w:val="24"/>
+                <w:szCs w:val="24"/>
               </w:rPr>
               <w:t>Tỷ lệ (%)</w:t>
             </w:r>
@@ -2504,15 +2416,15 @@
               <w:ind w:firstLine="0"/>
               <w:rPr>
                 <w:rFonts w:ascii="Times New Roman" w:eastAsia="Times New Roman" w:hAnsi="Times New Roman" w:cs="Times New Roman"/>
-                <w:sz w:val="23"/>
-                <w:szCs w:val="23"/>
-              </w:rPr>
-            </w:pPr>
-            <w:r>
-              <w:rPr>
-                <w:rFonts w:ascii="Times New Roman" w:eastAsia="Times New Roman" w:hAnsi="Times New Roman" w:cs="Times New Roman"/>
-                <w:sz w:val="23"/>
-                <w:szCs w:val="23"/>
+                <w:sz w:val="24"/>
+                <w:szCs w:val="24"/>
+              </w:rPr>
+            </w:pPr>
+            <w:r>
+              <w:rPr>
+                <w:rFonts w:ascii="Times New Roman" w:eastAsia="Times New Roman" w:hAnsi="Times New Roman" w:cs="Times New Roman"/>
+                <w:sz w:val="24"/>
+                <w:szCs w:val="24"/>
               </w:rPr>
               <w:t>Vốn ngân sách nhà nước</w:t>
             </w:r>
@@ -2536,15 +2448,15 @@
               <w:jc w:val="center"/>
               <w:rPr>
                 <w:rFonts w:ascii="Times New Roman" w:eastAsia="Times New Roman" w:hAnsi="Times New Roman" w:cs="Times New Roman"/>
-                <w:sz w:val="23"/>
-                <w:szCs w:val="23"/>
-              </w:rPr>
-            </w:pPr>
-            <w:r>
-              <w:rPr>
-                <w:rFonts w:ascii="Times New Roman" w:eastAsia="Times New Roman" w:hAnsi="Times New Roman" w:cs="Times New Roman"/>
-                <w:sz w:val="23"/>
-                <w:szCs w:val="23"/>
+                <w:sz w:val="24"/>
+                <w:szCs w:val="24"/>
+              </w:rPr>
+            </w:pPr>
+            <w:r>
+              <w:rPr>
+                <w:rFonts w:ascii="Times New Roman" w:eastAsia="Times New Roman" w:hAnsi="Times New Roman" w:cs="Times New Roman"/>
+                <w:sz w:val="24"/>
+                <w:szCs w:val="24"/>
               </w:rPr>
               <w:t>0</w:t>
             </w:r>
@@ -2568,15 +2480,15 @@
               <w:jc w:val="center"/>
               <w:rPr>
                 <w:rFonts w:ascii="Times New Roman" w:eastAsia="Times New Roman" w:hAnsi="Times New Roman" w:cs="Times New Roman"/>
-                <w:sz w:val="23"/>
-                <w:szCs w:val="23"/>
-              </w:rPr>
-            </w:pPr>
-            <w:r>
-              <w:rPr>
-                <w:rFonts w:ascii="Times New Roman" w:eastAsia="Times New Roman" w:hAnsi="Times New Roman" w:cs="Times New Roman"/>
-                <w:sz w:val="23"/>
-                <w:szCs w:val="23"/>
+                <w:sz w:val="24"/>
+                <w:szCs w:val="24"/>
+              </w:rPr>
+            </w:pPr>
+            <w:r>
+              <w:rPr>
+                <w:rFonts w:ascii="Times New Roman" w:eastAsia="Times New Roman" w:hAnsi="Times New Roman" w:cs="Times New Roman"/>
+                <w:sz w:val="24"/>
+                <w:szCs w:val="24"/>
               </w:rPr>
               <w:t>0</w:t>
             </w:r>
@@ -2601,15 +2513,15 @@
               <w:ind w:firstLine="0"/>
               <w:rPr>
                 <w:rFonts w:ascii="Times New Roman" w:eastAsia="Times New Roman" w:hAnsi="Times New Roman" w:cs="Times New Roman"/>
-                <w:sz w:val="23"/>
-                <w:szCs w:val="23"/>
-              </w:rPr>
-            </w:pPr>
-            <w:r>
-              <w:rPr>
-                <w:rFonts w:ascii="Times New Roman" w:eastAsia="Times New Roman" w:hAnsi="Times New Roman" w:cs="Times New Roman"/>
-                <w:sz w:val="23"/>
-                <w:szCs w:val="23"/>
+                <w:sz w:val="24"/>
+                <w:szCs w:val="24"/>
+              </w:rPr>
+            </w:pPr>
+            <w:r>
+              <w:rPr>
+                <w:rFonts w:ascii="Times New Roman" w:eastAsia="Times New Roman" w:hAnsi="Times New Roman" w:cs="Times New Roman"/>
+                <w:sz w:val="24"/>
+                <w:szCs w:val="24"/>
               </w:rPr>
               <w:t>Vốn tư nhân</w:t>
             </w:r>
@@ -2633,15 +2545,15 @@
               <w:jc w:val="center"/>
               <w:rPr>
                 <w:rFonts w:ascii="Times New Roman" w:eastAsia="Times New Roman" w:hAnsi="Times New Roman" w:cs="Times New Roman"/>
-                <w:sz w:val="23"/>
-                <w:szCs w:val="23"/>
-              </w:rPr>
-            </w:pPr>
-            <w:r>
-              <w:rPr>
-                <w:rFonts w:ascii="Times New Roman" w:eastAsia="Times New Roman" w:hAnsi="Times New Roman" w:cs="Times New Roman"/>
-                <w:sz w:val="23"/>
-                <w:szCs w:val="23"/>
+                <w:sz w:val="24"/>
+                <w:szCs w:val="24"/>
+              </w:rPr>
+            </w:pPr>
+            <w:r>
+              <w:rPr>
+                <w:rFonts w:ascii="Times New Roman" w:eastAsia="Times New Roman" w:hAnsi="Times New Roman" w:cs="Times New Roman"/>
+                <w:sz w:val="24"/>
+                <w:szCs w:val="24"/>
               </w:rPr>
               <w:t>{{charter_capital.info.amount}}</w:t>
             </w:r>
@@ -2665,15 +2577,15 @@
               <w:jc w:val="center"/>
               <w:rPr>
                 <w:rFonts w:ascii="Times New Roman" w:eastAsia="Times New Roman" w:hAnsi="Times New Roman" w:cs="Times New Roman"/>
-                <w:sz w:val="23"/>
-                <w:szCs w:val="23"/>
-              </w:rPr>
-            </w:pPr>
-            <w:r>
-              <w:rPr>
-                <w:rFonts w:ascii="Times New Roman" w:eastAsia="Times New Roman" w:hAnsi="Times New Roman" w:cs="Times New Roman"/>
-                <w:sz w:val="23"/>
-                <w:szCs w:val="23"/>
+                <w:sz w:val="24"/>
+                <w:szCs w:val="24"/>
+              </w:rPr>
+            </w:pPr>
+            <w:r>
+              <w:rPr>
+                <w:rFonts w:ascii="Times New Roman" w:eastAsia="Times New Roman" w:hAnsi="Times New Roman" w:cs="Times New Roman"/>
+                <w:sz w:val="24"/>
+                <w:szCs w:val="24"/>
               </w:rPr>
               <w:t>100</w:t>
             </w:r>
@@ -2698,15 +2610,15 @@
               <w:ind w:firstLine="0"/>
               <w:rPr>
                 <w:rFonts w:ascii="Times New Roman" w:eastAsia="Times New Roman" w:hAnsi="Times New Roman" w:cs="Times New Roman"/>
-                <w:sz w:val="23"/>
-                <w:szCs w:val="23"/>
-              </w:rPr>
-            </w:pPr>
-            <w:r>
-              <w:rPr>
-                <w:rFonts w:ascii="Times New Roman" w:eastAsia="Times New Roman" w:hAnsi="Times New Roman" w:cs="Times New Roman"/>
-                <w:sz w:val="23"/>
-                <w:szCs w:val="23"/>
+                <w:sz w:val="24"/>
+                <w:szCs w:val="24"/>
+              </w:rPr>
+            </w:pPr>
+            <w:r>
+              <w:rPr>
+                <w:rFonts w:ascii="Times New Roman" w:eastAsia="Times New Roman" w:hAnsi="Times New Roman" w:cs="Times New Roman"/>
+                <w:sz w:val="24"/>
+                <w:szCs w:val="24"/>
               </w:rPr>
               <w:t>Vốn nước ngoài</w:t>
             </w:r>
@@ -2730,15 +2642,15 @@
               <w:jc w:val="center"/>
               <w:rPr>
                 <w:rFonts w:ascii="Times New Roman" w:eastAsia="Times New Roman" w:hAnsi="Times New Roman" w:cs="Times New Roman"/>
-                <w:sz w:val="23"/>
-                <w:szCs w:val="23"/>
-              </w:rPr>
-            </w:pPr>
-            <w:r>
-              <w:rPr>
-                <w:rFonts w:ascii="Times New Roman" w:eastAsia="Times New Roman" w:hAnsi="Times New Roman" w:cs="Times New Roman"/>
-                <w:sz w:val="23"/>
-                <w:szCs w:val="23"/>
+                <w:sz w:val="24"/>
+                <w:szCs w:val="24"/>
+              </w:rPr>
+            </w:pPr>
+            <w:r>
+              <w:rPr>
+                <w:rFonts w:ascii="Times New Roman" w:eastAsia="Times New Roman" w:hAnsi="Times New Roman" w:cs="Times New Roman"/>
+                <w:sz w:val="24"/>
+                <w:szCs w:val="24"/>
               </w:rPr>
               <w:t>0</w:t>
             </w:r>
@@ -2762,15 +2674,15 @@
               <w:jc w:val="center"/>
               <w:rPr>
                 <w:rFonts w:ascii="Times New Roman" w:eastAsia="Times New Roman" w:hAnsi="Times New Roman" w:cs="Times New Roman"/>
-                <w:sz w:val="23"/>
-                <w:szCs w:val="23"/>
-              </w:rPr>
-            </w:pPr>
-            <w:r>
-              <w:rPr>
-                <w:rFonts w:ascii="Times New Roman" w:eastAsia="Times New Roman" w:hAnsi="Times New Roman" w:cs="Times New Roman"/>
-                <w:sz w:val="23"/>
-                <w:szCs w:val="23"/>
+                <w:sz w:val="24"/>
+                <w:szCs w:val="24"/>
+              </w:rPr>
+            </w:pPr>
+            <w:r>
+              <w:rPr>
+                <w:rFonts w:ascii="Times New Roman" w:eastAsia="Times New Roman" w:hAnsi="Times New Roman" w:cs="Times New Roman"/>
+                <w:sz w:val="24"/>
+                <w:szCs w:val="24"/>
               </w:rPr>
               <w:t>0</w:t>
             </w:r>
@@ -2795,15 +2707,15 @@
               <w:ind w:firstLine="0"/>
               <w:rPr>
                 <w:rFonts w:ascii="Times New Roman" w:eastAsia="Times New Roman" w:hAnsi="Times New Roman" w:cs="Times New Roman"/>
-                <w:sz w:val="23"/>
-                <w:szCs w:val="23"/>
-              </w:rPr>
-            </w:pPr>
-            <w:r>
-              <w:rPr>
-                <w:rFonts w:ascii="Times New Roman" w:eastAsia="Times New Roman" w:hAnsi="Times New Roman" w:cs="Times New Roman"/>
-                <w:sz w:val="23"/>
-                <w:szCs w:val="23"/>
+                <w:sz w:val="24"/>
+                <w:szCs w:val="24"/>
+              </w:rPr>
+            </w:pPr>
+            <w:r>
+              <w:rPr>
+                <w:rFonts w:ascii="Times New Roman" w:eastAsia="Times New Roman" w:hAnsi="Times New Roman" w:cs="Times New Roman"/>
+                <w:sz w:val="24"/>
+                <w:szCs w:val="24"/>
               </w:rPr>
               <w:t>Vốn khác</w:t>
             </w:r>
@@ -2827,15 +2739,15 @@
               <w:jc w:val="center"/>
               <w:rPr>
                 <w:rFonts w:ascii="Times New Roman" w:eastAsia="Times New Roman" w:hAnsi="Times New Roman" w:cs="Times New Roman"/>
-                <w:sz w:val="23"/>
-                <w:szCs w:val="23"/>
-              </w:rPr>
-            </w:pPr>
-            <w:r>
-              <w:rPr>
-                <w:rFonts w:ascii="Times New Roman" w:eastAsia="Times New Roman" w:hAnsi="Times New Roman" w:cs="Times New Roman"/>
-                <w:sz w:val="23"/>
-                <w:szCs w:val="23"/>
+                <w:sz w:val="24"/>
+                <w:szCs w:val="24"/>
+              </w:rPr>
+            </w:pPr>
+            <w:r>
+              <w:rPr>
+                <w:rFonts w:ascii="Times New Roman" w:eastAsia="Times New Roman" w:hAnsi="Times New Roman" w:cs="Times New Roman"/>
+                <w:sz w:val="24"/>
+                <w:szCs w:val="24"/>
               </w:rPr>
               <w:t>0</w:t>
             </w:r>
@@ -2859,15 +2771,15 @@
               <w:jc w:val="center"/>
               <w:rPr>
                 <w:rFonts w:ascii="Times New Roman" w:eastAsia="Times New Roman" w:hAnsi="Times New Roman" w:cs="Times New Roman"/>
-                <w:sz w:val="23"/>
-                <w:szCs w:val="23"/>
-              </w:rPr>
-            </w:pPr>
-            <w:r>
-              <w:rPr>
-                <w:rFonts w:ascii="Times New Roman" w:eastAsia="Times New Roman" w:hAnsi="Times New Roman" w:cs="Times New Roman"/>
-                <w:sz w:val="23"/>
-                <w:szCs w:val="23"/>
+                <w:sz w:val="24"/>
+                <w:szCs w:val="24"/>
+              </w:rPr>
+            </w:pPr>
+            <w:r>
+              <w:rPr>
+                <w:rFonts w:ascii="Times New Roman" w:eastAsia="Times New Roman" w:hAnsi="Times New Roman" w:cs="Times New Roman"/>
+                <w:sz w:val="24"/>
+                <w:szCs w:val="24"/>
               </w:rPr>
               <w:t>0</w:t>
             </w:r>
@@ -2893,15 +2805,15 @@
               <w:ind w:firstLine="0"/>
               <w:rPr>
                 <w:rFonts w:ascii="Times New Roman" w:eastAsia="Times New Roman" w:hAnsi="Times New Roman" w:cs="Times New Roman"/>
-                <w:sz w:val="23"/>
-                <w:szCs w:val="23"/>
-              </w:rPr>
-            </w:pPr>
-            <w:r>
-              <w:rPr>
-                <w:rFonts w:ascii="Times New Roman" w:eastAsia="Times New Roman" w:hAnsi="Times New Roman" w:cs="Times New Roman"/>
-                <w:sz w:val="23"/>
-                <w:szCs w:val="23"/>
+                <w:sz w:val="24"/>
+                <w:szCs w:val="24"/>
+              </w:rPr>
+            </w:pPr>
+            <w:r>
+              <w:rPr>
+                <w:rFonts w:ascii="Times New Roman" w:eastAsia="Times New Roman" w:hAnsi="Times New Roman" w:cs="Times New Roman"/>
+                <w:sz w:val="24"/>
+                <w:szCs w:val="24"/>
               </w:rPr>
               <w:t>Tổng</w:t>
             </w:r>
@@ -2909,16 +2821,16 @@
               <w:rPr>
                 <w:rFonts w:ascii="Times New Roman" w:eastAsia="Times New Roman" w:hAnsi="Times New Roman" w:cs="Times New Roman"/>
                 <w:b/>
-                <w:sz w:val="23"/>
-                <w:szCs w:val="23"/>
+                <w:sz w:val="24"/>
+                <w:szCs w:val="24"/>
               </w:rPr>
               <w:t xml:space="preserve"> </w:t>
             </w:r>
             <w:r>
               <w:rPr>
                 <w:rFonts w:ascii="Times New Roman" w:eastAsia="Times New Roman" w:hAnsi="Times New Roman" w:cs="Times New Roman"/>
-                <w:sz w:val="23"/>
-                <w:szCs w:val="23"/>
+                <w:sz w:val="24"/>
+                <w:szCs w:val="24"/>
               </w:rPr>
               <w:t>cộng</w:t>
             </w:r>
@@ -2942,15 +2854,15 @@
               <w:jc w:val="center"/>
               <w:rPr>
                 <w:rFonts w:ascii="Times New Roman" w:eastAsia="Times New Roman" w:hAnsi="Times New Roman" w:cs="Times New Roman"/>
-                <w:sz w:val="23"/>
-                <w:szCs w:val="23"/>
-              </w:rPr>
-            </w:pPr>
-            <w:r>
-              <w:rPr>
-                <w:rFonts w:ascii="Times New Roman" w:eastAsia="Times New Roman" w:hAnsi="Times New Roman" w:cs="Times New Roman"/>
-                <w:sz w:val="23"/>
-                <w:szCs w:val="23"/>
+                <w:sz w:val="24"/>
+                <w:szCs w:val="24"/>
+              </w:rPr>
+            </w:pPr>
+            <w:r>
+              <w:rPr>
+                <w:rFonts w:ascii="Times New Roman" w:eastAsia="Times New Roman" w:hAnsi="Times New Roman" w:cs="Times New Roman"/>
+                <w:sz w:val="24"/>
+                <w:szCs w:val="24"/>
               </w:rPr>
               <w:t>{{charter_capital.info.amount}}</w:t>
             </w:r>
@@ -2974,15 +2886,15 @@
               <w:jc w:val="center"/>
               <w:rPr>
                 <w:rFonts w:ascii="Times New Roman" w:eastAsia="Times New Roman" w:hAnsi="Times New Roman" w:cs="Times New Roman"/>
-                <w:sz w:val="23"/>
-                <w:szCs w:val="23"/>
-              </w:rPr>
-            </w:pPr>
-            <w:r>
-              <w:rPr>
-                <w:rFonts w:ascii="Times New Roman" w:eastAsia="Times New Roman" w:hAnsi="Times New Roman" w:cs="Times New Roman"/>
-                <w:sz w:val="23"/>
-                <w:szCs w:val="23"/>
+                <w:sz w:val="24"/>
+                <w:szCs w:val="24"/>
+              </w:rPr>
+            </w:pPr>
+            <w:r>
+              <w:rPr>
+                <w:rFonts w:ascii="Times New Roman" w:eastAsia="Times New Roman" w:hAnsi="Times New Roman" w:cs="Times New Roman"/>
+                <w:sz w:val="24"/>
+                <w:szCs w:val="24"/>
               </w:rPr>
               <w:t>100</w:t>
             </w:r>
@@ -2996,16 +2908,16 @@
         <w:ind w:firstLine="432"/>
         <w:rPr>
           <w:rFonts w:ascii="Times New Roman" w:eastAsia="Times New Roman" w:hAnsi="Times New Roman" w:cs="Times New Roman"/>
-          <w:sz w:val="23"/>
-          <w:szCs w:val="23"/>
+          <w:sz w:val="24"/>
+          <w:szCs w:val="24"/>
         </w:rPr>
       </w:pPr>
       <w:r>
         <w:rPr>
           <w:rFonts w:ascii="Times New Roman" w:eastAsia="Times New Roman" w:hAnsi="Times New Roman" w:cs="Times New Roman"/>
           <w:b/>
-          <w:sz w:val="23"/>
-          <w:szCs w:val="23"/>
+          <w:sz w:val="24"/>
+          <w:szCs w:val="24"/>
         </w:rPr>
         <w:t xml:space="preserve">7. Thông tin về cổ phần: </w:t>
       </w:r>
@@ -3016,15 +2928,15 @@
         <w:ind w:firstLine="432"/>
         <w:rPr>
           <w:rFonts w:ascii="Times New Roman" w:eastAsia="Times New Roman" w:hAnsi="Times New Roman" w:cs="Times New Roman"/>
-          <w:sz w:val="23"/>
-          <w:szCs w:val="23"/>
+          <w:sz w:val="24"/>
+          <w:szCs w:val="24"/>
         </w:rPr>
       </w:pPr>
       <w:r>
         <w:rPr>
           <w:rFonts w:ascii="Times New Roman" w:eastAsia="Times New Roman" w:hAnsi="Times New Roman" w:cs="Times New Roman"/>
-          <w:sz w:val="23"/>
-          <w:szCs w:val="23"/>
+          <w:sz w:val="24"/>
+          <w:szCs w:val="24"/>
         </w:rPr>
         <w:t xml:space="preserve">Mệnh giá cổ phần (VNĐ): 10.000 VNĐ </w:t>
       </w:r>
@@ -3071,16 +2983,16 @@
               <w:jc w:val="center"/>
               <w:rPr>
                 <w:rFonts w:ascii="Times New Roman" w:eastAsia="Times New Roman" w:hAnsi="Times New Roman" w:cs="Times New Roman"/>
-                <w:sz w:val="23"/>
-                <w:szCs w:val="23"/>
+                <w:sz w:val="24"/>
+                <w:szCs w:val="24"/>
               </w:rPr>
             </w:pPr>
             <w:r>
               <w:rPr>
                 <w:rFonts w:ascii="Times New Roman" w:eastAsia="Times New Roman" w:hAnsi="Times New Roman" w:cs="Times New Roman"/>
                 <w:b/>
-                <w:sz w:val="23"/>
-                <w:szCs w:val="23"/>
+                <w:sz w:val="24"/>
+                <w:szCs w:val="24"/>
               </w:rPr>
               <w:t>STT</w:t>
             </w:r>
@@ -3105,16 +3017,16 @@
               <w:jc w:val="center"/>
               <w:rPr>
                 <w:rFonts w:ascii="Times New Roman" w:eastAsia="Times New Roman" w:hAnsi="Times New Roman" w:cs="Times New Roman"/>
-                <w:sz w:val="23"/>
-                <w:szCs w:val="23"/>
+                <w:sz w:val="24"/>
+                <w:szCs w:val="24"/>
               </w:rPr>
             </w:pPr>
             <w:r>
               <w:rPr>
                 <w:rFonts w:ascii="Times New Roman" w:eastAsia="Times New Roman" w:hAnsi="Times New Roman" w:cs="Times New Roman"/>
                 <w:b/>
-                <w:sz w:val="23"/>
-                <w:szCs w:val="23"/>
+                <w:sz w:val="24"/>
+                <w:szCs w:val="24"/>
               </w:rPr>
               <w:t>Loại cổ phần</w:t>
             </w:r>
@@ -3139,16 +3051,16 @@
               <w:jc w:val="center"/>
               <w:rPr>
                 <w:rFonts w:ascii="Times New Roman" w:eastAsia="Times New Roman" w:hAnsi="Times New Roman" w:cs="Times New Roman"/>
-                <w:sz w:val="23"/>
-                <w:szCs w:val="23"/>
+                <w:sz w:val="24"/>
+                <w:szCs w:val="24"/>
               </w:rPr>
             </w:pPr>
             <w:r>
               <w:rPr>
                 <w:rFonts w:ascii="Times New Roman" w:eastAsia="Times New Roman" w:hAnsi="Times New Roman" w:cs="Times New Roman"/>
                 <w:b/>
-                <w:sz w:val="23"/>
-                <w:szCs w:val="23"/>
+                <w:sz w:val="24"/>
+                <w:szCs w:val="24"/>
               </w:rPr>
               <w:t>Số lượng</w:t>
             </w:r>
@@ -3173,16 +3085,16 @@
               <w:jc w:val="center"/>
               <w:rPr>
                 <w:rFonts w:ascii="Times New Roman" w:eastAsia="Times New Roman" w:hAnsi="Times New Roman" w:cs="Times New Roman"/>
-                <w:sz w:val="23"/>
-                <w:szCs w:val="23"/>
+                <w:sz w:val="24"/>
+                <w:szCs w:val="24"/>
               </w:rPr>
             </w:pPr>
             <w:r>
               <w:rPr>
                 <w:rFonts w:ascii="Times New Roman" w:eastAsia="Times New Roman" w:hAnsi="Times New Roman" w:cs="Times New Roman"/>
                 <w:b/>
-                <w:sz w:val="23"/>
-                <w:szCs w:val="23"/>
+                <w:sz w:val="24"/>
+                <w:szCs w:val="24"/>
               </w:rPr>
               <w:t xml:space="preserve">Giá trị </w:t>
             </w:r>
@@ -3191,8 +3103,8 @@
                 <w:rFonts w:ascii="Times New Roman" w:eastAsia="Times New Roman" w:hAnsi="Times New Roman" w:cs="Times New Roman"/>
                 <w:b/>
                 <w:i/>
-                <w:sz w:val="23"/>
-                <w:szCs w:val="23"/>
+                <w:sz w:val="24"/>
+                <w:szCs w:val="24"/>
               </w:rPr>
               <w:t>(bằng số, VNĐ)</w:t>
             </w:r>
@@ -3217,16 +3129,16 @@
               <w:jc w:val="center"/>
               <w:rPr>
                 <w:rFonts w:ascii="Times New Roman" w:eastAsia="Times New Roman" w:hAnsi="Times New Roman" w:cs="Times New Roman"/>
-                <w:sz w:val="23"/>
-                <w:szCs w:val="23"/>
+                <w:sz w:val="24"/>
+                <w:szCs w:val="24"/>
               </w:rPr>
             </w:pPr>
             <w:r>
               <w:rPr>
                 <w:rFonts w:ascii="Times New Roman" w:eastAsia="Times New Roman" w:hAnsi="Times New Roman" w:cs="Times New Roman"/>
                 <w:b/>
-                <w:sz w:val="23"/>
-                <w:szCs w:val="23"/>
+                <w:sz w:val="24"/>
+                <w:szCs w:val="24"/>
               </w:rPr>
               <w:t>Tỷ lệ so với vốn điều lệ (%)</w:t>
             </w:r>
@@ -3253,15 +3165,15 @@
               <w:jc w:val="center"/>
               <w:rPr>
                 <w:rFonts w:ascii="Times New Roman" w:eastAsia="Times New Roman" w:hAnsi="Times New Roman" w:cs="Times New Roman"/>
-                <w:sz w:val="23"/>
-                <w:szCs w:val="23"/>
-              </w:rPr>
-            </w:pPr>
-            <w:r>
-              <w:rPr>
-                <w:rFonts w:ascii="Times New Roman" w:eastAsia="Times New Roman" w:hAnsi="Times New Roman" w:cs="Times New Roman"/>
-                <w:sz w:val="23"/>
-                <w:szCs w:val="23"/>
+                <w:sz w:val="24"/>
+                <w:szCs w:val="24"/>
+              </w:rPr>
+            </w:pPr>
+            <w:r>
+              <w:rPr>
+                <w:rFonts w:ascii="Times New Roman" w:eastAsia="Times New Roman" w:hAnsi="Times New Roman" w:cs="Times New Roman"/>
+                <w:sz w:val="24"/>
+                <w:szCs w:val="24"/>
               </w:rPr>
               <w:t>1</w:t>
             </w:r>
@@ -3286,15 +3198,15 @@
               <w:jc w:val="center"/>
               <w:rPr>
                 <w:rFonts w:ascii="Times New Roman" w:eastAsia="Times New Roman" w:hAnsi="Times New Roman" w:cs="Times New Roman"/>
-                <w:sz w:val="23"/>
-                <w:szCs w:val="23"/>
-              </w:rPr>
-            </w:pPr>
-            <w:r>
-              <w:rPr>
-                <w:rFonts w:ascii="Times New Roman" w:eastAsia="Times New Roman" w:hAnsi="Times New Roman" w:cs="Times New Roman"/>
-                <w:sz w:val="23"/>
-                <w:szCs w:val="23"/>
+                <w:sz w:val="24"/>
+                <w:szCs w:val="24"/>
+              </w:rPr>
+            </w:pPr>
+            <w:r>
+              <w:rPr>
+                <w:rFonts w:ascii="Times New Roman" w:eastAsia="Times New Roman" w:hAnsi="Times New Roman" w:cs="Times New Roman"/>
+                <w:sz w:val="24"/>
+                <w:szCs w:val="24"/>
               </w:rPr>
               <w:t>Cổ phần phổ thông</w:t>
             </w:r>
@@ -3319,33 +3231,17 @@
               <w:jc w:val="center"/>
               <w:rPr>
                 <w:rFonts w:ascii="Times New Roman" w:eastAsia="Times New Roman" w:hAnsi="Times New Roman" w:cs="Times New Roman"/>
-                <w:sz w:val="23"/>
-                <w:szCs w:val="23"/>
-              </w:rPr>
-            </w:pPr>
-            <w:r>
-              <w:rPr>
-                <w:rFonts w:ascii="Times New Roman" w:eastAsia="Times New Roman" w:hAnsi="Times New Roman" w:cs="Times New Roman"/>
-                <w:sz w:val="23"/>
-                <w:szCs w:val="23"/>
-              </w:rPr>
-              <w:t>{{charter_capital.info.</w:t>
-            </w:r>
-            <w:r>
-              <w:rPr>
-                <w:rFonts w:ascii="Times New Roman" w:eastAsia="Times New Roman" w:hAnsi="Times New Roman" w:cs="Times New Roman"/>
-                <w:sz w:val="23"/>
-                <w:szCs w:val="23"/>
-              </w:rPr>
-              <w:t>count</w:t>
-            </w:r>
-            <w:r>
-              <w:rPr>
-                <w:rFonts w:ascii="Times New Roman" w:eastAsia="Times New Roman" w:hAnsi="Times New Roman" w:cs="Times New Roman"/>
-                <w:sz w:val="23"/>
-                <w:szCs w:val="23"/>
-              </w:rPr>
-              <w:t>}}</w:t>
+                <w:sz w:val="24"/>
+                <w:szCs w:val="24"/>
+              </w:rPr>
+            </w:pPr>
+            <w:r>
+              <w:rPr>
+                <w:rFonts w:ascii="Times New Roman" w:eastAsia="Times New Roman" w:hAnsi="Times New Roman" w:cs="Times New Roman"/>
+                <w:sz w:val="24"/>
+                <w:szCs w:val="24"/>
+              </w:rPr>
+              <w:t>{{charter_capital.info.count}}</w:t>
             </w:r>
           </w:p>
         </w:tc>
@@ -3368,15 +3264,15 @@
               <w:jc w:val="center"/>
               <w:rPr>
                 <w:rFonts w:ascii="Times New Roman" w:eastAsia="Times New Roman" w:hAnsi="Times New Roman" w:cs="Times New Roman"/>
-                <w:sz w:val="23"/>
-                <w:szCs w:val="23"/>
-              </w:rPr>
-            </w:pPr>
-            <w:r>
-              <w:rPr>
-                <w:rFonts w:ascii="Times New Roman" w:eastAsia="Times New Roman" w:hAnsi="Times New Roman" w:cs="Times New Roman"/>
-                <w:sz w:val="23"/>
-                <w:szCs w:val="23"/>
+                <w:sz w:val="24"/>
+                <w:szCs w:val="24"/>
+              </w:rPr>
+            </w:pPr>
+            <w:r>
+              <w:rPr>
+                <w:rFonts w:ascii="Times New Roman" w:eastAsia="Times New Roman" w:hAnsi="Times New Roman" w:cs="Times New Roman"/>
+                <w:sz w:val="24"/>
+                <w:szCs w:val="24"/>
               </w:rPr>
               <w:t>{{charter_capital.info.amount}}</w:t>
             </w:r>
@@ -3401,15 +3297,15 @@
               <w:jc w:val="center"/>
               <w:rPr>
                 <w:rFonts w:ascii="Times New Roman" w:eastAsia="Times New Roman" w:hAnsi="Times New Roman" w:cs="Times New Roman"/>
-                <w:sz w:val="23"/>
-                <w:szCs w:val="23"/>
-              </w:rPr>
-            </w:pPr>
-            <w:r>
-              <w:rPr>
-                <w:rFonts w:ascii="Times New Roman" w:eastAsia="Times New Roman" w:hAnsi="Times New Roman" w:cs="Times New Roman"/>
-                <w:sz w:val="23"/>
-                <w:szCs w:val="23"/>
+                <w:sz w:val="24"/>
+                <w:szCs w:val="24"/>
+              </w:rPr>
+            </w:pPr>
+            <w:r>
+              <w:rPr>
+                <w:rFonts w:ascii="Times New Roman" w:eastAsia="Times New Roman" w:hAnsi="Times New Roman" w:cs="Times New Roman"/>
+                <w:sz w:val="24"/>
+                <w:szCs w:val="24"/>
               </w:rPr>
               <w:t>100</w:t>
             </w:r>
@@ -3436,15 +3332,15 @@
               <w:jc w:val="center"/>
               <w:rPr>
                 <w:rFonts w:ascii="Times New Roman" w:eastAsia="Times New Roman" w:hAnsi="Times New Roman" w:cs="Times New Roman"/>
-                <w:sz w:val="23"/>
-                <w:szCs w:val="23"/>
-              </w:rPr>
-            </w:pPr>
-            <w:r>
-              <w:rPr>
-                <w:rFonts w:ascii="Times New Roman" w:eastAsia="Times New Roman" w:hAnsi="Times New Roman" w:cs="Times New Roman"/>
-                <w:sz w:val="23"/>
-                <w:szCs w:val="23"/>
+                <w:sz w:val="24"/>
+                <w:szCs w:val="24"/>
+              </w:rPr>
+            </w:pPr>
+            <w:r>
+              <w:rPr>
+                <w:rFonts w:ascii="Times New Roman" w:eastAsia="Times New Roman" w:hAnsi="Times New Roman" w:cs="Times New Roman"/>
+                <w:sz w:val="24"/>
+                <w:szCs w:val="24"/>
               </w:rPr>
               <w:t>2</w:t>
             </w:r>
@@ -3469,15 +3365,15 @@
               <w:jc w:val="center"/>
               <w:rPr>
                 <w:rFonts w:ascii="Times New Roman" w:eastAsia="Times New Roman" w:hAnsi="Times New Roman" w:cs="Times New Roman"/>
-                <w:sz w:val="23"/>
-                <w:szCs w:val="23"/>
-              </w:rPr>
-            </w:pPr>
-            <w:r>
-              <w:rPr>
-                <w:rFonts w:ascii="Times New Roman" w:eastAsia="Times New Roman" w:hAnsi="Times New Roman" w:cs="Times New Roman"/>
-                <w:sz w:val="23"/>
-                <w:szCs w:val="23"/>
+                <w:sz w:val="24"/>
+                <w:szCs w:val="24"/>
+              </w:rPr>
+            </w:pPr>
+            <w:r>
+              <w:rPr>
+                <w:rFonts w:ascii="Times New Roman" w:eastAsia="Times New Roman" w:hAnsi="Times New Roman" w:cs="Times New Roman"/>
+                <w:sz w:val="24"/>
+                <w:szCs w:val="24"/>
               </w:rPr>
               <w:t>Cổ phần ưu đãi biểu quyết</w:t>
             </w:r>
@@ -3502,15 +3398,15 @@
               <w:jc w:val="center"/>
               <w:rPr>
                 <w:rFonts w:ascii="Times New Roman" w:eastAsia="Times New Roman" w:hAnsi="Times New Roman" w:cs="Times New Roman"/>
-                <w:sz w:val="23"/>
-                <w:szCs w:val="23"/>
-              </w:rPr>
-            </w:pPr>
-            <w:r>
-              <w:rPr>
-                <w:rFonts w:ascii="Times New Roman" w:eastAsia="Times New Roman" w:hAnsi="Times New Roman" w:cs="Times New Roman"/>
-                <w:sz w:val="23"/>
-                <w:szCs w:val="23"/>
+                <w:sz w:val="24"/>
+                <w:szCs w:val="24"/>
+              </w:rPr>
+            </w:pPr>
+            <w:r>
+              <w:rPr>
+                <w:rFonts w:ascii="Times New Roman" w:eastAsia="Times New Roman" w:hAnsi="Times New Roman" w:cs="Times New Roman"/>
+                <w:sz w:val="24"/>
+                <w:szCs w:val="24"/>
               </w:rPr>
               <w:t>0</w:t>
             </w:r>
@@ -3535,15 +3431,15 @@
               <w:jc w:val="center"/>
               <w:rPr>
                 <w:rFonts w:ascii="Times New Roman" w:eastAsia="Times New Roman" w:hAnsi="Times New Roman" w:cs="Times New Roman"/>
-                <w:sz w:val="23"/>
-                <w:szCs w:val="23"/>
-              </w:rPr>
-            </w:pPr>
-            <w:r>
-              <w:rPr>
-                <w:rFonts w:ascii="Times New Roman" w:eastAsia="Times New Roman" w:hAnsi="Times New Roman" w:cs="Times New Roman"/>
-                <w:sz w:val="23"/>
-                <w:szCs w:val="23"/>
+                <w:sz w:val="24"/>
+                <w:szCs w:val="24"/>
+              </w:rPr>
+            </w:pPr>
+            <w:r>
+              <w:rPr>
+                <w:rFonts w:ascii="Times New Roman" w:eastAsia="Times New Roman" w:hAnsi="Times New Roman" w:cs="Times New Roman"/>
+                <w:sz w:val="24"/>
+                <w:szCs w:val="24"/>
               </w:rPr>
               <w:t>0</w:t>
             </w:r>
@@ -3568,15 +3464,15 @@
               <w:jc w:val="center"/>
               <w:rPr>
                 <w:rFonts w:ascii="Times New Roman" w:eastAsia="Times New Roman" w:hAnsi="Times New Roman" w:cs="Times New Roman"/>
-                <w:sz w:val="23"/>
-                <w:szCs w:val="23"/>
-              </w:rPr>
-            </w:pPr>
-            <w:r>
-              <w:rPr>
-                <w:rFonts w:ascii="Times New Roman" w:eastAsia="Times New Roman" w:hAnsi="Times New Roman" w:cs="Times New Roman"/>
-                <w:sz w:val="23"/>
-                <w:szCs w:val="23"/>
+                <w:sz w:val="24"/>
+                <w:szCs w:val="24"/>
+              </w:rPr>
+            </w:pPr>
+            <w:r>
+              <w:rPr>
+                <w:rFonts w:ascii="Times New Roman" w:eastAsia="Times New Roman" w:hAnsi="Times New Roman" w:cs="Times New Roman"/>
+                <w:sz w:val="24"/>
+                <w:szCs w:val="24"/>
               </w:rPr>
               <w:t>0</w:t>
             </w:r>
@@ -3603,15 +3499,15 @@
               <w:jc w:val="center"/>
               <w:rPr>
                 <w:rFonts w:ascii="Times New Roman" w:eastAsia="Times New Roman" w:hAnsi="Times New Roman" w:cs="Times New Roman"/>
-                <w:sz w:val="23"/>
-                <w:szCs w:val="23"/>
-              </w:rPr>
-            </w:pPr>
-            <w:r>
-              <w:rPr>
-                <w:rFonts w:ascii="Times New Roman" w:eastAsia="Times New Roman" w:hAnsi="Times New Roman" w:cs="Times New Roman"/>
-                <w:sz w:val="23"/>
-                <w:szCs w:val="23"/>
+                <w:sz w:val="24"/>
+                <w:szCs w:val="24"/>
+              </w:rPr>
+            </w:pPr>
+            <w:r>
+              <w:rPr>
+                <w:rFonts w:ascii="Times New Roman" w:eastAsia="Times New Roman" w:hAnsi="Times New Roman" w:cs="Times New Roman"/>
+                <w:sz w:val="24"/>
+                <w:szCs w:val="24"/>
               </w:rPr>
               <w:t>3</w:t>
             </w:r>
@@ -3636,15 +3532,15 @@
               <w:jc w:val="center"/>
               <w:rPr>
                 <w:rFonts w:ascii="Times New Roman" w:eastAsia="Times New Roman" w:hAnsi="Times New Roman" w:cs="Times New Roman"/>
-                <w:sz w:val="23"/>
-                <w:szCs w:val="23"/>
-              </w:rPr>
-            </w:pPr>
-            <w:r>
-              <w:rPr>
-                <w:rFonts w:ascii="Times New Roman" w:eastAsia="Times New Roman" w:hAnsi="Times New Roman" w:cs="Times New Roman"/>
-                <w:sz w:val="23"/>
-                <w:szCs w:val="23"/>
+                <w:sz w:val="24"/>
+                <w:szCs w:val="24"/>
+              </w:rPr>
+            </w:pPr>
+            <w:r>
+              <w:rPr>
+                <w:rFonts w:ascii="Times New Roman" w:eastAsia="Times New Roman" w:hAnsi="Times New Roman" w:cs="Times New Roman"/>
+                <w:sz w:val="24"/>
+                <w:szCs w:val="24"/>
               </w:rPr>
               <w:t>Cổ phần ưu đãi cổ tức</w:t>
             </w:r>
@@ -3669,15 +3565,15 @@
               <w:jc w:val="center"/>
               <w:rPr>
                 <w:rFonts w:ascii="Times New Roman" w:eastAsia="Times New Roman" w:hAnsi="Times New Roman" w:cs="Times New Roman"/>
-                <w:sz w:val="23"/>
-                <w:szCs w:val="23"/>
-              </w:rPr>
-            </w:pPr>
-            <w:r>
-              <w:rPr>
-                <w:rFonts w:ascii="Times New Roman" w:eastAsia="Times New Roman" w:hAnsi="Times New Roman" w:cs="Times New Roman"/>
-                <w:sz w:val="23"/>
-                <w:szCs w:val="23"/>
+                <w:sz w:val="24"/>
+                <w:szCs w:val="24"/>
+              </w:rPr>
+            </w:pPr>
+            <w:r>
+              <w:rPr>
+                <w:rFonts w:ascii="Times New Roman" w:eastAsia="Times New Roman" w:hAnsi="Times New Roman" w:cs="Times New Roman"/>
+                <w:sz w:val="24"/>
+                <w:szCs w:val="24"/>
               </w:rPr>
               <w:t>0</w:t>
             </w:r>
@@ -3702,15 +3598,15 @@
               <w:jc w:val="center"/>
               <w:rPr>
                 <w:rFonts w:ascii="Times New Roman" w:eastAsia="Times New Roman" w:hAnsi="Times New Roman" w:cs="Times New Roman"/>
-                <w:sz w:val="23"/>
-                <w:szCs w:val="23"/>
-              </w:rPr>
-            </w:pPr>
-            <w:r>
-              <w:rPr>
-                <w:rFonts w:ascii="Times New Roman" w:eastAsia="Times New Roman" w:hAnsi="Times New Roman" w:cs="Times New Roman"/>
-                <w:sz w:val="23"/>
-                <w:szCs w:val="23"/>
+                <w:sz w:val="24"/>
+                <w:szCs w:val="24"/>
+              </w:rPr>
+            </w:pPr>
+            <w:r>
+              <w:rPr>
+                <w:rFonts w:ascii="Times New Roman" w:eastAsia="Times New Roman" w:hAnsi="Times New Roman" w:cs="Times New Roman"/>
+                <w:sz w:val="24"/>
+                <w:szCs w:val="24"/>
               </w:rPr>
               <w:t>0</w:t>
             </w:r>
@@ -3735,15 +3631,15 @@
               <w:jc w:val="center"/>
               <w:rPr>
                 <w:rFonts w:ascii="Times New Roman" w:eastAsia="Times New Roman" w:hAnsi="Times New Roman" w:cs="Times New Roman"/>
-                <w:sz w:val="23"/>
-                <w:szCs w:val="23"/>
-              </w:rPr>
-            </w:pPr>
-            <w:r>
-              <w:rPr>
-                <w:rFonts w:ascii="Times New Roman" w:eastAsia="Times New Roman" w:hAnsi="Times New Roman" w:cs="Times New Roman"/>
-                <w:sz w:val="23"/>
-                <w:szCs w:val="23"/>
+                <w:sz w:val="24"/>
+                <w:szCs w:val="24"/>
+              </w:rPr>
+            </w:pPr>
+            <w:r>
+              <w:rPr>
+                <w:rFonts w:ascii="Times New Roman" w:eastAsia="Times New Roman" w:hAnsi="Times New Roman" w:cs="Times New Roman"/>
+                <w:sz w:val="24"/>
+                <w:szCs w:val="24"/>
               </w:rPr>
               <w:t>0</w:t>
             </w:r>
@@ -3770,15 +3666,15 @@
               <w:jc w:val="center"/>
               <w:rPr>
                 <w:rFonts w:ascii="Times New Roman" w:eastAsia="Times New Roman" w:hAnsi="Times New Roman" w:cs="Times New Roman"/>
-                <w:sz w:val="23"/>
-                <w:szCs w:val="23"/>
-              </w:rPr>
-            </w:pPr>
-            <w:r>
-              <w:rPr>
-                <w:rFonts w:ascii="Times New Roman" w:eastAsia="Times New Roman" w:hAnsi="Times New Roman" w:cs="Times New Roman"/>
-                <w:sz w:val="23"/>
-                <w:szCs w:val="23"/>
+                <w:sz w:val="24"/>
+                <w:szCs w:val="24"/>
+              </w:rPr>
+            </w:pPr>
+            <w:r>
+              <w:rPr>
+                <w:rFonts w:ascii="Times New Roman" w:eastAsia="Times New Roman" w:hAnsi="Times New Roman" w:cs="Times New Roman"/>
+                <w:sz w:val="24"/>
+                <w:szCs w:val="24"/>
               </w:rPr>
               <w:t>4</w:t>
             </w:r>
@@ -3803,15 +3699,15 @@
               <w:jc w:val="center"/>
               <w:rPr>
                 <w:rFonts w:ascii="Times New Roman" w:eastAsia="Times New Roman" w:hAnsi="Times New Roman" w:cs="Times New Roman"/>
-                <w:sz w:val="23"/>
-                <w:szCs w:val="23"/>
-              </w:rPr>
-            </w:pPr>
-            <w:r>
-              <w:rPr>
-                <w:rFonts w:ascii="Times New Roman" w:eastAsia="Times New Roman" w:hAnsi="Times New Roman" w:cs="Times New Roman"/>
-                <w:sz w:val="23"/>
-                <w:szCs w:val="23"/>
+                <w:sz w:val="24"/>
+                <w:szCs w:val="24"/>
+              </w:rPr>
+            </w:pPr>
+            <w:r>
+              <w:rPr>
+                <w:rFonts w:ascii="Times New Roman" w:eastAsia="Times New Roman" w:hAnsi="Times New Roman" w:cs="Times New Roman"/>
+                <w:sz w:val="24"/>
+                <w:szCs w:val="24"/>
               </w:rPr>
               <w:t>Cổ phần ưu đãi hoàn lại</w:t>
             </w:r>
@@ -3836,15 +3732,15 @@
               <w:jc w:val="center"/>
               <w:rPr>
                 <w:rFonts w:ascii="Times New Roman" w:eastAsia="Times New Roman" w:hAnsi="Times New Roman" w:cs="Times New Roman"/>
-                <w:sz w:val="23"/>
-                <w:szCs w:val="23"/>
-              </w:rPr>
-            </w:pPr>
-            <w:r>
-              <w:rPr>
-                <w:rFonts w:ascii="Times New Roman" w:eastAsia="Times New Roman" w:hAnsi="Times New Roman" w:cs="Times New Roman"/>
-                <w:sz w:val="23"/>
-                <w:szCs w:val="23"/>
+                <w:sz w:val="24"/>
+                <w:szCs w:val="24"/>
+              </w:rPr>
+            </w:pPr>
+            <w:r>
+              <w:rPr>
+                <w:rFonts w:ascii="Times New Roman" w:eastAsia="Times New Roman" w:hAnsi="Times New Roman" w:cs="Times New Roman"/>
+                <w:sz w:val="24"/>
+                <w:szCs w:val="24"/>
               </w:rPr>
               <w:t>0</w:t>
             </w:r>
@@ -3869,15 +3765,15 @@
               <w:jc w:val="center"/>
               <w:rPr>
                 <w:rFonts w:ascii="Times New Roman" w:eastAsia="Times New Roman" w:hAnsi="Times New Roman" w:cs="Times New Roman"/>
-                <w:sz w:val="23"/>
-                <w:szCs w:val="23"/>
-              </w:rPr>
-            </w:pPr>
-            <w:r>
-              <w:rPr>
-                <w:rFonts w:ascii="Times New Roman" w:eastAsia="Times New Roman" w:hAnsi="Times New Roman" w:cs="Times New Roman"/>
-                <w:sz w:val="23"/>
-                <w:szCs w:val="23"/>
+                <w:sz w:val="24"/>
+                <w:szCs w:val="24"/>
+              </w:rPr>
+            </w:pPr>
+            <w:r>
+              <w:rPr>
+                <w:rFonts w:ascii="Times New Roman" w:eastAsia="Times New Roman" w:hAnsi="Times New Roman" w:cs="Times New Roman"/>
+                <w:sz w:val="24"/>
+                <w:szCs w:val="24"/>
               </w:rPr>
               <w:t>0</w:t>
             </w:r>
@@ -3902,15 +3798,15 @@
               <w:jc w:val="center"/>
               <w:rPr>
                 <w:rFonts w:ascii="Times New Roman" w:eastAsia="Times New Roman" w:hAnsi="Times New Roman" w:cs="Times New Roman"/>
-                <w:sz w:val="23"/>
-                <w:szCs w:val="23"/>
-              </w:rPr>
-            </w:pPr>
-            <w:r>
-              <w:rPr>
-                <w:rFonts w:ascii="Times New Roman" w:eastAsia="Times New Roman" w:hAnsi="Times New Roman" w:cs="Times New Roman"/>
-                <w:sz w:val="23"/>
-                <w:szCs w:val="23"/>
+                <w:sz w:val="24"/>
+                <w:szCs w:val="24"/>
+              </w:rPr>
+            </w:pPr>
+            <w:r>
+              <w:rPr>
+                <w:rFonts w:ascii="Times New Roman" w:eastAsia="Times New Roman" w:hAnsi="Times New Roman" w:cs="Times New Roman"/>
+                <w:sz w:val="24"/>
+                <w:szCs w:val="24"/>
               </w:rPr>
               <w:t>0</w:t>
             </w:r>
@@ -3937,15 +3833,15 @@
               <w:jc w:val="center"/>
               <w:rPr>
                 <w:rFonts w:ascii="Times New Roman" w:eastAsia="Times New Roman" w:hAnsi="Times New Roman" w:cs="Times New Roman"/>
-                <w:sz w:val="23"/>
-                <w:szCs w:val="23"/>
-              </w:rPr>
-            </w:pPr>
-            <w:r>
-              <w:rPr>
-                <w:rFonts w:ascii="Times New Roman" w:eastAsia="Times New Roman" w:hAnsi="Times New Roman" w:cs="Times New Roman"/>
-                <w:sz w:val="23"/>
-                <w:szCs w:val="23"/>
+                <w:sz w:val="24"/>
+                <w:szCs w:val="24"/>
+              </w:rPr>
+            </w:pPr>
+            <w:r>
+              <w:rPr>
+                <w:rFonts w:ascii="Times New Roman" w:eastAsia="Times New Roman" w:hAnsi="Times New Roman" w:cs="Times New Roman"/>
+                <w:sz w:val="24"/>
+                <w:szCs w:val="24"/>
               </w:rPr>
               <w:t>5</w:t>
             </w:r>
@@ -3970,15 +3866,15 @@
               <w:jc w:val="center"/>
               <w:rPr>
                 <w:rFonts w:ascii="Times New Roman" w:eastAsia="Times New Roman" w:hAnsi="Times New Roman" w:cs="Times New Roman"/>
-                <w:sz w:val="23"/>
-                <w:szCs w:val="23"/>
-              </w:rPr>
-            </w:pPr>
-            <w:r>
-              <w:rPr>
-                <w:rFonts w:ascii="Times New Roman" w:eastAsia="Times New Roman" w:hAnsi="Times New Roman" w:cs="Times New Roman"/>
-                <w:sz w:val="23"/>
-                <w:szCs w:val="23"/>
+                <w:sz w:val="24"/>
+                <w:szCs w:val="24"/>
+              </w:rPr>
+            </w:pPr>
+            <w:r>
+              <w:rPr>
+                <w:rFonts w:ascii="Times New Roman" w:eastAsia="Times New Roman" w:hAnsi="Times New Roman" w:cs="Times New Roman"/>
+                <w:sz w:val="24"/>
+                <w:szCs w:val="24"/>
               </w:rPr>
               <w:t>Các cổ phần ưu đãi khác</w:t>
             </w:r>
@@ -4003,15 +3899,15 @@
               <w:jc w:val="center"/>
               <w:rPr>
                 <w:rFonts w:ascii="Times New Roman" w:eastAsia="Times New Roman" w:hAnsi="Times New Roman" w:cs="Times New Roman"/>
-                <w:sz w:val="23"/>
-                <w:szCs w:val="23"/>
-              </w:rPr>
-            </w:pPr>
-            <w:r>
-              <w:rPr>
-                <w:rFonts w:ascii="Times New Roman" w:eastAsia="Times New Roman" w:hAnsi="Times New Roman" w:cs="Times New Roman"/>
-                <w:sz w:val="23"/>
-                <w:szCs w:val="23"/>
+                <w:sz w:val="24"/>
+                <w:szCs w:val="24"/>
+              </w:rPr>
+            </w:pPr>
+            <w:r>
+              <w:rPr>
+                <w:rFonts w:ascii="Times New Roman" w:eastAsia="Times New Roman" w:hAnsi="Times New Roman" w:cs="Times New Roman"/>
+                <w:sz w:val="24"/>
+                <w:szCs w:val="24"/>
               </w:rPr>
               <w:t>0</w:t>
             </w:r>
@@ -4036,15 +3932,15 @@
               <w:jc w:val="center"/>
               <w:rPr>
                 <w:rFonts w:ascii="Times New Roman" w:eastAsia="Times New Roman" w:hAnsi="Times New Roman" w:cs="Times New Roman"/>
-                <w:sz w:val="23"/>
-                <w:szCs w:val="23"/>
-              </w:rPr>
-            </w:pPr>
-            <w:r>
-              <w:rPr>
-                <w:rFonts w:ascii="Times New Roman" w:eastAsia="Times New Roman" w:hAnsi="Times New Roman" w:cs="Times New Roman"/>
-                <w:sz w:val="23"/>
-                <w:szCs w:val="23"/>
+                <w:sz w:val="24"/>
+                <w:szCs w:val="24"/>
+              </w:rPr>
+            </w:pPr>
+            <w:r>
+              <w:rPr>
+                <w:rFonts w:ascii="Times New Roman" w:eastAsia="Times New Roman" w:hAnsi="Times New Roman" w:cs="Times New Roman"/>
+                <w:sz w:val="24"/>
+                <w:szCs w:val="24"/>
               </w:rPr>
               <w:t>0</w:t>
             </w:r>
@@ -4069,15 +3965,15 @@
               <w:jc w:val="center"/>
               <w:rPr>
                 <w:rFonts w:ascii="Times New Roman" w:eastAsia="Times New Roman" w:hAnsi="Times New Roman" w:cs="Times New Roman"/>
-                <w:sz w:val="23"/>
-                <w:szCs w:val="23"/>
-              </w:rPr>
-            </w:pPr>
-            <w:r>
-              <w:rPr>
-                <w:rFonts w:ascii="Times New Roman" w:eastAsia="Times New Roman" w:hAnsi="Times New Roman" w:cs="Times New Roman"/>
-                <w:sz w:val="23"/>
-                <w:szCs w:val="23"/>
+                <w:sz w:val="24"/>
+                <w:szCs w:val="24"/>
+              </w:rPr>
+            </w:pPr>
+            <w:r>
+              <w:rPr>
+                <w:rFonts w:ascii="Times New Roman" w:eastAsia="Times New Roman" w:hAnsi="Times New Roman" w:cs="Times New Roman"/>
+                <w:sz w:val="24"/>
+                <w:szCs w:val="24"/>
               </w:rPr>
               <w:t>0</w:t>
             </w:r>
@@ -4105,15 +4001,15 @@
               <w:jc w:val="center"/>
               <w:rPr>
                 <w:rFonts w:ascii="Times New Roman" w:eastAsia="Times New Roman" w:hAnsi="Times New Roman" w:cs="Times New Roman"/>
-                <w:sz w:val="23"/>
-                <w:szCs w:val="23"/>
-              </w:rPr>
-            </w:pPr>
-            <w:r>
-              <w:rPr>
-                <w:rFonts w:ascii="Times New Roman" w:eastAsia="Times New Roman" w:hAnsi="Times New Roman" w:cs="Times New Roman"/>
-                <w:sz w:val="23"/>
-                <w:szCs w:val="23"/>
+                <w:sz w:val="24"/>
+                <w:szCs w:val="24"/>
+              </w:rPr>
+            </w:pPr>
+            <w:r>
+              <w:rPr>
+                <w:rFonts w:ascii="Times New Roman" w:eastAsia="Times New Roman" w:hAnsi="Times New Roman" w:cs="Times New Roman"/>
+                <w:sz w:val="24"/>
+                <w:szCs w:val="24"/>
               </w:rPr>
               <w:t>Tổng số</w:t>
             </w:r>
@@ -4138,33 +4034,17 @@
               <w:jc w:val="center"/>
               <w:rPr>
                 <w:rFonts w:ascii="Times New Roman" w:eastAsia="Times New Roman" w:hAnsi="Times New Roman" w:cs="Times New Roman"/>
-                <w:sz w:val="23"/>
-                <w:szCs w:val="23"/>
-              </w:rPr>
-            </w:pPr>
-            <w:r>
-              <w:rPr>
-                <w:rFonts w:ascii="Times New Roman" w:eastAsia="Times New Roman" w:hAnsi="Times New Roman" w:cs="Times New Roman"/>
-                <w:sz w:val="23"/>
-                <w:szCs w:val="23"/>
-              </w:rPr>
-              <w:t>{{charter_capital.info.</w:t>
-            </w:r>
-            <w:r>
-              <w:rPr>
-                <w:rFonts w:ascii="Times New Roman" w:eastAsia="Times New Roman" w:hAnsi="Times New Roman" w:cs="Times New Roman"/>
-                <w:sz w:val="23"/>
-                <w:szCs w:val="23"/>
-              </w:rPr>
-              <w:t>count</w:t>
-            </w:r>
-            <w:r>
-              <w:rPr>
-                <w:rFonts w:ascii="Times New Roman" w:eastAsia="Times New Roman" w:hAnsi="Times New Roman" w:cs="Times New Roman"/>
-                <w:sz w:val="23"/>
-                <w:szCs w:val="23"/>
-              </w:rPr>
-              <w:t>}}</w:t>
+                <w:sz w:val="24"/>
+                <w:szCs w:val="24"/>
+              </w:rPr>
+            </w:pPr>
+            <w:r>
+              <w:rPr>
+                <w:rFonts w:ascii="Times New Roman" w:eastAsia="Times New Roman" w:hAnsi="Times New Roman" w:cs="Times New Roman"/>
+                <w:sz w:val="24"/>
+                <w:szCs w:val="24"/>
+              </w:rPr>
+              <w:t>{{charter_capital.info.count}}</w:t>
             </w:r>
           </w:p>
         </w:tc>
@@ -4187,15 +4067,15 @@
               <w:jc w:val="center"/>
               <w:rPr>
                 <w:rFonts w:ascii="Times New Roman" w:eastAsia="Times New Roman" w:hAnsi="Times New Roman" w:cs="Times New Roman"/>
-                <w:sz w:val="23"/>
-                <w:szCs w:val="23"/>
-              </w:rPr>
-            </w:pPr>
-            <w:r>
-              <w:rPr>
-                <w:rFonts w:ascii="Times New Roman" w:eastAsia="Times New Roman" w:hAnsi="Times New Roman" w:cs="Times New Roman"/>
-                <w:sz w:val="23"/>
-                <w:szCs w:val="23"/>
+                <w:sz w:val="24"/>
+                <w:szCs w:val="24"/>
+              </w:rPr>
+            </w:pPr>
+            <w:r>
+              <w:rPr>
+                <w:rFonts w:ascii="Times New Roman" w:eastAsia="Times New Roman" w:hAnsi="Times New Roman" w:cs="Times New Roman"/>
+                <w:sz w:val="24"/>
+                <w:szCs w:val="24"/>
               </w:rPr>
               <w:t>{{charter_capital.info.amount}}</w:t>
             </w:r>
@@ -4220,15 +4100,15 @@
               <w:jc w:val="center"/>
               <w:rPr>
                 <w:rFonts w:ascii="Times New Roman" w:eastAsia="Times New Roman" w:hAnsi="Times New Roman" w:cs="Times New Roman"/>
-                <w:sz w:val="23"/>
-                <w:szCs w:val="23"/>
-              </w:rPr>
-            </w:pPr>
-            <w:r>
-              <w:rPr>
-                <w:rFonts w:ascii="Times New Roman" w:eastAsia="Times New Roman" w:hAnsi="Times New Roman" w:cs="Times New Roman"/>
-                <w:sz w:val="23"/>
-                <w:szCs w:val="23"/>
+                <w:sz w:val="24"/>
+                <w:szCs w:val="24"/>
+              </w:rPr>
+            </w:pPr>
+            <w:r>
+              <w:rPr>
+                <w:rFonts w:ascii="Times New Roman" w:eastAsia="Times New Roman" w:hAnsi="Times New Roman" w:cs="Times New Roman"/>
+                <w:sz w:val="24"/>
+                <w:szCs w:val="24"/>
               </w:rPr>
               <w:t>100</w:t>
             </w:r>
@@ -4242,15 +4122,15 @@
         <w:ind w:firstLine="432"/>
         <w:rPr>
           <w:rFonts w:ascii="Times New Roman" w:eastAsia="Times New Roman" w:hAnsi="Times New Roman" w:cs="Times New Roman"/>
-          <w:sz w:val="23"/>
-          <w:szCs w:val="23"/>
+          <w:sz w:val="24"/>
+          <w:szCs w:val="24"/>
         </w:rPr>
       </w:pPr>
       <w:r>
         <w:rPr>
           <w:rFonts w:ascii="Times New Roman" w:eastAsia="Times New Roman" w:hAnsi="Times New Roman" w:cs="Times New Roman"/>
-          <w:sz w:val="23"/>
-          <w:szCs w:val="23"/>
+          <w:sz w:val="24"/>
+          <w:szCs w:val="24"/>
         </w:rPr>
         <w:t>Thông tin về cổ phần được quyền chào bán:</w:t>
       </w:r>
@@ -4295,16 +4175,16 @@
               <w:jc w:val="center"/>
               <w:rPr>
                 <w:rFonts w:ascii="Times New Roman" w:eastAsia="Times New Roman" w:hAnsi="Times New Roman" w:cs="Times New Roman"/>
-                <w:sz w:val="23"/>
-                <w:szCs w:val="23"/>
+                <w:sz w:val="24"/>
+                <w:szCs w:val="24"/>
               </w:rPr>
             </w:pPr>
             <w:r>
               <w:rPr>
                 <w:rFonts w:ascii="Times New Roman" w:eastAsia="Times New Roman" w:hAnsi="Times New Roman" w:cs="Times New Roman"/>
                 <w:b/>
-                <w:sz w:val="23"/>
-                <w:szCs w:val="23"/>
+                <w:sz w:val="24"/>
+                <w:szCs w:val="24"/>
               </w:rPr>
               <w:t>STT</w:t>
             </w:r>
@@ -4329,16 +4209,16 @@
               <w:jc w:val="center"/>
               <w:rPr>
                 <w:rFonts w:ascii="Times New Roman" w:eastAsia="Times New Roman" w:hAnsi="Times New Roman" w:cs="Times New Roman"/>
-                <w:sz w:val="23"/>
-                <w:szCs w:val="23"/>
+                <w:sz w:val="24"/>
+                <w:szCs w:val="24"/>
               </w:rPr>
             </w:pPr>
             <w:r>
               <w:rPr>
                 <w:rFonts w:ascii="Times New Roman" w:eastAsia="Times New Roman" w:hAnsi="Times New Roman" w:cs="Times New Roman"/>
                 <w:b/>
-                <w:sz w:val="23"/>
-                <w:szCs w:val="23"/>
+                <w:sz w:val="24"/>
+                <w:szCs w:val="24"/>
               </w:rPr>
               <w:t>Loại cổ phần được quyền chào bán</w:t>
             </w:r>
@@ -4363,16 +4243,16 @@
               <w:jc w:val="center"/>
               <w:rPr>
                 <w:rFonts w:ascii="Times New Roman" w:eastAsia="Times New Roman" w:hAnsi="Times New Roman" w:cs="Times New Roman"/>
-                <w:sz w:val="23"/>
-                <w:szCs w:val="23"/>
+                <w:sz w:val="24"/>
+                <w:szCs w:val="24"/>
               </w:rPr>
             </w:pPr>
             <w:r>
               <w:rPr>
                 <w:rFonts w:ascii="Times New Roman" w:eastAsia="Times New Roman" w:hAnsi="Times New Roman" w:cs="Times New Roman"/>
                 <w:b/>
-                <w:sz w:val="23"/>
-                <w:szCs w:val="23"/>
+                <w:sz w:val="24"/>
+                <w:szCs w:val="24"/>
               </w:rPr>
               <w:t>Số lượng</w:t>
             </w:r>
@@ -4399,15 +4279,15 @@
               <w:jc w:val="center"/>
               <w:rPr>
                 <w:rFonts w:ascii="Times New Roman" w:eastAsia="Times New Roman" w:hAnsi="Times New Roman" w:cs="Times New Roman"/>
-                <w:sz w:val="23"/>
-                <w:szCs w:val="23"/>
-              </w:rPr>
-            </w:pPr>
-            <w:r>
-              <w:rPr>
-                <w:rFonts w:ascii="Times New Roman" w:eastAsia="Times New Roman" w:hAnsi="Times New Roman" w:cs="Times New Roman"/>
-                <w:sz w:val="23"/>
-                <w:szCs w:val="23"/>
+                <w:sz w:val="24"/>
+                <w:szCs w:val="24"/>
+              </w:rPr>
+            </w:pPr>
+            <w:r>
+              <w:rPr>
+                <w:rFonts w:ascii="Times New Roman" w:eastAsia="Times New Roman" w:hAnsi="Times New Roman" w:cs="Times New Roman"/>
+                <w:sz w:val="24"/>
+                <w:szCs w:val="24"/>
               </w:rPr>
               <w:t>1</w:t>
             </w:r>
@@ -4430,15 +4310,15 @@
               <w:ind w:firstLine="0"/>
               <w:rPr>
                 <w:rFonts w:ascii="Times New Roman" w:eastAsia="Times New Roman" w:hAnsi="Times New Roman" w:cs="Times New Roman"/>
-                <w:sz w:val="23"/>
-                <w:szCs w:val="23"/>
-              </w:rPr>
-            </w:pPr>
-            <w:r>
-              <w:rPr>
-                <w:rFonts w:ascii="Times New Roman" w:eastAsia="Times New Roman" w:hAnsi="Times New Roman" w:cs="Times New Roman"/>
-                <w:sz w:val="23"/>
-                <w:szCs w:val="23"/>
+                <w:sz w:val="24"/>
+                <w:szCs w:val="24"/>
+              </w:rPr>
+            </w:pPr>
+            <w:r>
+              <w:rPr>
+                <w:rFonts w:ascii="Times New Roman" w:eastAsia="Times New Roman" w:hAnsi="Times New Roman" w:cs="Times New Roman"/>
+                <w:sz w:val="24"/>
+                <w:szCs w:val="24"/>
               </w:rPr>
               <w:t>Cổ phần phổ thông</w:t>
             </w:r>
@@ -4462,33 +4342,17 @@
               <w:jc w:val="center"/>
               <w:rPr>
                 <w:rFonts w:ascii="Times New Roman" w:eastAsia="Times New Roman" w:hAnsi="Times New Roman" w:cs="Times New Roman"/>
-                <w:sz w:val="23"/>
-                <w:szCs w:val="23"/>
-              </w:rPr>
-            </w:pPr>
-            <w:r>
-              <w:rPr>
-                <w:rFonts w:ascii="Times New Roman" w:eastAsia="Times New Roman" w:hAnsi="Times New Roman" w:cs="Times New Roman"/>
-                <w:sz w:val="23"/>
-                <w:szCs w:val="23"/>
-              </w:rPr>
-              <w:t>{{charter_capital.info.</w:t>
-            </w:r>
-            <w:r>
-              <w:rPr>
-                <w:rFonts w:ascii="Times New Roman" w:eastAsia="Times New Roman" w:hAnsi="Times New Roman" w:cs="Times New Roman"/>
-                <w:sz w:val="23"/>
-                <w:szCs w:val="23"/>
-              </w:rPr>
-              <w:t>count</w:t>
-            </w:r>
-            <w:r>
-              <w:rPr>
-                <w:rFonts w:ascii="Times New Roman" w:eastAsia="Times New Roman" w:hAnsi="Times New Roman" w:cs="Times New Roman"/>
-                <w:sz w:val="23"/>
-                <w:szCs w:val="23"/>
-              </w:rPr>
-              <w:t>}}</w:t>
+                <w:sz w:val="24"/>
+                <w:szCs w:val="24"/>
+              </w:rPr>
+            </w:pPr>
+            <w:r>
+              <w:rPr>
+                <w:rFonts w:ascii="Times New Roman" w:eastAsia="Times New Roman" w:hAnsi="Times New Roman" w:cs="Times New Roman"/>
+                <w:sz w:val="24"/>
+                <w:szCs w:val="24"/>
+              </w:rPr>
+              <w:t>{{charter_capital.info.count}}</w:t>
             </w:r>
           </w:p>
         </w:tc>
@@ -4513,15 +4377,15 @@
               <w:jc w:val="center"/>
               <w:rPr>
                 <w:rFonts w:ascii="Times New Roman" w:eastAsia="Times New Roman" w:hAnsi="Times New Roman" w:cs="Times New Roman"/>
-                <w:sz w:val="23"/>
-                <w:szCs w:val="23"/>
-              </w:rPr>
-            </w:pPr>
-            <w:r>
-              <w:rPr>
-                <w:rFonts w:ascii="Times New Roman" w:eastAsia="Times New Roman" w:hAnsi="Times New Roman" w:cs="Times New Roman"/>
-                <w:sz w:val="23"/>
-                <w:szCs w:val="23"/>
+                <w:sz w:val="24"/>
+                <w:szCs w:val="24"/>
+              </w:rPr>
+            </w:pPr>
+            <w:r>
+              <w:rPr>
+                <w:rFonts w:ascii="Times New Roman" w:eastAsia="Times New Roman" w:hAnsi="Times New Roman" w:cs="Times New Roman"/>
+                <w:sz w:val="24"/>
+                <w:szCs w:val="24"/>
               </w:rPr>
               <w:t>2</w:t>
             </w:r>
@@ -4544,15 +4408,15 @@
               <w:ind w:firstLine="0"/>
               <w:rPr>
                 <w:rFonts w:ascii="Times New Roman" w:eastAsia="Times New Roman" w:hAnsi="Times New Roman" w:cs="Times New Roman"/>
-                <w:sz w:val="23"/>
-                <w:szCs w:val="23"/>
-              </w:rPr>
-            </w:pPr>
-            <w:r>
-              <w:rPr>
-                <w:rFonts w:ascii="Times New Roman" w:eastAsia="Times New Roman" w:hAnsi="Times New Roman" w:cs="Times New Roman"/>
-                <w:sz w:val="23"/>
-                <w:szCs w:val="23"/>
+                <w:sz w:val="24"/>
+                <w:szCs w:val="24"/>
+              </w:rPr>
+            </w:pPr>
+            <w:r>
+              <w:rPr>
+                <w:rFonts w:ascii="Times New Roman" w:eastAsia="Times New Roman" w:hAnsi="Times New Roman" w:cs="Times New Roman"/>
+                <w:sz w:val="24"/>
+                <w:szCs w:val="24"/>
               </w:rPr>
               <w:t>Cổ phần ưu đãi biểu quyết</w:t>
             </w:r>
@@ -4576,15 +4440,15 @@
               <w:jc w:val="center"/>
               <w:rPr>
                 <w:rFonts w:ascii="Times New Roman" w:eastAsia="Times New Roman" w:hAnsi="Times New Roman" w:cs="Times New Roman"/>
-                <w:sz w:val="23"/>
-                <w:szCs w:val="23"/>
-              </w:rPr>
-            </w:pPr>
-            <w:r>
-              <w:rPr>
-                <w:rFonts w:ascii="Times New Roman" w:eastAsia="Times New Roman" w:hAnsi="Times New Roman" w:cs="Times New Roman"/>
-                <w:sz w:val="23"/>
-                <w:szCs w:val="23"/>
+                <w:sz w:val="24"/>
+                <w:szCs w:val="24"/>
+              </w:rPr>
+            </w:pPr>
+            <w:r>
+              <w:rPr>
+                <w:rFonts w:ascii="Times New Roman" w:eastAsia="Times New Roman" w:hAnsi="Times New Roman" w:cs="Times New Roman"/>
+                <w:sz w:val="24"/>
+                <w:szCs w:val="24"/>
               </w:rPr>
               <w:t>0</w:t>
             </w:r>
@@ -4611,15 +4475,15 @@
               <w:jc w:val="center"/>
               <w:rPr>
                 <w:rFonts w:ascii="Times New Roman" w:eastAsia="Times New Roman" w:hAnsi="Times New Roman" w:cs="Times New Roman"/>
-                <w:sz w:val="23"/>
-                <w:szCs w:val="23"/>
-              </w:rPr>
-            </w:pPr>
-            <w:r>
-              <w:rPr>
-                <w:rFonts w:ascii="Times New Roman" w:eastAsia="Times New Roman" w:hAnsi="Times New Roman" w:cs="Times New Roman"/>
-                <w:sz w:val="23"/>
-                <w:szCs w:val="23"/>
+                <w:sz w:val="24"/>
+                <w:szCs w:val="24"/>
+              </w:rPr>
+            </w:pPr>
+            <w:r>
+              <w:rPr>
+                <w:rFonts w:ascii="Times New Roman" w:eastAsia="Times New Roman" w:hAnsi="Times New Roman" w:cs="Times New Roman"/>
+                <w:sz w:val="24"/>
+                <w:szCs w:val="24"/>
               </w:rPr>
               <w:t>3</w:t>
             </w:r>
@@ -4642,15 +4506,15 @@
               <w:ind w:firstLine="0"/>
               <w:rPr>
                 <w:rFonts w:ascii="Times New Roman" w:eastAsia="Times New Roman" w:hAnsi="Times New Roman" w:cs="Times New Roman"/>
-                <w:sz w:val="23"/>
-                <w:szCs w:val="23"/>
-              </w:rPr>
-            </w:pPr>
-            <w:r>
-              <w:rPr>
-                <w:rFonts w:ascii="Times New Roman" w:eastAsia="Times New Roman" w:hAnsi="Times New Roman" w:cs="Times New Roman"/>
-                <w:sz w:val="23"/>
-                <w:szCs w:val="23"/>
+                <w:sz w:val="24"/>
+                <w:szCs w:val="24"/>
+              </w:rPr>
+            </w:pPr>
+            <w:r>
+              <w:rPr>
+                <w:rFonts w:ascii="Times New Roman" w:eastAsia="Times New Roman" w:hAnsi="Times New Roman" w:cs="Times New Roman"/>
+                <w:sz w:val="24"/>
+                <w:szCs w:val="24"/>
               </w:rPr>
               <w:t>Cổ phần ưu đãi cổ tức</w:t>
             </w:r>
@@ -4674,15 +4538,15 @@
               <w:jc w:val="center"/>
               <w:rPr>
                 <w:rFonts w:ascii="Times New Roman" w:eastAsia="Times New Roman" w:hAnsi="Times New Roman" w:cs="Times New Roman"/>
-                <w:sz w:val="23"/>
-                <w:szCs w:val="23"/>
-              </w:rPr>
-            </w:pPr>
-            <w:r>
-              <w:rPr>
-                <w:rFonts w:ascii="Times New Roman" w:eastAsia="Times New Roman" w:hAnsi="Times New Roman" w:cs="Times New Roman"/>
-                <w:sz w:val="23"/>
-                <w:szCs w:val="23"/>
+                <w:sz w:val="24"/>
+                <w:szCs w:val="24"/>
+              </w:rPr>
+            </w:pPr>
+            <w:r>
+              <w:rPr>
+                <w:rFonts w:ascii="Times New Roman" w:eastAsia="Times New Roman" w:hAnsi="Times New Roman" w:cs="Times New Roman"/>
+                <w:sz w:val="24"/>
+                <w:szCs w:val="24"/>
               </w:rPr>
               <w:t>0</w:t>
             </w:r>
@@ -4709,15 +4573,15 @@
               <w:jc w:val="center"/>
               <w:rPr>
                 <w:rFonts w:ascii="Times New Roman" w:eastAsia="Times New Roman" w:hAnsi="Times New Roman" w:cs="Times New Roman"/>
-                <w:sz w:val="23"/>
-                <w:szCs w:val="23"/>
-              </w:rPr>
-            </w:pPr>
-            <w:r>
-              <w:rPr>
-                <w:rFonts w:ascii="Times New Roman" w:eastAsia="Times New Roman" w:hAnsi="Times New Roman" w:cs="Times New Roman"/>
-                <w:sz w:val="23"/>
-                <w:szCs w:val="23"/>
+                <w:sz w:val="24"/>
+                <w:szCs w:val="24"/>
+              </w:rPr>
+            </w:pPr>
+            <w:r>
+              <w:rPr>
+                <w:rFonts w:ascii="Times New Roman" w:eastAsia="Times New Roman" w:hAnsi="Times New Roman" w:cs="Times New Roman"/>
+                <w:sz w:val="24"/>
+                <w:szCs w:val="24"/>
               </w:rPr>
               <w:t>4</w:t>
             </w:r>
@@ -4740,15 +4604,15 @@
               <w:ind w:firstLine="0"/>
               <w:rPr>
                 <w:rFonts w:ascii="Times New Roman" w:eastAsia="Times New Roman" w:hAnsi="Times New Roman" w:cs="Times New Roman"/>
-                <w:sz w:val="23"/>
-                <w:szCs w:val="23"/>
-              </w:rPr>
-            </w:pPr>
-            <w:r>
-              <w:rPr>
-                <w:rFonts w:ascii="Times New Roman" w:eastAsia="Times New Roman" w:hAnsi="Times New Roman" w:cs="Times New Roman"/>
-                <w:sz w:val="23"/>
-                <w:szCs w:val="23"/>
+                <w:sz w:val="24"/>
+                <w:szCs w:val="24"/>
+              </w:rPr>
+            </w:pPr>
+            <w:r>
+              <w:rPr>
+                <w:rFonts w:ascii="Times New Roman" w:eastAsia="Times New Roman" w:hAnsi="Times New Roman" w:cs="Times New Roman"/>
+                <w:sz w:val="24"/>
+                <w:szCs w:val="24"/>
               </w:rPr>
               <w:t>Cổ phần ưu đãi hoàn lại</w:t>
             </w:r>
@@ -4772,15 +4636,15 @@
               <w:jc w:val="center"/>
               <w:rPr>
                 <w:rFonts w:ascii="Times New Roman" w:eastAsia="Times New Roman" w:hAnsi="Times New Roman" w:cs="Times New Roman"/>
-                <w:sz w:val="23"/>
-                <w:szCs w:val="23"/>
-              </w:rPr>
-            </w:pPr>
-            <w:r>
-              <w:rPr>
-                <w:rFonts w:ascii="Times New Roman" w:eastAsia="Times New Roman" w:hAnsi="Times New Roman" w:cs="Times New Roman"/>
-                <w:sz w:val="23"/>
-                <w:szCs w:val="23"/>
+                <w:sz w:val="24"/>
+                <w:szCs w:val="24"/>
+              </w:rPr>
+            </w:pPr>
+            <w:r>
+              <w:rPr>
+                <w:rFonts w:ascii="Times New Roman" w:eastAsia="Times New Roman" w:hAnsi="Times New Roman" w:cs="Times New Roman"/>
+                <w:sz w:val="24"/>
+                <w:szCs w:val="24"/>
               </w:rPr>
               <w:t>0</w:t>
             </w:r>
@@ -4807,15 +4671,15 @@
               <w:jc w:val="center"/>
               <w:rPr>
                 <w:rFonts w:ascii="Times New Roman" w:eastAsia="Times New Roman" w:hAnsi="Times New Roman" w:cs="Times New Roman"/>
-                <w:sz w:val="23"/>
-                <w:szCs w:val="23"/>
-              </w:rPr>
-            </w:pPr>
-            <w:r>
-              <w:rPr>
-                <w:rFonts w:ascii="Times New Roman" w:eastAsia="Times New Roman" w:hAnsi="Times New Roman" w:cs="Times New Roman"/>
-                <w:sz w:val="23"/>
-                <w:szCs w:val="23"/>
+                <w:sz w:val="24"/>
+                <w:szCs w:val="24"/>
+              </w:rPr>
+            </w:pPr>
+            <w:r>
+              <w:rPr>
+                <w:rFonts w:ascii="Times New Roman" w:eastAsia="Times New Roman" w:hAnsi="Times New Roman" w:cs="Times New Roman"/>
+                <w:sz w:val="24"/>
+                <w:szCs w:val="24"/>
               </w:rPr>
               <w:t>5</w:t>
             </w:r>
@@ -4838,15 +4702,15 @@
               <w:ind w:firstLine="0"/>
               <w:rPr>
                 <w:rFonts w:ascii="Times New Roman" w:eastAsia="Times New Roman" w:hAnsi="Times New Roman" w:cs="Times New Roman"/>
-                <w:sz w:val="23"/>
-                <w:szCs w:val="23"/>
-              </w:rPr>
-            </w:pPr>
-            <w:r>
-              <w:rPr>
-                <w:rFonts w:ascii="Times New Roman" w:eastAsia="Times New Roman" w:hAnsi="Times New Roman" w:cs="Times New Roman"/>
-                <w:sz w:val="23"/>
-                <w:szCs w:val="23"/>
+                <w:sz w:val="24"/>
+                <w:szCs w:val="24"/>
+              </w:rPr>
+            </w:pPr>
+            <w:r>
+              <w:rPr>
+                <w:rFonts w:ascii="Times New Roman" w:eastAsia="Times New Roman" w:hAnsi="Times New Roman" w:cs="Times New Roman"/>
+                <w:sz w:val="24"/>
+                <w:szCs w:val="24"/>
               </w:rPr>
               <w:t>Cổ phần ưu đãi khác</w:t>
             </w:r>
@@ -4870,15 +4734,15 @@
               <w:jc w:val="center"/>
               <w:rPr>
                 <w:rFonts w:ascii="Times New Roman" w:eastAsia="Times New Roman" w:hAnsi="Times New Roman" w:cs="Times New Roman"/>
-                <w:sz w:val="23"/>
-                <w:szCs w:val="23"/>
-              </w:rPr>
-            </w:pPr>
-            <w:r>
-              <w:rPr>
-                <w:rFonts w:ascii="Times New Roman" w:eastAsia="Times New Roman" w:hAnsi="Times New Roman" w:cs="Times New Roman"/>
-                <w:sz w:val="23"/>
-                <w:szCs w:val="23"/>
+                <w:sz w:val="24"/>
+                <w:szCs w:val="24"/>
+              </w:rPr>
+            </w:pPr>
+            <w:r>
+              <w:rPr>
+                <w:rFonts w:ascii="Times New Roman" w:eastAsia="Times New Roman" w:hAnsi="Times New Roman" w:cs="Times New Roman"/>
+                <w:sz w:val="24"/>
+                <w:szCs w:val="24"/>
               </w:rPr>
               <w:t>0</w:t>
             </w:r>
@@ -4906,16 +4770,17 @@
               <w:jc w:val="center"/>
               <w:rPr>
                 <w:rFonts w:ascii="Times New Roman" w:eastAsia="Times New Roman" w:hAnsi="Times New Roman" w:cs="Times New Roman"/>
-                <w:sz w:val="23"/>
-                <w:szCs w:val="23"/>
-              </w:rPr>
-            </w:pPr>
-            <w:r>
-              <w:rPr>
-                <w:rFonts w:ascii="Times New Roman" w:eastAsia="Times New Roman" w:hAnsi="Times New Roman" w:cs="Times New Roman"/>
-                <w:sz w:val="23"/>
-                <w:szCs w:val="23"/>
-              </w:rPr>
+                <w:sz w:val="24"/>
+                <w:szCs w:val="24"/>
+              </w:rPr>
+            </w:pPr>
+            <w:r>
+              <w:rPr>
+                <w:rFonts w:ascii="Times New Roman" w:eastAsia="Times New Roman" w:hAnsi="Times New Roman" w:cs="Times New Roman"/>
+                <w:sz w:val="24"/>
+                <w:szCs w:val="24"/>
+              </w:rPr>
+              <w:lastRenderedPageBreak/>
               <w:t>Tổng số</w:t>
             </w:r>
           </w:p>
@@ -4938,33 +4803,17 @@
               <w:jc w:val="center"/>
               <w:rPr>
                 <w:rFonts w:ascii="Times New Roman" w:eastAsia="Times New Roman" w:hAnsi="Times New Roman" w:cs="Times New Roman"/>
-                <w:sz w:val="23"/>
-                <w:szCs w:val="23"/>
-              </w:rPr>
-            </w:pPr>
-            <w:r>
-              <w:rPr>
-                <w:rFonts w:ascii="Times New Roman" w:eastAsia="Times New Roman" w:hAnsi="Times New Roman" w:cs="Times New Roman"/>
-                <w:sz w:val="23"/>
-                <w:szCs w:val="23"/>
-              </w:rPr>
-              <w:t>{{charter_capital.info.</w:t>
-            </w:r>
-            <w:r>
-              <w:rPr>
-                <w:rFonts w:ascii="Times New Roman" w:eastAsia="Times New Roman" w:hAnsi="Times New Roman" w:cs="Times New Roman"/>
-                <w:sz w:val="23"/>
-                <w:szCs w:val="23"/>
-              </w:rPr>
-              <w:t>count</w:t>
-            </w:r>
-            <w:r>
-              <w:rPr>
-                <w:rFonts w:ascii="Times New Roman" w:eastAsia="Times New Roman" w:hAnsi="Times New Roman" w:cs="Times New Roman"/>
-                <w:sz w:val="23"/>
-                <w:szCs w:val="23"/>
-              </w:rPr>
-              <w:t>}}</w:t>
+                <w:sz w:val="24"/>
+                <w:szCs w:val="24"/>
+              </w:rPr>
+            </w:pPr>
+            <w:r>
+              <w:rPr>
+                <w:rFonts w:ascii="Times New Roman" w:eastAsia="Times New Roman" w:hAnsi="Times New Roman" w:cs="Times New Roman"/>
+                <w:sz w:val="24"/>
+                <w:szCs w:val="24"/>
+              </w:rPr>
+              <w:t>{{charter_capital.info.count}}</w:t>
             </w:r>
           </w:p>
         </w:tc>
@@ -4976,24 +4825,24 @@
         <w:ind w:firstLine="432"/>
         <w:rPr>
           <w:rFonts w:ascii="Times New Roman" w:eastAsia="Times New Roman" w:hAnsi="Times New Roman" w:cs="Times New Roman"/>
-          <w:sz w:val="23"/>
-          <w:szCs w:val="23"/>
+          <w:sz w:val="24"/>
+          <w:szCs w:val="24"/>
         </w:rPr>
       </w:pPr>
       <w:r>
         <w:rPr>
           <w:rFonts w:ascii="Times New Roman" w:eastAsia="Times New Roman" w:hAnsi="Times New Roman" w:cs="Times New Roman"/>
           <w:b/>
-          <w:sz w:val="23"/>
-          <w:szCs w:val="23"/>
+          <w:sz w:val="24"/>
+          <w:szCs w:val="24"/>
         </w:rPr>
         <w:t>8. Cổ đông sáng lập:</w:t>
       </w:r>
       <w:r>
         <w:rPr>
           <w:rFonts w:ascii="Times New Roman" w:eastAsia="Times New Roman" w:hAnsi="Times New Roman" w:cs="Times New Roman"/>
-          <w:sz w:val="23"/>
-          <w:szCs w:val="23"/>
+          <w:sz w:val="24"/>
+          <w:szCs w:val="24"/>
         </w:rPr>
         <w:t xml:space="preserve"> Gửi kèm.</w:t>
       </w:r>
@@ -5004,24 +4853,24 @@
         <w:ind w:firstLine="432"/>
         <w:rPr>
           <w:rFonts w:ascii="Times New Roman" w:eastAsia="Times New Roman" w:hAnsi="Times New Roman" w:cs="Times New Roman"/>
-          <w:sz w:val="23"/>
-          <w:szCs w:val="23"/>
+          <w:sz w:val="24"/>
+          <w:szCs w:val="24"/>
         </w:rPr>
       </w:pPr>
       <w:r>
         <w:rPr>
           <w:rFonts w:ascii="Times New Roman" w:eastAsia="Times New Roman" w:hAnsi="Times New Roman" w:cs="Times New Roman"/>
           <w:b/>
-          <w:sz w:val="23"/>
-          <w:szCs w:val="23"/>
+          <w:sz w:val="24"/>
+          <w:szCs w:val="24"/>
         </w:rPr>
         <w:t>9. Cổ đông là nhà đầu tư nước ngoài</w:t>
       </w:r>
       <w:r>
         <w:rPr>
           <w:rFonts w:ascii="Times New Roman" w:eastAsia="Times New Roman" w:hAnsi="Times New Roman" w:cs="Times New Roman"/>
-          <w:sz w:val="23"/>
-          <w:szCs w:val="23"/>
+          <w:sz w:val="24"/>
+          <w:szCs w:val="24"/>
         </w:rPr>
         <w:t>: Không có</w:t>
       </w:r>
@@ -5032,15 +4881,15 @@
         <w:ind w:firstLine="432"/>
         <w:rPr>
           <w:rFonts w:ascii="Times New Roman" w:eastAsia="Times New Roman" w:hAnsi="Times New Roman" w:cs="Times New Roman"/>
-          <w:sz w:val="23"/>
-          <w:szCs w:val="23"/>
+          <w:sz w:val="24"/>
+          <w:szCs w:val="24"/>
         </w:rPr>
       </w:pPr>
       <w:r>
         <w:rPr>
           <w:rFonts w:ascii="Times New Roman" w:eastAsia="Times New Roman" w:hAnsi="Times New Roman" w:cs="Times New Roman"/>
-          <w:sz w:val="23"/>
-          <w:szCs w:val="23"/>
+          <w:sz w:val="24"/>
+          <w:szCs w:val="24"/>
         </w:rPr>
         <w:t>- Thông tin về Giấy chứng nhận đăng ký đầu tư:</w:t>
       </w:r>
@@ -5051,15 +4900,15 @@
         <w:ind w:firstLine="432"/>
         <w:rPr>
           <w:rFonts w:ascii="Times New Roman" w:eastAsia="Times New Roman" w:hAnsi="Times New Roman" w:cs="Times New Roman"/>
-          <w:sz w:val="23"/>
-          <w:szCs w:val="23"/>
+          <w:sz w:val="24"/>
+          <w:szCs w:val="24"/>
         </w:rPr>
       </w:pPr>
       <w:r>
         <w:rPr>
           <w:rFonts w:ascii="Times New Roman" w:eastAsia="Times New Roman" w:hAnsi="Times New Roman" w:cs="Times New Roman"/>
-          <w:sz w:val="23"/>
-          <w:szCs w:val="23"/>
+          <w:sz w:val="24"/>
+          <w:szCs w:val="24"/>
         </w:rPr>
         <w:t xml:space="preserve">Mã số dự án: …………………………………… </w:t>
       </w:r>
@@ -5070,15 +4919,15 @@
         <w:ind w:firstLine="432"/>
         <w:rPr>
           <w:rFonts w:ascii="Times New Roman" w:eastAsia="Times New Roman" w:hAnsi="Times New Roman" w:cs="Times New Roman"/>
-          <w:sz w:val="23"/>
-          <w:szCs w:val="23"/>
+          <w:sz w:val="24"/>
+          <w:szCs w:val="24"/>
         </w:rPr>
       </w:pPr>
       <w:r>
         <w:rPr>
           <w:rFonts w:ascii="Times New Roman" w:eastAsia="Times New Roman" w:hAnsi="Times New Roman" w:cs="Times New Roman"/>
-          <w:sz w:val="23"/>
-          <w:szCs w:val="23"/>
+          <w:sz w:val="24"/>
+          <w:szCs w:val="24"/>
         </w:rPr>
         <w:t xml:space="preserve">Ngày cấp:…/…./….. Cơ quan cấp:……………………………………………… </w:t>
       </w:r>
@@ -5092,8 +4941,8 @@
         <w:ind w:firstLine="567"/>
         <w:rPr>
           <w:rFonts w:ascii="Times New Roman" w:eastAsia="Times New Roman" w:hAnsi="Times New Roman" w:cs="Times New Roman"/>
-          <w:sz w:val="23"/>
-          <w:szCs w:val="23"/>
+          <w:sz w:val="24"/>
+          <w:szCs w:val="24"/>
         </w:rPr>
       </w:pPr>
       <w:bookmarkStart w:id="6" w:name="_heading=h.147a1gktfxi7" w:colFirst="0" w:colLast="0"/>
@@ -5102,16 +4951,16 @@
         <w:rPr>
           <w:rFonts w:ascii="Times New Roman" w:eastAsia="Times New Roman" w:hAnsi="Times New Roman" w:cs="Times New Roman"/>
           <w:b/>
-          <w:sz w:val="23"/>
-          <w:szCs w:val="23"/>
+          <w:sz w:val="24"/>
+          <w:szCs w:val="24"/>
         </w:rPr>
         <w:t>10. Người đại diện theo pháp luật:</w:t>
       </w:r>
       <w:r>
         <w:rPr>
           <w:rFonts w:ascii="Times New Roman" w:eastAsia="Times New Roman" w:hAnsi="Times New Roman" w:cs="Times New Roman"/>
-          <w:sz w:val="23"/>
-          <w:szCs w:val="23"/>
+          <w:sz w:val="24"/>
+          <w:szCs w:val="24"/>
         </w:rPr>
         <w:t xml:space="preserve"> </w:t>
       </w:r>
@@ -5122,8 +4971,8 @@
         <w:ind w:firstLine="432"/>
         <w:rPr>
           <w:rFonts w:ascii="Times New Roman" w:eastAsia="Times New Roman" w:hAnsi="Times New Roman" w:cs="Times New Roman"/>
-          <w:sz w:val="23"/>
-          <w:szCs w:val="23"/>
+          <w:sz w:val="24"/>
+          <w:szCs w:val="24"/>
         </w:rPr>
       </w:pPr>
       <w:bookmarkStart w:id="7" w:name="_heading=h.gjm6vhladmb0" w:colFirst="0" w:colLast="0"/>
@@ -5131,8 +4980,8 @@
       <w:r>
         <w:rPr>
           <w:rFonts w:ascii="Times New Roman" w:eastAsia="Times New Roman" w:hAnsi="Times New Roman" w:cs="Times New Roman"/>
-          <w:sz w:val="23"/>
-          <w:szCs w:val="23"/>
+          <w:sz w:val="24"/>
+          <w:szCs w:val="24"/>
         </w:rPr>
         <w:t>{%if representatives|length == 1 -%}</w:t>
       </w:r>
@@ -5143,17 +4992,16 @@
         <w:ind w:firstLine="432"/>
         <w:rPr>
           <w:rFonts w:ascii="Times New Roman" w:eastAsia="Times New Roman" w:hAnsi="Times New Roman" w:cs="Times New Roman"/>
-          <w:sz w:val="23"/>
-          <w:szCs w:val="23"/>
+          <w:sz w:val="24"/>
+          <w:szCs w:val="24"/>
         </w:rPr>
       </w:pPr>
       <w:r>
         <w:rPr>
           <w:rFonts w:ascii="Times New Roman" w:eastAsia="Times New Roman" w:hAnsi="Times New Roman" w:cs="Times New Roman"/>
-          <w:sz w:val="23"/>
-          <w:szCs w:val="23"/>
-        </w:rPr>
-        <w:lastRenderedPageBreak/>
+          <w:sz w:val="24"/>
+          <w:szCs w:val="24"/>
+        </w:rPr>
         <w:t>Họ, chữ đệm và tên (ghi bằng chữ in hoa): {{rep.personal_info.full_name}}</w:t>
       </w:r>
     </w:p>
@@ -5163,15 +5011,15 @@
         <w:ind w:firstLine="432"/>
         <w:rPr>
           <w:rFonts w:ascii="Times New Roman" w:eastAsia="Times New Roman" w:hAnsi="Times New Roman" w:cs="Times New Roman"/>
-          <w:sz w:val="23"/>
-          <w:szCs w:val="23"/>
+          <w:sz w:val="24"/>
+          <w:szCs w:val="24"/>
         </w:rPr>
       </w:pPr>
       <w:r>
         <w:rPr>
           <w:rFonts w:ascii="Times New Roman" w:eastAsia="Times New Roman" w:hAnsi="Times New Roman" w:cs="Times New Roman"/>
-          <w:sz w:val="23"/>
-          <w:szCs w:val="23"/>
+          <w:sz w:val="24"/>
+          <w:szCs w:val="24"/>
         </w:rPr>
         <w:t>Ngày, tháng, năm sinh: {{rep.personal_info.birth_date}}</w:t>
       </w:r>
@@ -5182,15 +5030,15 @@
         <w:ind w:firstLine="432"/>
         <w:rPr>
           <w:rFonts w:ascii="Times New Roman" w:eastAsia="Times New Roman" w:hAnsi="Times New Roman" w:cs="Times New Roman"/>
-          <w:sz w:val="23"/>
-          <w:szCs w:val="23"/>
+          <w:sz w:val="24"/>
+          <w:szCs w:val="24"/>
         </w:rPr>
       </w:pPr>
       <w:r>
         <w:rPr>
           <w:rFonts w:ascii="Times New Roman" w:eastAsia="Times New Roman" w:hAnsi="Times New Roman" w:cs="Times New Roman"/>
-          <w:sz w:val="23"/>
-          <w:szCs w:val="23"/>
+          <w:sz w:val="24"/>
+          <w:szCs w:val="24"/>
         </w:rPr>
         <w:t>Giới tính: {{rep.personal_info.gender}}</w:t>
       </w:r>
@@ -5201,23 +5049,23 @@
         <w:ind w:firstLine="432"/>
         <w:rPr>
           <w:rFonts w:ascii="Times New Roman" w:eastAsia="Times New Roman" w:hAnsi="Times New Roman" w:cs="Times New Roman"/>
-          <w:sz w:val="23"/>
-          <w:szCs w:val="23"/>
+          <w:sz w:val="24"/>
+          <w:szCs w:val="24"/>
         </w:rPr>
       </w:pPr>
       <w:r>
         <w:rPr>
           <w:rFonts w:ascii="Times New Roman" w:eastAsia="Times New Roman" w:hAnsi="Times New Roman" w:cs="Times New Roman"/>
-          <w:sz w:val="23"/>
-          <w:szCs w:val="23"/>
+          <w:sz w:val="24"/>
+          <w:szCs w:val="24"/>
         </w:rPr>
         <w:t>Số định danh cá nhân: {{rep.personal_info.id_number}}</w:t>
       </w:r>
       <w:r>
         <w:rPr>
           <w:rFonts w:ascii="Times New Roman" w:eastAsia="Times New Roman" w:hAnsi="Times New Roman" w:cs="Times New Roman"/>
-          <w:sz w:val="23"/>
-          <w:szCs w:val="23"/>
+          <w:sz w:val="24"/>
+          <w:szCs w:val="24"/>
         </w:rPr>
         <w:tab/>
       </w:r>
@@ -5228,15 +5076,15 @@
         <w:ind w:firstLine="432"/>
         <w:rPr>
           <w:rFonts w:ascii="Times New Roman" w:eastAsia="Times New Roman" w:hAnsi="Times New Roman" w:cs="Times New Roman"/>
-          <w:sz w:val="23"/>
-          <w:szCs w:val="23"/>
+          <w:sz w:val="24"/>
+          <w:szCs w:val="24"/>
         </w:rPr>
       </w:pPr>
       <w:r>
         <w:rPr>
           <w:rFonts w:ascii="Times New Roman" w:eastAsia="Times New Roman" w:hAnsi="Times New Roman" w:cs="Times New Roman"/>
-          <w:sz w:val="23"/>
-          <w:szCs w:val="23"/>
+          <w:sz w:val="24"/>
+          <w:szCs w:val="24"/>
         </w:rPr>
         <w:t>Chức danh: {{rep.position.text}}</w:t>
       </w:r>
@@ -5247,15 +5095,15 @@
         <w:ind w:firstLine="432"/>
         <w:rPr>
           <w:rFonts w:ascii="Times New Roman" w:eastAsia="Times New Roman" w:hAnsi="Times New Roman" w:cs="Times New Roman"/>
-          <w:sz w:val="23"/>
-          <w:szCs w:val="23"/>
+          <w:sz w:val="24"/>
+          <w:szCs w:val="24"/>
         </w:rPr>
       </w:pPr>
       <w:r>
         <w:rPr>
           <w:rFonts w:ascii="Times New Roman" w:eastAsia="Times New Roman" w:hAnsi="Times New Roman" w:cs="Times New Roman"/>
-          <w:sz w:val="23"/>
-          <w:szCs w:val="23"/>
+          <w:sz w:val="24"/>
+          <w:szCs w:val="24"/>
         </w:rPr>
         <w:t>Địa chỉ liên lạc: {{rep.full_address}}</w:t>
       </w:r>
@@ -5266,23 +5114,23 @@
         <w:ind w:firstLine="432"/>
         <w:rPr>
           <w:rFonts w:ascii="Times New Roman" w:eastAsia="Times New Roman" w:hAnsi="Times New Roman" w:cs="Times New Roman"/>
-          <w:sz w:val="23"/>
-          <w:szCs w:val="23"/>
+          <w:sz w:val="24"/>
+          <w:szCs w:val="24"/>
         </w:rPr>
       </w:pPr>
       <w:r>
         <w:rPr>
           <w:rFonts w:ascii="Times New Roman" w:eastAsia="Times New Roman" w:hAnsi="Times New Roman" w:cs="Times New Roman"/>
-          <w:sz w:val="23"/>
-          <w:szCs w:val="23"/>
+          <w:sz w:val="24"/>
+          <w:szCs w:val="24"/>
         </w:rPr>
         <w:t>Điện thoại: {{rep.contact_info.phone}}</w:t>
       </w:r>
       <w:r>
         <w:rPr>
           <w:rFonts w:ascii="Times New Roman" w:eastAsia="Times New Roman" w:hAnsi="Times New Roman" w:cs="Times New Roman"/>
-          <w:sz w:val="23"/>
-          <w:szCs w:val="23"/>
+          <w:sz w:val="24"/>
+          <w:szCs w:val="24"/>
         </w:rPr>
         <w:tab/>
         <w:t>Thư điện tử: {{rep.contact_info.email}}</w:t>
@@ -5294,15 +5142,15 @@
         <w:ind w:firstLine="432"/>
         <w:rPr>
           <w:rFonts w:ascii="Times New Roman" w:eastAsia="Times New Roman" w:hAnsi="Times New Roman" w:cs="Times New Roman"/>
-          <w:sz w:val="23"/>
-          <w:szCs w:val="23"/>
+          <w:sz w:val="24"/>
+          <w:szCs w:val="24"/>
         </w:rPr>
       </w:pPr>
       <w:r>
         <w:rPr>
           <w:rFonts w:ascii="Times New Roman" w:eastAsia="Times New Roman" w:hAnsi="Times New Roman" w:cs="Times New Roman"/>
-          <w:sz w:val="23"/>
-          <w:szCs w:val="23"/>
+          <w:sz w:val="24"/>
+          <w:szCs w:val="24"/>
         </w:rPr>
         <w:t>{%- else -%}</w:t>
       </w:r>
@@ -5313,15 +5161,15 @@
         <w:ind w:firstLine="432"/>
         <w:rPr>
           <w:rFonts w:ascii="Times New Roman" w:eastAsia="Times New Roman" w:hAnsi="Times New Roman" w:cs="Times New Roman"/>
-          <w:sz w:val="23"/>
-          <w:szCs w:val="23"/>
+          <w:sz w:val="24"/>
+          <w:szCs w:val="24"/>
         </w:rPr>
       </w:pPr>
       <w:r>
         <w:rPr>
           <w:rFonts w:ascii="Times New Roman" w:eastAsia="Times New Roman" w:hAnsi="Times New Roman" w:cs="Times New Roman"/>
-          <w:sz w:val="23"/>
-          <w:szCs w:val="23"/>
+          <w:sz w:val="24"/>
+          <w:szCs w:val="24"/>
         </w:rPr>
         <w:t>{%- for rep in representatives -%}</w:t>
       </w:r>
@@ -5334,8 +5182,8 @@
           <w:rFonts w:ascii="Times New Roman" w:eastAsia="Times New Roman" w:hAnsi="Times New Roman" w:cs="Times New Roman"/>
           <w:i/>
           <w:iCs/>
-          <w:sz w:val="23"/>
-          <w:szCs w:val="23"/>
+          <w:sz w:val="24"/>
+          <w:szCs w:val="24"/>
         </w:rPr>
       </w:pPr>
       <w:r>
@@ -5343,8 +5191,8 @@
           <w:rFonts w:ascii="Times New Roman" w:eastAsia="Times New Roman" w:hAnsi="Times New Roman" w:cs="Times New Roman"/>
           <w:i/>
           <w:iCs/>
-          <w:sz w:val="23"/>
-          <w:szCs w:val="23"/>
+          <w:sz w:val="24"/>
+          <w:szCs w:val="24"/>
         </w:rPr>
         <w:t>10.{{ loop.index}}) Người đại diện {{ loop.index }}:</w:t>
       </w:r>
@@ -5355,15 +5203,15 @@
         <w:ind w:firstLine="432"/>
         <w:rPr>
           <w:rFonts w:ascii="Times New Roman" w:eastAsia="Times New Roman" w:hAnsi="Times New Roman" w:cs="Times New Roman"/>
-          <w:sz w:val="23"/>
-          <w:szCs w:val="23"/>
+          <w:sz w:val="24"/>
+          <w:szCs w:val="24"/>
         </w:rPr>
       </w:pPr>
       <w:r>
         <w:rPr>
           <w:rFonts w:ascii="Times New Roman" w:eastAsia="Times New Roman" w:hAnsi="Times New Roman" w:cs="Times New Roman"/>
-          <w:sz w:val="23"/>
-          <w:szCs w:val="23"/>
+          <w:sz w:val="24"/>
+          <w:szCs w:val="24"/>
         </w:rPr>
         <w:t>Họ, chữ đệm và tên (ghi bằng chữ in hoa): {{rep.personal_info.full_name}}</w:t>
       </w:r>
@@ -5374,15 +5222,15 @@
         <w:ind w:firstLine="432"/>
         <w:rPr>
           <w:rFonts w:ascii="Times New Roman" w:eastAsia="Times New Roman" w:hAnsi="Times New Roman" w:cs="Times New Roman"/>
-          <w:sz w:val="23"/>
-          <w:szCs w:val="23"/>
+          <w:sz w:val="24"/>
+          <w:szCs w:val="24"/>
         </w:rPr>
       </w:pPr>
       <w:r>
         <w:rPr>
           <w:rFonts w:ascii="Times New Roman" w:eastAsia="Times New Roman" w:hAnsi="Times New Roman" w:cs="Times New Roman"/>
-          <w:sz w:val="23"/>
-          <w:szCs w:val="23"/>
+          <w:sz w:val="24"/>
+          <w:szCs w:val="24"/>
         </w:rPr>
         <w:t>Ngày, tháng, năm sinh: {{rep.personal_info.birth_date}}</w:t>
       </w:r>
@@ -5393,15 +5241,15 @@
         <w:ind w:firstLine="432"/>
         <w:rPr>
           <w:rFonts w:ascii="Times New Roman" w:eastAsia="Times New Roman" w:hAnsi="Times New Roman" w:cs="Times New Roman"/>
-          <w:sz w:val="23"/>
-          <w:szCs w:val="23"/>
+          <w:sz w:val="24"/>
+          <w:szCs w:val="24"/>
         </w:rPr>
       </w:pPr>
       <w:r>
         <w:rPr>
           <w:rFonts w:ascii="Times New Roman" w:eastAsia="Times New Roman" w:hAnsi="Times New Roman" w:cs="Times New Roman"/>
-          <w:sz w:val="23"/>
-          <w:szCs w:val="23"/>
+          <w:sz w:val="24"/>
+          <w:szCs w:val="24"/>
         </w:rPr>
         <w:t>Giới tính: {{rep.personal_info.gender}}</w:t>
       </w:r>
@@ -5412,23 +5260,23 @@
         <w:ind w:firstLine="432"/>
         <w:rPr>
           <w:rFonts w:ascii="Times New Roman" w:eastAsia="Times New Roman" w:hAnsi="Times New Roman" w:cs="Times New Roman"/>
-          <w:sz w:val="23"/>
-          <w:szCs w:val="23"/>
+          <w:sz w:val="24"/>
+          <w:szCs w:val="24"/>
         </w:rPr>
       </w:pPr>
       <w:r>
         <w:rPr>
           <w:rFonts w:ascii="Times New Roman" w:eastAsia="Times New Roman" w:hAnsi="Times New Roman" w:cs="Times New Roman"/>
-          <w:sz w:val="23"/>
-          <w:szCs w:val="23"/>
+          <w:sz w:val="24"/>
+          <w:szCs w:val="24"/>
         </w:rPr>
         <w:t>Số định danh cá nhân: {{rep.personal_info.id_number}}</w:t>
       </w:r>
       <w:r>
         <w:rPr>
           <w:rFonts w:ascii="Times New Roman" w:eastAsia="Times New Roman" w:hAnsi="Times New Roman" w:cs="Times New Roman"/>
-          <w:sz w:val="23"/>
-          <w:szCs w:val="23"/>
+          <w:sz w:val="24"/>
+          <w:szCs w:val="24"/>
         </w:rPr>
         <w:tab/>
       </w:r>
@@ -5439,15 +5287,15 @@
         <w:ind w:firstLine="432"/>
         <w:rPr>
           <w:rFonts w:ascii="Times New Roman" w:eastAsia="Times New Roman" w:hAnsi="Times New Roman" w:cs="Times New Roman"/>
-          <w:sz w:val="23"/>
-          <w:szCs w:val="23"/>
+          <w:sz w:val="24"/>
+          <w:szCs w:val="24"/>
         </w:rPr>
       </w:pPr>
       <w:r>
         <w:rPr>
           <w:rFonts w:ascii="Times New Roman" w:eastAsia="Times New Roman" w:hAnsi="Times New Roman" w:cs="Times New Roman"/>
-          <w:sz w:val="23"/>
-          <w:szCs w:val="23"/>
+          <w:sz w:val="24"/>
+          <w:szCs w:val="24"/>
         </w:rPr>
         <w:t>Chức danh: {{rep.position.text}}</w:t>
       </w:r>
@@ -5458,15 +5306,15 @@
         <w:ind w:firstLine="432"/>
         <w:rPr>
           <w:rFonts w:ascii="Times New Roman" w:eastAsia="Times New Roman" w:hAnsi="Times New Roman" w:cs="Times New Roman"/>
-          <w:sz w:val="23"/>
-          <w:szCs w:val="23"/>
+          <w:sz w:val="24"/>
+          <w:szCs w:val="24"/>
         </w:rPr>
       </w:pPr>
       <w:r>
         <w:rPr>
           <w:rFonts w:ascii="Times New Roman" w:eastAsia="Times New Roman" w:hAnsi="Times New Roman" w:cs="Times New Roman"/>
-          <w:sz w:val="23"/>
-          <w:szCs w:val="23"/>
+          <w:sz w:val="24"/>
+          <w:szCs w:val="24"/>
         </w:rPr>
         <w:t>Địa chỉ liên lạc: {{rep.full_address}}</w:t>
       </w:r>
@@ -5477,23 +5325,23 @@
         <w:ind w:firstLine="432"/>
         <w:rPr>
           <w:rFonts w:ascii="Times New Roman" w:eastAsia="Times New Roman" w:hAnsi="Times New Roman" w:cs="Times New Roman"/>
-          <w:sz w:val="23"/>
-          <w:szCs w:val="23"/>
+          <w:sz w:val="24"/>
+          <w:szCs w:val="24"/>
         </w:rPr>
       </w:pPr>
       <w:r>
         <w:rPr>
           <w:rFonts w:ascii="Times New Roman" w:eastAsia="Times New Roman" w:hAnsi="Times New Roman" w:cs="Times New Roman"/>
-          <w:sz w:val="23"/>
-          <w:szCs w:val="23"/>
+          <w:sz w:val="24"/>
+          <w:szCs w:val="24"/>
         </w:rPr>
         <w:t>Điện thoại: {{rep.contact_info.phone}}</w:t>
       </w:r>
       <w:r>
         <w:rPr>
           <w:rFonts w:ascii="Times New Roman" w:eastAsia="Times New Roman" w:hAnsi="Times New Roman" w:cs="Times New Roman"/>
-          <w:sz w:val="23"/>
-          <w:szCs w:val="23"/>
+          <w:sz w:val="24"/>
+          <w:szCs w:val="24"/>
         </w:rPr>
         <w:tab/>
         <w:t>Thư điện tử: {{rep.contact_info.email}}</w:t>
@@ -5505,15 +5353,15 @@
         <w:ind w:firstLine="432"/>
         <w:rPr>
           <w:rFonts w:ascii="Times New Roman" w:eastAsia="Times New Roman" w:hAnsi="Times New Roman" w:cs="Times New Roman"/>
-          <w:sz w:val="23"/>
-          <w:szCs w:val="23"/>
+          <w:sz w:val="24"/>
+          <w:szCs w:val="24"/>
         </w:rPr>
       </w:pPr>
       <w:r>
         <w:rPr>
           <w:rFonts w:ascii="Times New Roman" w:eastAsia="Times New Roman" w:hAnsi="Times New Roman" w:cs="Times New Roman"/>
-          <w:sz w:val="23"/>
-          <w:szCs w:val="23"/>
+          <w:sz w:val="24"/>
+          <w:szCs w:val="24"/>
         </w:rPr>
         <w:t>{%- endfor %}</w:t>
       </w:r>
@@ -5524,15 +5372,15 @@
         <w:ind w:firstLine="432"/>
         <w:rPr>
           <w:rFonts w:ascii="Times New Roman" w:eastAsia="Times New Roman" w:hAnsi="Times New Roman" w:cs="Times New Roman"/>
-          <w:sz w:val="23"/>
-          <w:szCs w:val="23"/>
+          <w:sz w:val="24"/>
+          <w:szCs w:val="24"/>
         </w:rPr>
       </w:pPr>
       <w:r>
         <w:rPr>
           <w:rFonts w:ascii="Times New Roman" w:eastAsia="Times New Roman" w:hAnsi="Times New Roman" w:cs="Times New Roman"/>
-          <w:sz w:val="23"/>
-          <w:szCs w:val="23"/>
+          <w:sz w:val="24"/>
+          <w:szCs w:val="24"/>
         </w:rPr>
         <w:t>{%- endif %}</w:t>
       </w:r>
@@ -5544,16 +5392,16 @@
         <w:rPr>
           <w:rFonts w:ascii="Times New Roman" w:eastAsia="Times New Roman" w:hAnsi="Times New Roman" w:cs="Times New Roman"/>
           <w:i/>
-          <w:sz w:val="23"/>
-          <w:szCs w:val="23"/>
+          <w:sz w:val="24"/>
+          <w:szCs w:val="24"/>
         </w:rPr>
       </w:pPr>
       <w:r>
         <w:rPr>
           <w:rFonts w:ascii="Times New Roman" w:eastAsia="Times New Roman" w:hAnsi="Times New Roman" w:cs="Times New Roman"/>
           <w:i/>
-          <w:sz w:val="23"/>
-          <w:szCs w:val="23"/>
+          <w:sz w:val="24"/>
+          <w:szCs w:val="24"/>
         </w:rPr>
         <w:t>Trường hợp không có số định danh cá nhân hoặc việc kết nối giữa Cơ sở dữ liệu quốc gia về đăng ký doanh nghiệp với Cơ sở dữ liệu quốc gia về dân cư bị gián đoạn thì đề nghị kê khai các thông tin cá nhân dưới đây:</w:t>
       </w:r>
@@ -5585,21 +5433,21 @@
               <w:spacing w:before="20" w:after="0" w:line="336" w:lineRule="auto"/>
               <w:ind w:firstLine="0"/>
               <w:rPr>
-                <w:sz w:val="23"/>
-                <w:szCs w:val="23"/>
-              </w:rPr>
-            </w:pPr>
-            <w:r>
-              <w:rPr>
-                <w:sz w:val="23"/>
-                <w:szCs w:val="23"/>
+                <w:sz w:val="24"/>
+                <w:szCs w:val="24"/>
+              </w:rPr>
+            </w:pPr>
+            <w:r>
+              <w:rPr>
+                <w:sz w:val="24"/>
+                <w:szCs w:val="24"/>
               </w:rPr>
               <w:t xml:space="preserve">Dân tộc: …………….    Quốc tịch: …………… </w:t>
             </w:r>
             <w:r>
               <w:rPr>
-                <w:sz w:val="23"/>
-                <w:szCs w:val="23"/>
+                <w:sz w:val="24"/>
+                <w:szCs w:val="24"/>
               </w:rPr>
               <w:tab/>
             </w:r>
@@ -5609,44 +5457,44 @@
               <w:spacing w:before="20" w:after="0" w:line="336" w:lineRule="auto"/>
               <w:ind w:firstLine="0"/>
               <w:rPr>
-                <w:sz w:val="23"/>
-                <w:szCs w:val="23"/>
-              </w:rPr>
-            </w:pPr>
-            <w:r>
-              <w:rPr>
-                <w:sz w:val="23"/>
-                <w:szCs w:val="23"/>
+                <w:sz w:val="24"/>
+                <w:szCs w:val="24"/>
+              </w:rPr>
+            </w:pPr>
+            <w:r>
+              <w:rPr>
+                <w:sz w:val="24"/>
+                <w:szCs w:val="24"/>
               </w:rPr>
               <w:t>Số Hộ chiếu (</w:t>
             </w:r>
             <w:r>
               <w:rPr>
                 <w:i/>
-                <w:sz w:val="23"/>
-                <w:szCs w:val="23"/>
+                <w:sz w:val="24"/>
+                <w:szCs w:val="24"/>
               </w:rPr>
               <w:t>đối với cá nhân Việt Nam không có số định danh cá nhân</w:t>
             </w:r>
             <w:r>
               <w:rPr>
-                <w:sz w:val="23"/>
-                <w:szCs w:val="23"/>
+                <w:sz w:val="24"/>
+                <w:szCs w:val="24"/>
               </w:rPr>
               <w:t>)/Số Hộ chiếu nước ngoài hoặc giấy tờ có giá trị thay thế hộ chiếu nước ngoài (</w:t>
             </w:r>
             <w:r>
               <w:rPr>
                 <w:i/>
-                <w:sz w:val="23"/>
-                <w:szCs w:val="23"/>
+                <w:sz w:val="24"/>
+                <w:szCs w:val="24"/>
               </w:rPr>
               <w:t>đối với cá nhân là người nước ngoài</w:t>
             </w:r>
             <w:r>
               <w:rPr>
-                <w:sz w:val="23"/>
-                <w:szCs w:val="23"/>
+                <w:sz w:val="24"/>
+                <w:szCs w:val="24"/>
               </w:rPr>
               <w:t>): …………………..</w:t>
             </w:r>
@@ -5656,21 +5504,21 @@
               <w:spacing w:before="20" w:after="0" w:line="336" w:lineRule="auto"/>
               <w:ind w:firstLine="0"/>
               <w:rPr>
-                <w:sz w:val="23"/>
-                <w:szCs w:val="23"/>
-              </w:rPr>
-            </w:pPr>
-            <w:r>
-              <w:rPr>
-                <w:sz w:val="23"/>
-                <w:szCs w:val="23"/>
+                <w:sz w:val="24"/>
+                <w:szCs w:val="24"/>
+              </w:rPr>
+            </w:pPr>
+            <w:r>
+              <w:rPr>
+                <w:sz w:val="24"/>
+                <w:szCs w:val="24"/>
               </w:rPr>
               <w:t xml:space="preserve">Ngày cấp: …./…./…. Nơi cấp: …………………………………………...…. </w:t>
             </w:r>
             <w:r>
               <w:rPr>
-                <w:sz w:val="23"/>
-                <w:szCs w:val="23"/>
+                <w:sz w:val="24"/>
+                <w:szCs w:val="24"/>
               </w:rPr>
               <w:tab/>
             </w:r>
@@ -5680,15 +5528,16 @@
               <w:spacing w:before="20" w:after="0" w:line="336" w:lineRule="auto"/>
               <w:ind w:firstLine="0"/>
               <w:rPr>
-                <w:sz w:val="23"/>
-                <w:szCs w:val="23"/>
-              </w:rPr>
-            </w:pPr>
-            <w:r>
-              <w:rPr>
-                <w:sz w:val="23"/>
-                <w:szCs w:val="23"/>
-              </w:rPr>
+                <w:sz w:val="24"/>
+                <w:szCs w:val="24"/>
+              </w:rPr>
+            </w:pPr>
+            <w:r>
+              <w:rPr>
+                <w:sz w:val="24"/>
+                <w:szCs w:val="24"/>
+              </w:rPr>
+              <w:lastRenderedPageBreak/>
               <w:t>Nơi thường trú:</w:t>
             </w:r>
           </w:p>
@@ -5697,14 +5546,14 @@
               <w:spacing w:before="20" w:after="0" w:line="336" w:lineRule="auto"/>
               <w:ind w:firstLine="0"/>
               <w:rPr>
-                <w:sz w:val="23"/>
-                <w:szCs w:val="23"/>
-              </w:rPr>
-            </w:pPr>
-            <w:r>
-              <w:rPr>
-                <w:sz w:val="23"/>
-                <w:szCs w:val="23"/>
+                <w:sz w:val="24"/>
+                <w:szCs w:val="24"/>
+              </w:rPr>
+            </w:pPr>
+            <w:r>
+              <w:rPr>
+                <w:sz w:val="24"/>
+                <w:szCs w:val="24"/>
               </w:rPr>
               <w:t>Số nhà/phòng, ngách/hẻm, ngõ/kiệt, đường/phố/đại lộ, tổ/xóm/ấp/thôn: ………</w:t>
             </w:r>
@@ -5714,14 +5563,14 @@
               <w:spacing w:before="20" w:after="0" w:line="336" w:lineRule="auto"/>
               <w:ind w:firstLine="0"/>
               <w:rPr>
-                <w:sz w:val="23"/>
-                <w:szCs w:val="23"/>
-              </w:rPr>
-            </w:pPr>
-            <w:r>
-              <w:rPr>
-                <w:sz w:val="23"/>
-                <w:szCs w:val="23"/>
+                <w:sz w:val="24"/>
+                <w:szCs w:val="24"/>
+              </w:rPr>
+            </w:pPr>
+            <w:r>
+              <w:rPr>
+                <w:sz w:val="24"/>
+                <w:szCs w:val="24"/>
               </w:rPr>
               <w:t>Xã/Phường/Đặc khu: ……………………………………………………….</w:t>
             </w:r>
@@ -5731,14 +5580,14 @@
               <w:spacing w:before="20" w:after="0" w:line="336" w:lineRule="auto"/>
               <w:ind w:firstLine="0"/>
               <w:rPr>
-                <w:sz w:val="23"/>
-                <w:szCs w:val="23"/>
-              </w:rPr>
-            </w:pPr>
-            <w:r>
-              <w:rPr>
-                <w:sz w:val="23"/>
-                <w:szCs w:val="23"/>
+                <w:sz w:val="24"/>
+                <w:szCs w:val="24"/>
+              </w:rPr>
+            </w:pPr>
+            <w:r>
+              <w:rPr>
+                <w:sz w:val="24"/>
+                <w:szCs w:val="24"/>
               </w:rPr>
               <w:t>Tỉnh/Thành phố trực thuộc trung ương: ………………………………</w:t>
             </w:r>
@@ -5748,14 +5597,14 @@
               <w:spacing w:before="20" w:after="0" w:line="336" w:lineRule="auto"/>
               <w:ind w:firstLine="0"/>
               <w:rPr>
-                <w:sz w:val="23"/>
-                <w:szCs w:val="23"/>
-              </w:rPr>
-            </w:pPr>
-            <w:r>
-              <w:rPr>
-                <w:sz w:val="23"/>
-                <w:szCs w:val="23"/>
+                <w:sz w:val="24"/>
+                <w:szCs w:val="24"/>
+              </w:rPr>
+            </w:pPr>
+            <w:r>
+              <w:rPr>
+                <w:sz w:val="24"/>
+                <w:szCs w:val="24"/>
               </w:rPr>
               <w:t>Quốc gia: ………………………</w:t>
             </w:r>
@@ -5769,17 +5618,18 @@
         <w:ind w:firstLine="432"/>
         <w:rPr>
           <w:rFonts w:ascii="Times New Roman" w:eastAsia="Times New Roman" w:hAnsi="Times New Roman" w:cs="Times New Roman"/>
-          <w:sz w:val="23"/>
-          <w:szCs w:val="23"/>
+          <w:sz w:val="24"/>
+          <w:szCs w:val="24"/>
         </w:rPr>
       </w:pPr>
       <w:r>
         <w:rPr>
           <w:rFonts w:ascii="Times New Roman" w:eastAsia="Times New Roman" w:hAnsi="Times New Roman" w:cs="Times New Roman"/>
           <w:b/>
-          <w:sz w:val="23"/>
-          <w:szCs w:val="23"/>
-        </w:rPr>
+          <w:sz w:val="24"/>
+          <w:szCs w:val="24"/>
+        </w:rPr>
+        <w:lastRenderedPageBreak/>
         <w:t>11. Thông tin đăng ký thuế:</w:t>
       </w:r>
     </w:p>
@@ -5822,15 +5672,15 @@
               <w:jc w:val="center"/>
               <w:rPr>
                 <w:rFonts w:ascii="Times New Roman" w:eastAsia="Times New Roman" w:hAnsi="Times New Roman" w:cs="Times New Roman"/>
-                <w:sz w:val="23"/>
-                <w:szCs w:val="23"/>
-              </w:rPr>
-            </w:pPr>
-            <w:r>
-              <w:rPr>
-                <w:rFonts w:ascii="Times New Roman" w:eastAsia="Times New Roman" w:hAnsi="Times New Roman" w:cs="Times New Roman"/>
-                <w:sz w:val="23"/>
-                <w:szCs w:val="23"/>
+                <w:sz w:val="24"/>
+                <w:szCs w:val="24"/>
+              </w:rPr>
+            </w:pPr>
+            <w:r>
+              <w:rPr>
+                <w:rFonts w:ascii="Times New Roman" w:eastAsia="Times New Roman" w:hAnsi="Times New Roman" w:cs="Times New Roman"/>
+                <w:sz w:val="24"/>
+                <w:szCs w:val="24"/>
               </w:rPr>
               <w:t>STT</w:t>
             </w:r>
@@ -5855,15 +5705,15 @@
               <w:jc w:val="center"/>
               <w:rPr>
                 <w:rFonts w:ascii="Times New Roman" w:eastAsia="Times New Roman" w:hAnsi="Times New Roman" w:cs="Times New Roman"/>
-                <w:sz w:val="23"/>
-                <w:szCs w:val="23"/>
-              </w:rPr>
-            </w:pPr>
-            <w:r>
-              <w:rPr>
-                <w:rFonts w:ascii="Times New Roman" w:eastAsia="Times New Roman" w:hAnsi="Times New Roman" w:cs="Times New Roman"/>
-                <w:sz w:val="23"/>
-                <w:szCs w:val="23"/>
+                <w:sz w:val="24"/>
+                <w:szCs w:val="24"/>
+              </w:rPr>
+            </w:pPr>
+            <w:r>
+              <w:rPr>
+                <w:rFonts w:ascii="Times New Roman" w:eastAsia="Times New Roman" w:hAnsi="Times New Roman" w:cs="Times New Roman"/>
+                <w:sz w:val="24"/>
+                <w:szCs w:val="24"/>
               </w:rPr>
               <w:t>Các chỉ tiêu thông tin đăng ký thuế</w:t>
             </w:r>
@@ -5890,15 +5740,15 @@
               <w:jc w:val="center"/>
               <w:rPr>
                 <w:rFonts w:ascii="Times New Roman" w:eastAsia="Times New Roman" w:hAnsi="Times New Roman" w:cs="Times New Roman"/>
-                <w:sz w:val="23"/>
-                <w:szCs w:val="23"/>
-              </w:rPr>
-            </w:pPr>
-            <w:r>
-              <w:rPr>
-                <w:rFonts w:ascii="Times New Roman" w:eastAsia="Times New Roman" w:hAnsi="Times New Roman" w:cs="Times New Roman"/>
-                <w:sz w:val="23"/>
-                <w:szCs w:val="23"/>
+                <w:sz w:val="24"/>
+                <w:szCs w:val="24"/>
+              </w:rPr>
+            </w:pPr>
+            <w:r>
+              <w:rPr>
+                <w:rFonts w:ascii="Times New Roman" w:eastAsia="Times New Roman" w:hAnsi="Times New Roman" w:cs="Times New Roman"/>
+                <w:sz w:val="24"/>
+                <w:szCs w:val="24"/>
               </w:rPr>
               <w:t>11.1</w:t>
             </w:r>
@@ -5922,15 +5772,15 @@
               <w:jc w:val="both"/>
               <w:rPr>
                 <w:rFonts w:ascii="Times New Roman" w:eastAsia="Times New Roman" w:hAnsi="Times New Roman" w:cs="Times New Roman"/>
-                <w:sz w:val="23"/>
-                <w:szCs w:val="23"/>
-              </w:rPr>
-            </w:pPr>
-            <w:r>
-              <w:rPr>
-                <w:rFonts w:ascii="Times New Roman" w:eastAsia="Times New Roman" w:hAnsi="Times New Roman" w:cs="Times New Roman"/>
-                <w:sz w:val="23"/>
-                <w:szCs w:val="23"/>
+                <w:sz w:val="24"/>
+                <w:szCs w:val="24"/>
+              </w:rPr>
+            </w:pPr>
+            <w:r>
+              <w:rPr>
+                <w:rFonts w:ascii="Times New Roman" w:eastAsia="Times New Roman" w:hAnsi="Times New Roman" w:cs="Times New Roman"/>
+                <w:sz w:val="24"/>
+                <w:szCs w:val="24"/>
               </w:rPr>
               <w:t xml:space="preserve">Thông tin về Giám đốc/Tổng giám đốc </w:t>
             </w:r>
@@ -5938,16 +5788,16 @@
               <w:rPr>
                 <w:rFonts w:ascii="Times New Roman" w:eastAsia="Times New Roman" w:hAnsi="Times New Roman" w:cs="Times New Roman"/>
                 <w:i/>
-                <w:sz w:val="23"/>
-                <w:szCs w:val="23"/>
+                <w:sz w:val="24"/>
+                <w:szCs w:val="24"/>
               </w:rPr>
               <w:t>(nếu có)</w:t>
             </w:r>
             <w:r>
               <w:rPr>
                 <w:rFonts w:ascii="Times New Roman" w:eastAsia="Times New Roman" w:hAnsi="Times New Roman" w:cs="Times New Roman"/>
-                <w:sz w:val="23"/>
-                <w:szCs w:val="23"/>
+                <w:sz w:val="24"/>
+                <w:szCs w:val="24"/>
               </w:rPr>
               <w:t>:</w:t>
             </w:r>
@@ -5959,15 +5809,15 @@
               <w:jc w:val="both"/>
               <w:rPr>
                 <w:rFonts w:ascii="Times New Roman" w:eastAsia="Times New Roman" w:hAnsi="Times New Roman" w:cs="Times New Roman"/>
-                <w:sz w:val="23"/>
-                <w:szCs w:val="23"/>
-              </w:rPr>
-            </w:pPr>
-            <w:r>
-              <w:rPr>
-                <w:rFonts w:ascii="Times New Roman" w:eastAsia="Times New Roman" w:hAnsi="Times New Roman" w:cs="Times New Roman"/>
-                <w:sz w:val="23"/>
-                <w:szCs w:val="23"/>
+                <w:sz w:val="24"/>
+                <w:szCs w:val="24"/>
+              </w:rPr>
+            </w:pPr>
+            <w:r>
+              <w:rPr>
+                <w:rFonts w:ascii="Times New Roman" w:eastAsia="Times New Roman" w:hAnsi="Times New Roman" w:cs="Times New Roman"/>
+                <w:sz w:val="24"/>
+                <w:szCs w:val="24"/>
               </w:rPr>
               <w:t xml:space="preserve">Họ, chữ đệm và tên Giám đốc/Tổng giám đốc: </w:t>
             </w:r>
@@ -5975,8 +5825,8 @@
               <w:rPr>
                 <w:rFonts w:ascii="Times New Roman" w:eastAsia="Times New Roman" w:hAnsi="Times New Roman" w:cs="Times New Roman"/>
                 <w:b/>
-                <w:sz w:val="23"/>
-                <w:szCs w:val="23"/>
+                <w:sz w:val="24"/>
+                <w:szCs w:val="24"/>
               </w:rPr>
               <w:t>{{rep_ceo.personal_info.full_name}}</w:t>
             </w:r>
@@ -5988,23 +5838,23 @@
               <w:jc w:val="both"/>
               <w:rPr>
                 <w:rFonts w:ascii="Times New Roman" w:eastAsia="Times New Roman" w:hAnsi="Times New Roman" w:cs="Times New Roman"/>
-                <w:sz w:val="23"/>
-                <w:szCs w:val="23"/>
-              </w:rPr>
-            </w:pPr>
-            <w:r>
-              <w:rPr>
-                <w:rFonts w:ascii="Times New Roman" w:eastAsia="Times New Roman" w:hAnsi="Times New Roman" w:cs="Times New Roman"/>
-                <w:sz w:val="23"/>
-                <w:szCs w:val="23"/>
+                <w:sz w:val="24"/>
+                <w:szCs w:val="24"/>
+              </w:rPr>
+            </w:pPr>
+            <w:r>
+              <w:rPr>
+                <w:rFonts w:ascii="Times New Roman" w:eastAsia="Times New Roman" w:hAnsi="Times New Roman" w:cs="Times New Roman"/>
+                <w:sz w:val="24"/>
+                <w:szCs w:val="24"/>
               </w:rPr>
               <w:t xml:space="preserve">Ngày, tháng, năm sinh: </w:t>
             </w:r>
             <w:r>
               <w:rPr>
                 <w:rFonts w:ascii="Times New Roman" w:eastAsia="Times New Roman" w:hAnsi="Times New Roman" w:cs="Times New Roman"/>
-                <w:sz w:val="23"/>
-                <w:szCs w:val="23"/>
+                <w:sz w:val="24"/>
+                <w:szCs w:val="24"/>
               </w:rPr>
               <w:t>{{rep_ceo.personal_info.birth_date}}</w:t>
             </w:r>
@@ -6016,15 +5866,15 @@
               <w:jc w:val="both"/>
               <w:rPr>
                 <w:rFonts w:ascii="Times New Roman" w:eastAsia="Times New Roman" w:hAnsi="Times New Roman" w:cs="Times New Roman"/>
-                <w:sz w:val="23"/>
-                <w:szCs w:val="23"/>
-              </w:rPr>
-            </w:pPr>
-            <w:r>
-              <w:rPr>
-                <w:rFonts w:ascii="Times New Roman" w:eastAsia="Times New Roman" w:hAnsi="Times New Roman" w:cs="Times New Roman"/>
-                <w:sz w:val="23"/>
-                <w:szCs w:val="23"/>
+                <w:sz w:val="24"/>
+                <w:szCs w:val="24"/>
+              </w:rPr>
+            </w:pPr>
+            <w:r>
+              <w:rPr>
+                <w:rFonts w:ascii="Times New Roman" w:eastAsia="Times New Roman" w:hAnsi="Times New Roman" w:cs="Times New Roman"/>
+                <w:sz w:val="24"/>
+                <w:szCs w:val="24"/>
               </w:rPr>
               <w:t>Giới tính: {{rep_ceo.personal_info.gender}}</w:t>
             </w:r>
@@ -6036,17 +5886,16 @@
               <w:jc w:val="both"/>
               <w:rPr>
                 <w:rFonts w:ascii="Times New Roman" w:eastAsia="Times New Roman" w:hAnsi="Times New Roman" w:cs="Times New Roman"/>
-                <w:sz w:val="23"/>
-                <w:szCs w:val="23"/>
-              </w:rPr>
-            </w:pPr>
-            <w:r>
-              <w:rPr>
-                <w:rFonts w:ascii="Times New Roman" w:eastAsia="Times New Roman" w:hAnsi="Times New Roman" w:cs="Times New Roman"/>
-                <w:sz w:val="23"/>
-                <w:szCs w:val="23"/>
-              </w:rPr>
-              <w:lastRenderedPageBreak/>
+                <w:sz w:val="24"/>
+                <w:szCs w:val="24"/>
+              </w:rPr>
+            </w:pPr>
+            <w:r>
+              <w:rPr>
+                <w:rFonts w:ascii="Times New Roman" w:eastAsia="Times New Roman" w:hAnsi="Times New Roman" w:cs="Times New Roman"/>
+                <w:sz w:val="24"/>
+                <w:szCs w:val="24"/>
+              </w:rPr>
               <w:t>Số định danh cá nhân: {{rep_ceo.personal_info.id_number}}</w:t>
             </w:r>
           </w:p>
@@ -6056,15 +5905,15 @@
               <w:ind w:firstLine="0"/>
               <w:rPr>
                 <w:rFonts w:ascii="Times New Roman" w:eastAsia="Times New Roman" w:hAnsi="Times New Roman" w:cs="Times New Roman"/>
-                <w:sz w:val="23"/>
-                <w:szCs w:val="23"/>
-              </w:rPr>
-            </w:pPr>
-            <w:r>
-              <w:rPr>
-                <w:rFonts w:ascii="Times New Roman" w:eastAsia="Times New Roman" w:hAnsi="Times New Roman" w:cs="Times New Roman"/>
-                <w:sz w:val="23"/>
-                <w:szCs w:val="23"/>
+                <w:sz w:val="24"/>
+                <w:szCs w:val="24"/>
+              </w:rPr>
+            </w:pPr>
+            <w:r>
+              <w:rPr>
+                <w:rFonts w:ascii="Times New Roman" w:eastAsia="Times New Roman" w:hAnsi="Times New Roman" w:cs="Times New Roman"/>
+                <w:sz w:val="24"/>
+                <w:szCs w:val="24"/>
               </w:rPr>
               <w:t>Điện thoại: {{rep_ceo.contact_info.phone}}</w:t>
             </w:r>
@@ -6091,17 +5940,16 @@
               <w:jc w:val="center"/>
               <w:rPr>
                 <w:rFonts w:ascii="Times New Roman" w:eastAsia="Times New Roman" w:hAnsi="Times New Roman" w:cs="Times New Roman"/>
-                <w:sz w:val="23"/>
-                <w:szCs w:val="23"/>
-              </w:rPr>
-            </w:pPr>
-            <w:r>
-              <w:rPr>
-                <w:rFonts w:ascii="Times New Roman" w:eastAsia="Times New Roman" w:hAnsi="Times New Roman" w:cs="Times New Roman"/>
-                <w:sz w:val="23"/>
-                <w:szCs w:val="23"/>
-              </w:rPr>
-              <w:lastRenderedPageBreak/>
+                <w:sz w:val="24"/>
+                <w:szCs w:val="24"/>
+              </w:rPr>
+            </w:pPr>
+            <w:r>
+              <w:rPr>
+                <w:rFonts w:ascii="Times New Roman" w:eastAsia="Times New Roman" w:hAnsi="Times New Roman" w:cs="Times New Roman"/>
+                <w:sz w:val="24"/>
+                <w:szCs w:val="24"/>
+              </w:rPr>
               <w:t>11.2</w:t>
             </w:r>
           </w:p>
@@ -6124,15 +5972,15 @@
               <w:jc w:val="both"/>
               <w:rPr>
                 <w:rFonts w:ascii="Times New Roman" w:eastAsia="Times New Roman" w:hAnsi="Times New Roman" w:cs="Times New Roman"/>
-                <w:sz w:val="23"/>
-                <w:szCs w:val="23"/>
-              </w:rPr>
-            </w:pPr>
-            <w:r>
-              <w:rPr>
-                <w:rFonts w:ascii="Times New Roman" w:eastAsia="Times New Roman" w:hAnsi="Times New Roman" w:cs="Times New Roman"/>
-                <w:sz w:val="23"/>
-                <w:szCs w:val="23"/>
+                <w:sz w:val="24"/>
+                <w:szCs w:val="24"/>
+              </w:rPr>
+            </w:pPr>
+            <w:r>
+              <w:rPr>
+                <w:rFonts w:ascii="Times New Roman" w:eastAsia="Times New Roman" w:hAnsi="Times New Roman" w:cs="Times New Roman"/>
+                <w:sz w:val="24"/>
+                <w:szCs w:val="24"/>
               </w:rPr>
               <w:t xml:space="preserve">Thông tin về Kế toán trưởng/Phụ trách kế toán </w:t>
             </w:r>
@@ -6140,16 +5988,16 @@
               <w:rPr>
                 <w:rFonts w:ascii="Times New Roman" w:eastAsia="Times New Roman" w:hAnsi="Times New Roman" w:cs="Times New Roman"/>
                 <w:i/>
-                <w:sz w:val="23"/>
-                <w:szCs w:val="23"/>
+                <w:sz w:val="24"/>
+                <w:szCs w:val="24"/>
               </w:rPr>
               <w:t>(nếu có)</w:t>
             </w:r>
             <w:r>
               <w:rPr>
                 <w:rFonts w:ascii="Times New Roman" w:eastAsia="Times New Roman" w:hAnsi="Times New Roman" w:cs="Times New Roman"/>
-                <w:sz w:val="23"/>
-                <w:szCs w:val="23"/>
+                <w:sz w:val="24"/>
+                <w:szCs w:val="24"/>
               </w:rPr>
               <w:t>:</w:t>
             </w:r>
@@ -6161,15 +6009,15 @@
               <w:jc w:val="both"/>
               <w:rPr>
                 <w:rFonts w:ascii="Times New Roman" w:eastAsia="Times New Roman" w:hAnsi="Times New Roman" w:cs="Times New Roman"/>
-                <w:sz w:val="23"/>
-                <w:szCs w:val="23"/>
-              </w:rPr>
-            </w:pPr>
-            <w:r>
-              <w:rPr>
-                <w:rFonts w:ascii="Times New Roman" w:eastAsia="Times New Roman" w:hAnsi="Times New Roman" w:cs="Times New Roman"/>
-                <w:sz w:val="23"/>
-                <w:szCs w:val="23"/>
+                <w:sz w:val="24"/>
+                <w:szCs w:val="24"/>
+              </w:rPr>
+            </w:pPr>
+            <w:r>
+              <w:rPr>
+                <w:rFonts w:ascii="Times New Roman" w:eastAsia="Times New Roman" w:hAnsi="Times New Roman" w:cs="Times New Roman"/>
+                <w:sz w:val="24"/>
+                <w:szCs w:val="24"/>
               </w:rPr>
               <w:t xml:space="preserve">Họ, chữ đệm và tên Kế toán trưởng/Phụ trách kế toán: </w:t>
             </w:r>
@@ -6177,8 +6025,8 @@
               <w:rPr>
                 <w:rFonts w:ascii="Times New Roman" w:eastAsia="Times New Roman" w:hAnsi="Times New Roman" w:cs="Times New Roman"/>
                 <w:b/>
-                <w:sz w:val="23"/>
-                <w:szCs w:val="23"/>
+                <w:sz w:val="24"/>
+                <w:szCs w:val="24"/>
               </w:rPr>
               <w:t>{{tax</w:t>
             </w:r>
@@ -6186,46 +6034,10 @@
               <w:rPr>
                 <w:rFonts w:ascii="Times New Roman" w:eastAsia="Times New Roman" w:hAnsi="Times New Roman" w:cs="Times New Roman"/>
                 <w:b/>
-                <w:sz w:val="23"/>
-                <w:szCs w:val="23"/>
-              </w:rPr>
-              <w:t>.a</w:t>
-            </w:r>
-            <w:r>
-              <w:rPr>
-                <w:rFonts w:ascii="Times New Roman" w:eastAsia="Times New Roman" w:hAnsi="Times New Roman" w:cs="Times New Roman"/>
-                <w:b/>
-                <w:sz w:val="23"/>
-                <w:szCs w:val="23"/>
-              </w:rPr>
-              <w:t>ccounting</w:t>
-            </w:r>
-            <w:r>
-              <w:rPr>
-                <w:rFonts w:ascii="Times New Roman" w:eastAsia="Times New Roman" w:hAnsi="Times New Roman" w:cs="Times New Roman"/>
-                <w:b/>
-                <w:sz w:val="23"/>
-                <w:szCs w:val="23"/>
-              </w:rPr>
-              <w:t>.</w:t>
-            </w:r>
-            <w:r>
-              <w:rPr>
-                <w:rFonts w:ascii="Times New Roman" w:eastAsia="Times New Roman" w:hAnsi="Times New Roman" w:cs="Times New Roman"/>
-                <w:b/>
-                <w:sz w:val="23"/>
-                <w:szCs w:val="23"/>
-              </w:rPr>
-              <w:t>full_name</w:t>
-            </w:r>
-            <w:r>
-              <w:rPr>
-                <w:rFonts w:ascii="Times New Roman" w:eastAsia="Times New Roman" w:hAnsi="Times New Roman" w:cs="Times New Roman"/>
-                <w:b/>
-                <w:sz w:val="23"/>
-                <w:szCs w:val="23"/>
-              </w:rPr>
-              <w:t>}}</w:t>
+                <w:sz w:val="24"/>
+                <w:szCs w:val="24"/>
+              </w:rPr>
+              <w:t>.accounting.full_name}}</w:t>
             </w:r>
           </w:p>
           <w:p>
@@ -6235,193 +6047,115 @@
               <w:jc w:val="both"/>
               <w:rPr>
                 <w:rFonts w:ascii="Times New Roman" w:eastAsia="Times New Roman" w:hAnsi="Times New Roman" w:cs="Times New Roman"/>
-                <w:sz w:val="23"/>
-                <w:szCs w:val="23"/>
+                <w:sz w:val="24"/>
+                <w:szCs w:val="24"/>
                 <w:lang w:val="en-US"/>
               </w:rPr>
             </w:pPr>
             <w:r>
               <w:rPr>
                 <w:rFonts w:ascii="Times New Roman" w:eastAsia="Times New Roman" w:hAnsi="Times New Roman" w:cs="Times New Roman"/>
-                <w:sz w:val="23"/>
-                <w:szCs w:val="23"/>
+                <w:sz w:val="24"/>
+                <w:szCs w:val="24"/>
               </w:rPr>
               <w:t>Ngày, tháng, năm sinh:</w:t>
             </w:r>
             <w:r>
               <w:rPr>
                 <w:rFonts w:ascii="Times New Roman" w:eastAsia="Times New Roman" w:hAnsi="Times New Roman" w:cs="Times New Roman"/>
-                <w:sz w:val="23"/>
-                <w:szCs w:val="23"/>
+                <w:sz w:val="24"/>
+                <w:szCs w:val="24"/>
                 <w:lang w:val="en-US"/>
               </w:rPr>
-              <w:t xml:space="preserve"> </w:t>
-            </w:r>
-            <w:r>
-              <w:rPr>
-                <w:rFonts w:ascii="Times New Roman" w:eastAsia="Times New Roman" w:hAnsi="Times New Roman" w:cs="Times New Roman"/>
-                <w:sz w:val="23"/>
-                <w:szCs w:val="23"/>
+              <w:t xml:space="preserve"> {{tax.accounting.birth_date}}</w:t>
+            </w:r>
+          </w:p>
+          <w:p>
+            <w:pPr>
+              <w:widowControl w:val="0"/>
+              <w:spacing w:before="20" w:after="0" w:line="336" w:lineRule="auto"/>
+              <w:jc w:val="both"/>
+              <w:rPr>
+                <w:rFonts w:ascii="Times New Roman" w:eastAsia="Times New Roman" w:hAnsi="Times New Roman" w:cs="Times New Roman"/>
+                <w:sz w:val="24"/>
+                <w:szCs w:val="24"/>
+                <w:lang w:val="vi-VN"/>
+              </w:rPr>
+            </w:pPr>
+            <w:r>
+              <w:rPr>
+                <w:rFonts w:ascii="Times New Roman" w:eastAsia="Times New Roman" w:hAnsi="Times New Roman" w:cs="Times New Roman"/>
+                <w:sz w:val="24"/>
+                <w:szCs w:val="24"/>
+              </w:rPr>
+              <w:t>Giới tính:</w:t>
+            </w:r>
+            <w:r>
+              <w:rPr>
+                <w:rFonts w:ascii="Times New Roman" w:eastAsia="Times New Roman" w:hAnsi="Times New Roman" w:cs="Times New Roman"/>
+                <w:sz w:val="24"/>
+                <w:szCs w:val="24"/>
+              </w:rPr>
+              <w:t xml:space="preserve"> {{tax.accounting.gender }}</w:t>
+            </w:r>
+          </w:p>
+          <w:p>
+            <w:pPr>
+              <w:widowControl w:val="0"/>
+              <w:spacing w:before="20" w:after="0" w:line="336" w:lineRule="auto"/>
+              <w:jc w:val="both"/>
+              <w:rPr>
+                <w:rFonts w:ascii="Times New Roman" w:eastAsia="Times New Roman" w:hAnsi="Times New Roman" w:cs="Times New Roman"/>
+                <w:sz w:val="24"/>
+                <w:szCs w:val="24"/>
                 <w:lang w:val="en-US"/>
               </w:rPr>
-              <w:t>{{tax.accounting.</w:t>
-            </w:r>
-            <w:r>
-              <w:rPr>
-                <w:rFonts w:ascii="Times New Roman" w:eastAsia="Times New Roman" w:hAnsi="Times New Roman" w:cs="Times New Roman"/>
-                <w:sz w:val="23"/>
-                <w:szCs w:val="23"/>
+            </w:pPr>
+            <w:r>
+              <w:rPr>
+                <w:rFonts w:ascii="Times New Roman" w:eastAsia="Times New Roman" w:hAnsi="Times New Roman" w:cs="Times New Roman"/>
+                <w:sz w:val="24"/>
+                <w:szCs w:val="24"/>
+                <w:lang w:val="vi-VN"/>
+              </w:rPr>
+              <w:t>Số định danh cá nhân</w:t>
+            </w:r>
+            <w:r>
+              <w:rPr>
+                <w:rFonts w:ascii="Times New Roman" w:eastAsia="Times New Roman" w:hAnsi="Times New Roman" w:cs="Times New Roman"/>
+                <w:sz w:val="24"/>
+                <w:szCs w:val="24"/>
                 <w:lang w:val="en-US"/>
               </w:rPr>
-              <w:t>birth_date</w:t>
-            </w:r>
-            <w:r>
-              <w:rPr>
-                <w:rFonts w:ascii="Times New Roman" w:eastAsia="Times New Roman" w:hAnsi="Times New Roman" w:cs="Times New Roman"/>
-                <w:sz w:val="23"/>
-                <w:szCs w:val="23"/>
-                <w:lang w:val="en-US"/>
-              </w:rPr>
-              <w:t>}}</w:t>
-            </w:r>
-          </w:p>
-          <w:p>
-            <w:pPr>
-              <w:widowControl w:val="0"/>
-              <w:spacing w:before="20" w:after="0" w:line="336" w:lineRule="auto"/>
+              <w:t>: {{tax.accounting.id_number}}</w:t>
+            </w:r>
+          </w:p>
+          <w:p>
+            <w:pPr>
+              <w:spacing w:before="20" w:after="0" w:line="336" w:lineRule="auto"/>
+              <w:ind w:firstLine="0"/>
               <w:jc w:val="both"/>
               <w:rPr>
                 <w:rFonts w:ascii="Times New Roman" w:eastAsia="Times New Roman" w:hAnsi="Times New Roman" w:cs="Times New Roman"/>
-                <w:sz w:val="23"/>
-                <w:szCs w:val="23"/>
-                <w:lang w:val="vi-VN"/>
-              </w:rPr>
-            </w:pPr>
-            <w:r>
-              <w:rPr>
-                <w:rFonts w:ascii="Times New Roman" w:eastAsia="Times New Roman" w:hAnsi="Times New Roman" w:cs="Times New Roman"/>
-                <w:sz w:val="23"/>
-                <w:szCs w:val="23"/>
-              </w:rPr>
-              <w:t>Giới tính:</w:t>
-            </w:r>
-            <w:r>
-              <w:rPr>
-                <w:rFonts w:ascii="Times New Roman" w:eastAsia="Times New Roman" w:hAnsi="Times New Roman" w:cs="Times New Roman"/>
-                <w:sz w:val="23"/>
-                <w:szCs w:val="23"/>
-              </w:rPr>
-              <w:t xml:space="preserve"> </w:t>
-            </w:r>
-            <w:r>
-              <w:rPr>
-                <w:rFonts w:ascii="Times New Roman" w:eastAsia="Times New Roman" w:hAnsi="Times New Roman" w:cs="Times New Roman"/>
-                <w:sz w:val="23"/>
-                <w:szCs w:val="23"/>
-              </w:rPr>
-              <w:t>{{tax.accounting.gender }}</w:t>
-            </w:r>
-          </w:p>
-          <w:p>
-            <w:pPr>
-              <w:widowControl w:val="0"/>
-              <w:spacing w:before="20" w:after="0" w:line="336" w:lineRule="auto"/>
-              <w:jc w:val="both"/>
-              <w:rPr>
-                <w:rFonts w:ascii="Times New Roman" w:eastAsia="Times New Roman" w:hAnsi="Times New Roman" w:cs="Times New Roman"/>
-                <w:sz w:val="23"/>
-                <w:szCs w:val="23"/>
-                <w:lang w:val="en-US"/>
-              </w:rPr>
-            </w:pPr>
-            <w:r>
-              <w:rPr>
-                <w:rFonts w:ascii="Times New Roman" w:eastAsia="Times New Roman" w:hAnsi="Times New Roman" w:cs="Times New Roman"/>
-                <w:sz w:val="23"/>
-                <w:szCs w:val="23"/>
-                <w:lang w:val="vi-VN"/>
-              </w:rPr>
-              <w:t>Số định danh cá nhân</w:t>
-            </w:r>
-            <w:r>
-              <w:rPr>
-                <w:rFonts w:ascii="Times New Roman" w:eastAsia="Times New Roman" w:hAnsi="Times New Roman" w:cs="Times New Roman"/>
-                <w:sz w:val="23"/>
-                <w:szCs w:val="23"/>
-                <w:lang w:val="en-US"/>
-              </w:rPr>
-              <w:t xml:space="preserve">: </w:t>
-            </w:r>
-            <w:r>
-              <w:rPr>
-                <w:rFonts w:ascii="Times New Roman" w:eastAsia="Times New Roman" w:hAnsi="Times New Roman" w:cs="Times New Roman"/>
-                <w:sz w:val="23"/>
-                <w:szCs w:val="23"/>
-                <w:lang w:val="en-US"/>
-              </w:rPr>
-              <w:t>{{tax.accounting.</w:t>
-            </w:r>
-            <w:r>
-              <w:rPr>
-                <w:rFonts w:ascii="Times New Roman" w:eastAsia="Times New Roman" w:hAnsi="Times New Roman" w:cs="Times New Roman"/>
-                <w:sz w:val="23"/>
-                <w:szCs w:val="23"/>
-                <w:lang w:val="en-US"/>
-              </w:rPr>
-              <w:t>id_number</w:t>
-            </w:r>
-            <w:r>
-              <w:rPr>
-                <w:rFonts w:ascii="Times New Roman" w:eastAsia="Times New Roman" w:hAnsi="Times New Roman" w:cs="Times New Roman"/>
-                <w:sz w:val="23"/>
-                <w:szCs w:val="23"/>
-                <w:lang w:val="en-US"/>
-              </w:rPr>
-              <w:t>}}</w:t>
-            </w:r>
-          </w:p>
-          <w:p>
-            <w:pPr>
-              <w:spacing w:before="20" w:after="0" w:line="336" w:lineRule="auto"/>
-              <w:ind w:firstLine="0"/>
-              <w:jc w:val="both"/>
-              <w:rPr>
-                <w:rFonts w:ascii="Times New Roman" w:eastAsia="Times New Roman" w:hAnsi="Times New Roman" w:cs="Times New Roman"/>
-                <w:sz w:val="23"/>
-                <w:szCs w:val="23"/>
-              </w:rPr>
-            </w:pPr>
-            <w:r>
-              <w:rPr>
-                <w:rFonts w:ascii="Times New Roman" w:eastAsia="Times New Roman" w:hAnsi="Times New Roman" w:cs="Times New Roman"/>
-                <w:sz w:val="23"/>
-                <w:szCs w:val="23"/>
+                <w:sz w:val="24"/>
+                <w:szCs w:val="24"/>
+              </w:rPr>
+            </w:pPr>
+            <w:r>
+              <w:rPr>
+                <w:rFonts w:ascii="Times New Roman" w:eastAsia="Times New Roman" w:hAnsi="Times New Roman" w:cs="Times New Roman"/>
+                <w:sz w:val="24"/>
+                <w:szCs w:val="24"/>
               </w:rPr>
               <w:t xml:space="preserve">Điện thoại: </w:t>
             </w:r>
             <w:r>
               <w:rPr>
                 <w:rFonts w:ascii="Times New Roman" w:eastAsia="Times New Roman" w:hAnsi="Times New Roman" w:cs="Times New Roman"/>
-                <w:sz w:val="23"/>
-                <w:szCs w:val="23"/>
-              </w:rPr>
-              <w:t>{{tax.accounting.</w:t>
-            </w:r>
-            <w:r>
-              <w:rPr>
-                <w:rFonts w:ascii="Times New Roman" w:eastAsia="Times New Roman" w:hAnsi="Times New Roman" w:cs="Times New Roman"/>
-                <w:sz w:val="23"/>
-                <w:szCs w:val="23"/>
-              </w:rPr>
-              <w:t>phone</w:t>
-            </w:r>
-            <w:r>
-              <w:rPr>
-                <w:rFonts w:ascii="Times New Roman" w:eastAsia="Times New Roman" w:hAnsi="Times New Roman" w:cs="Times New Roman"/>
-                <w:sz w:val="23"/>
-                <w:szCs w:val="23"/>
-              </w:rPr>
-              <w:t>}}</w:t>
+                <w:sz w:val="24"/>
+                <w:szCs w:val="24"/>
+              </w:rPr>
+              <w:t>{{tax.accounting.phone}}</w:t>
             </w:r>
           </w:p>
         </w:tc>
@@ -6446,15 +6180,15 @@
               <w:jc w:val="center"/>
               <w:rPr>
                 <w:rFonts w:ascii="Times New Roman" w:eastAsia="Times New Roman" w:hAnsi="Times New Roman" w:cs="Times New Roman"/>
-                <w:sz w:val="23"/>
-                <w:szCs w:val="23"/>
-              </w:rPr>
-            </w:pPr>
-            <w:r>
-              <w:rPr>
-                <w:rFonts w:ascii="Times New Roman" w:eastAsia="Times New Roman" w:hAnsi="Times New Roman" w:cs="Times New Roman"/>
-                <w:sz w:val="23"/>
-                <w:szCs w:val="23"/>
+                <w:sz w:val="24"/>
+                <w:szCs w:val="24"/>
+              </w:rPr>
+            </w:pPr>
+            <w:r>
+              <w:rPr>
+                <w:rFonts w:ascii="Times New Roman" w:eastAsia="Times New Roman" w:hAnsi="Times New Roman" w:cs="Times New Roman"/>
+                <w:sz w:val="24"/>
+                <w:szCs w:val="24"/>
               </w:rPr>
               <w:t>11.3</w:t>
             </w:r>
@@ -6477,15 +6211,15 @@
               <w:ind w:firstLine="0"/>
               <w:rPr>
                 <w:rFonts w:ascii="Times New Roman" w:eastAsia="Times New Roman" w:hAnsi="Times New Roman" w:cs="Times New Roman"/>
-                <w:sz w:val="23"/>
-                <w:szCs w:val="23"/>
-              </w:rPr>
-            </w:pPr>
-            <w:r>
-              <w:rPr>
-                <w:rFonts w:ascii="Times New Roman" w:eastAsia="Times New Roman" w:hAnsi="Times New Roman" w:cs="Times New Roman"/>
-                <w:sz w:val="23"/>
-                <w:szCs w:val="23"/>
+                <w:sz w:val="24"/>
+                <w:szCs w:val="24"/>
+              </w:rPr>
+            </w:pPr>
+            <w:r>
+              <w:rPr>
+                <w:rFonts w:ascii="Times New Roman" w:eastAsia="Times New Roman" w:hAnsi="Times New Roman" w:cs="Times New Roman"/>
+                <w:sz w:val="24"/>
+                <w:szCs w:val="24"/>
               </w:rPr>
               <w:t xml:space="preserve">Địa chỉ nhận thông báo thuế </w:t>
             </w:r>
@@ -6493,16 +6227,16 @@
               <w:rPr>
                 <w:rFonts w:ascii="Times New Roman" w:eastAsia="Times New Roman" w:hAnsi="Times New Roman" w:cs="Times New Roman"/>
                 <w:i/>
-                <w:sz w:val="23"/>
-                <w:szCs w:val="23"/>
+                <w:sz w:val="24"/>
+                <w:szCs w:val="24"/>
               </w:rPr>
               <w:t>(chỉ kê khai nếu địa chỉ nhận thông báo thuế khác địa chỉ trụ sở chính)</w:t>
             </w:r>
             <w:r>
               <w:rPr>
                 <w:rFonts w:ascii="Times New Roman" w:eastAsia="Times New Roman" w:hAnsi="Times New Roman" w:cs="Times New Roman"/>
-                <w:sz w:val="23"/>
-                <w:szCs w:val="23"/>
+                <w:sz w:val="24"/>
+                <w:szCs w:val="24"/>
               </w:rPr>
               <w:t>:</w:t>
             </w:r>
@@ -6513,15 +6247,15 @@
               <w:ind w:firstLine="0"/>
               <w:rPr>
                 <w:rFonts w:ascii="Times New Roman" w:eastAsia="Times New Roman" w:hAnsi="Times New Roman" w:cs="Times New Roman"/>
-                <w:sz w:val="23"/>
-                <w:szCs w:val="23"/>
-              </w:rPr>
-            </w:pPr>
-            <w:r>
-              <w:rPr>
-                <w:rFonts w:ascii="Times New Roman" w:eastAsia="Times New Roman" w:hAnsi="Times New Roman" w:cs="Times New Roman"/>
-                <w:sz w:val="23"/>
-                <w:szCs w:val="23"/>
+                <w:sz w:val="24"/>
+                <w:szCs w:val="24"/>
+              </w:rPr>
+            </w:pPr>
+            <w:r>
+              <w:rPr>
+                <w:rFonts w:ascii="Times New Roman" w:eastAsia="Times New Roman" w:hAnsi="Times New Roman" w:cs="Times New Roman"/>
+                <w:sz w:val="24"/>
+                <w:szCs w:val="24"/>
               </w:rPr>
               <w:t>Số nhà/phòng, ngách/hẻm, ngõ/kiệt, đường/phố/đại lộ, tổ/xóm/ấp/thôn: …</w:t>
             </w:r>
@@ -6532,15 +6266,15 @@
               <w:ind w:firstLine="0"/>
               <w:rPr>
                 <w:rFonts w:ascii="Times New Roman" w:eastAsia="Times New Roman" w:hAnsi="Times New Roman" w:cs="Times New Roman"/>
-                <w:sz w:val="23"/>
-                <w:szCs w:val="23"/>
-              </w:rPr>
-            </w:pPr>
-            <w:r>
-              <w:rPr>
-                <w:rFonts w:ascii="Times New Roman" w:eastAsia="Times New Roman" w:hAnsi="Times New Roman" w:cs="Times New Roman"/>
-                <w:sz w:val="23"/>
-                <w:szCs w:val="23"/>
+                <w:sz w:val="24"/>
+                <w:szCs w:val="24"/>
+              </w:rPr>
+            </w:pPr>
+            <w:r>
+              <w:rPr>
+                <w:rFonts w:ascii="Times New Roman" w:eastAsia="Times New Roman" w:hAnsi="Times New Roman" w:cs="Times New Roman"/>
+                <w:sz w:val="24"/>
+                <w:szCs w:val="24"/>
               </w:rPr>
               <w:t>Xã/Phường/Đặc khu: ………………………………………………</w:t>
             </w:r>
@@ -6551,15 +6285,15 @@
               <w:ind w:firstLine="0"/>
               <w:rPr>
                 <w:rFonts w:ascii="Times New Roman" w:eastAsia="Times New Roman" w:hAnsi="Times New Roman" w:cs="Times New Roman"/>
-                <w:sz w:val="23"/>
-                <w:szCs w:val="23"/>
-              </w:rPr>
-            </w:pPr>
-            <w:r>
-              <w:rPr>
-                <w:rFonts w:ascii="Times New Roman" w:eastAsia="Times New Roman" w:hAnsi="Times New Roman" w:cs="Times New Roman"/>
-                <w:sz w:val="23"/>
-                <w:szCs w:val="23"/>
+                <w:sz w:val="24"/>
+                <w:szCs w:val="24"/>
+              </w:rPr>
+            </w:pPr>
+            <w:r>
+              <w:rPr>
+                <w:rFonts w:ascii="Times New Roman" w:eastAsia="Times New Roman" w:hAnsi="Times New Roman" w:cs="Times New Roman"/>
+                <w:sz w:val="24"/>
+                <w:szCs w:val="24"/>
               </w:rPr>
               <w:t>Tỉnh/Thành phố trực thuộc trung ương: ………………………………</w:t>
             </w:r>
@@ -6570,15 +6304,15 @@
               <w:ind w:firstLine="0"/>
               <w:rPr>
                 <w:rFonts w:ascii="Times New Roman" w:eastAsia="Times New Roman" w:hAnsi="Times New Roman" w:cs="Times New Roman"/>
-                <w:sz w:val="23"/>
-                <w:szCs w:val="23"/>
-              </w:rPr>
-            </w:pPr>
-            <w:r>
-              <w:rPr>
-                <w:rFonts w:ascii="Times New Roman" w:eastAsia="Times New Roman" w:hAnsi="Times New Roman" w:cs="Times New Roman"/>
-                <w:sz w:val="23"/>
-                <w:szCs w:val="23"/>
+                <w:sz w:val="24"/>
+                <w:szCs w:val="24"/>
+              </w:rPr>
+            </w:pPr>
+            <w:r>
+              <w:rPr>
+                <w:rFonts w:ascii="Times New Roman" w:eastAsia="Times New Roman" w:hAnsi="Times New Roman" w:cs="Times New Roman"/>
+                <w:sz w:val="24"/>
+                <w:szCs w:val="24"/>
               </w:rPr>
               <w:t>Điện thoại (</w:t>
             </w:r>
@@ -6586,16 +6320,16 @@
               <w:rPr>
                 <w:rFonts w:ascii="Times New Roman" w:eastAsia="Times New Roman" w:hAnsi="Times New Roman" w:cs="Times New Roman"/>
                 <w:i/>
-                <w:sz w:val="23"/>
-                <w:szCs w:val="23"/>
+                <w:sz w:val="24"/>
+                <w:szCs w:val="24"/>
               </w:rPr>
               <w:t>nếu có</w:t>
             </w:r>
             <w:r>
               <w:rPr>
                 <w:rFonts w:ascii="Times New Roman" w:eastAsia="Times New Roman" w:hAnsi="Times New Roman" w:cs="Times New Roman"/>
-                <w:sz w:val="23"/>
-                <w:szCs w:val="23"/>
+                <w:sz w:val="24"/>
+                <w:szCs w:val="24"/>
               </w:rPr>
               <w:t>): ………………….Số fax (</w:t>
             </w:r>
@@ -6603,16 +6337,16 @@
               <w:rPr>
                 <w:rFonts w:ascii="Times New Roman" w:eastAsia="Times New Roman" w:hAnsi="Times New Roman" w:cs="Times New Roman"/>
                 <w:i/>
-                <w:sz w:val="23"/>
-                <w:szCs w:val="23"/>
+                <w:sz w:val="24"/>
+                <w:szCs w:val="24"/>
               </w:rPr>
               <w:t>nếu có</w:t>
             </w:r>
             <w:r>
               <w:rPr>
                 <w:rFonts w:ascii="Times New Roman" w:eastAsia="Times New Roman" w:hAnsi="Times New Roman" w:cs="Times New Roman"/>
-                <w:sz w:val="23"/>
-                <w:szCs w:val="23"/>
+                <w:sz w:val="24"/>
+                <w:szCs w:val="24"/>
               </w:rPr>
               <w:t>):………………..</w:t>
             </w:r>
@@ -6623,15 +6357,15 @@
               <w:ind w:firstLine="0"/>
               <w:rPr>
                 <w:rFonts w:ascii="Times New Roman" w:eastAsia="Times New Roman" w:hAnsi="Times New Roman" w:cs="Times New Roman"/>
-                <w:sz w:val="23"/>
-                <w:szCs w:val="23"/>
-              </w:rPr>
-            </w:pPr>
-            <w:r>
-              <w:rPr>
-                <w:rFonts w:ascii="Times New Roman" w:eastAsia="Times New Roman" w:hAnsi="Times New Roman" w:cs="Times New Roman"/>
-                <w:sz w:val="23"/>
-                <w:szCs w:val="23"/>
+                <w:sz w:val="24"/>
+                <w:szCs w:val="24"/>
+              </w:rPr>
+            </w:pPr>
+            <w:r>
+              <w:rPr>
+                <w:rFonts w:ascii="Times New Roman" w:eastAsia="Times New Roman" w:hAnsi="Times New Roman" w:cs="Times New Roman"/>
+                <w:sz w:val="24"/>
+                <w:szCs w:val="24"/>
               </w:rPr>
               <w:t>Thư điện tử (</w:t>
             </w:r>
@@ -6639,16 +6373,16 @@
               <w:rPr>
                 <w:rFonts w:ascii="Times New Roman" w:eastAsia="Times New Roman" w:hAnsi="Times New Roman" w:cs="Times New Roman"/>
                 <w:i/>
-                <w:sz w:val="23"/>
-                <w:szCs w:val="23"/>
+                <w:sz w:val="24"/>
+                <w:szCs w:val="24"/>
               </w:rPr>
               <w:t>nếu có</w:t>
             </w:r>
             <w:r>
               <w:rPr>
                 <w:rFonts w:ascii="Times New Roman" w:eastAsia="Times New Roman" w:hAnsi="Times New Roman" w:cs="Times New Roman"/>
-                <w:sz w:val="23"/>
-                <w:szCs w:val="23"/>
+                <w:sz w:val="24"/>
+                <w:szCs w:val="24"/>
               </w:rPr>
               <w:t>):…………………………………………………..</w:t>
             </w:r>
@@ -6675,15 +6409,15 @@
               <w:jc w:val="center"/>
               <w:rPr>
                 <w:rFonts w:ascii="Times New Roman" w:eastAsia="Times New Roman" w:hAnsi="Times New Roman" w:cs="Times New Roman"/>
-                <w:sz w:val="23"/>
-                <w:szCs w:val="23"/>
-              </w:rPr>
-            </w:pPr>
-            <w:r>
-              <w:rPr>
-                <w:rFonts w:ascii="Times New Roman" w:eastAsia="Times New Roman" w:hAnsi="Times New Roman" w:cs="Times New Roman"/>
-                <w:sz w:val="23"/>
-                <w:szCs w:val="23"/>
+                <w:sz w:val="24"/>
+                <w:szCs w:val="24"/>
+              </w:rPr>
+            </w:pPr>
+            <w:r>
+              <w:rPr>
+                <w:rFonts w:ascii="Times New Roman" w:eastAsia="Times New Roman" w:hAnsi="Times New Roman" w:cs="Times New Roman"/>
+                <w:sz w:val="24"/>
+                <w:szCs w:val="24"/>
               </w:rPr>
               <w:t>11.4</w:t>
             </w:r>
@@ -6706,15 +6440,15 @@
               <w:ind w:firstLine="0"/>
               <w:rPr>
                 <w:rFonts w:ascii="Times New Roman" w:eastAsia="Times New Roman" w:hAnsi="Times New Roman" w:cs="Times New Roman"/>
-                <w:sz w:val="23"/>
-                <w:szCs w:val="23"/>
-              </w:rPr>
-            </w:pPr>
-            <w:r>
-              <w:rPr>
-                <w:rFonts w:ascii="Times New Roman" w:eastAsia="Times New Roman" w:hAnsi="Times New Roman" w:cs="Times New Roman"/>
-                <w:sz w:val="23"/>
-                <w:szCs w:val="23"/>
+                <w:sz w:val="24"/>
+                <w:szCs w:val="24"/>
+              </w:rPr>
+            </w:pPr>
+            <w:r>
+              <w:rPr>
+                <w:rFonts w:ascii="Times New Roman" w:eastAsia="Times New Roman" w:hAnsi="Times New Roman" w:cs="Times New Roman"/>
+                <w:sz w:val="24"/>
+                <w:szCs w:val="24"/>
               </w:rPr>
               <w:t xml:space="preserve">Ngày bắt đầu hoạt động </w:t>
             </w:r>
@@ -6722,8 +6456,8 @@
               <w:rPr>
                 <w:rFonts w:ascii="Times New Roman" w:eastAsia="Times New Roman" w:hAnsi="Times New Roman" w:cs="Times New Roman"/>
                 <w:i/>
-                <w:sz w:val="23"/>
-                <w:szCs w:val="23"/>
+                <w:sz w:val="24"/>
+                <w:szCs w:val="24"/>
               </w:rPr>
               <w:t>(trường hợp doanh nghiệp dự kiến bắt đầu hoạt động kể từ ngày được cấp Giấy chứng nhận đăng ký doanh nghiệp thì không cần kê khai nội dung này): …../…../…….</w:t>
             </w:r>
@@ -6750,15 +6484,15 @@
               <w:jc w:val="center"/>
               <w:rPr>
                 <w:rFonts w:ascii="Times New Roman" w:eastAsia="Times New Roman" w:hAnsi="Times New Roman" w:cs="Times New Roman"/>
-                <w:sz w:val="23"/>
-                <w:szCs w:val="23"/>
-              </w:rPr>
-            </w:pPr>
-            <w:r>
-              <w:rPr>
-                <w:rFonts w:ascii="Times New Roman" w:eastAsia="Times New Roman" w:hAnsi="Times New Roman" w:cs="Times New Roman"/>
-                <w:sz w:val="23"/>
-                <w:szCs w:val="23"/>
+                <w:sz w:val="24"/>
+                <w:szCs w:val="24"/>
+              </w:rPr>
+            </w:pPr>
+            <w:r>
+              <w:rPr>
+                <w:rFonts w:ascii="Times New Roman" w:eastAsia="Times New Roman" w:hAnsi="Times New Roman" w:cs="Times New Roman"/>
+                <w:sz w:val="24"/>
+                <w:szCs w:val="24"/>
               </w:rPr>
               <w:t>11.5</w:t>
             </w:r>
@@ -6781,15 +6515,15 @@
               <w:ind w:firstLine="0"/>
               <w:rPr>
                 <w:rFonts w:ascii="Times New Roman" w:eastAsia="Times New Roman" w:hAnsi="Times New Roman" w:cs="Times New Roman"/>
-                <w:sz w:val="23"/>
-                <w:szCs w:val="23"/>
-              </w:rPr>
-            </w:pPr>
-            <w:r>
-              <w:rPr>
-                <w:rFonts w:ascii="Times New Roman" w:eastAsia="Times New Roman" w:hAnsi="Times New Roman" w:cs="Times New Roman"/>
-                <w:sz w:val="23"/>
-                <w:szCs w:val="23"/>
+                <w:sz w:val="24"/>
+                <w:szCs w:val="24"/>
+              </w:rPr>
+            </w:pPr>
+            <w:r>
+              <w:rPr>
+                <w:rFonts w:ascii="Times New Roman" w:eastAsia="Times New Roman" w:hAnsi="Times New Roman" w:cs="Times New Roman"/>
+                <w:sz w:val="24"/>
+                <w:szCs w:val="24"/>
               </w:rPr>
               <w:t>Hình thức hạch toán (</w:t>
             </w:r>
@@ -6797,16 +6531,16 @@
               <w:rPr>
                 <w:rFonts w:ascii="Times New Roman" w:eastAsia="Times New Roman" w:hAnsi="Times New Roman" w:cs="Times New Roman"/>
                 <w:i/>
-                <w:sz w:val="23"/>
-                <w:szCs w:val="23"/>
+                <w:sz w:val="24"/>
+                <w:szCs w:val="24"/>
               </w:rPr>
               <w:t>Đánh dấu X vào một trong hai ô “Hạch toán độc lập” hoặc “Hạch toán phụ thuộc”. Trường hợp chọn ô “Hạch toán độc lập” mà thuộc đối tượng phải lập và gửi báo cáo tài chính hợp nhất cho cơ quan có thẩm quyền theo quy định thì chọn thêm ô “Có báo cáo tài chính hợp nhất”</w:t>
             </w:r>
             <w:r>
               <w:rPr>
                 <w:rFonts w:ascii="Times New Roman" w:eastAsia="Times New Roman" w:hAnsi="Times New Roman" w:cs="Times New Roman"/>
-                <w:sz w:val="23"/>
-                <w:szCs w:val="23"/>
+                <w:sz w:val="24"/>
+                <w:szCs w:val="24"/>
               </w:rPr>
               <w:t xml:space="preserve">): </w:t>
             </w:r>
@@ -6836,15 +6570,15 @@
                     <w:ind w:firstLine="0"/>
                     <w:rPr>
                       <w:rFonts w:ascii="Times New Roman" w:eastAsia="Times New Roman" w:hAnsi="Times New Roman" w:cs="Times New Roman"/>
-                      <w:sz w:val="23"/>
-                      <w:szCs w:val="23"/>
+                      <w:sz w:val="24"/>
+                      <w:szCs w:val="24"/>
                     </w:rPr>
                   </w:pPr>
                   <w:r>
                     <w:rPr>
                       <w:rFonts w:ascii="Times New Roman" w:eastAsia="Times New Roman" w:hAnsi="Times New Roman" w:cs="Times New Roman"/>
-                      <w:sz w:val="23"/>
-                      <w:szCs w:val="23"/>
+                      <w:sz w:val="24"/>
+                      <w:szCs w:val="24"/>
                     </w:rPr>
                     <w:t>Hạch toán độc lập</w:t>
                   </w:r>
@@ -6860,15 +6594,15 @@
                     <w:ind w:firstLine="0"/>
                     <w:rPr>
                       <w:rFonts w:ascii="Times New Roman" w:eastAsia="Times New Roman" w:hAnsi="Times New Roman" w:cs="Times New Roman"/>
-                      <w:sz w:val="23"/>
-                      <w:szCs w:val="23"/>
+                      <w:sz w:val="24"/>
+                      <w:szCs w:val="24"/>
                     </w:rPr>
                   </w:pPr>
                   <w:r>
                     <w:rPr>
                       <w:rFonts w:ascii="Segoe UI Symbol" w:eastAsia="Times New Roman" w:hAnsi="Segoe UI Symbol" w:cs="Segoe UI Symbol"/>
-                      <w:sz w:val="23"/>
-                      <w:szCs w:val="23"/>
+                      <w:sz w:val="24"/>
+                      <w:szCs w:val="24"/>
                     </w:rPr>
                     <w:t>☒</w:t>
                   </w:r>
@@ -6884,15 +6618,15 @@
                     <w:ind w:firstLine="0"/>
                     <w:rPr>
                       <w:rFonts w:ascii="Times New Roman" w:eastAsia="Times New Roman" w:hAnsi="Times New Roman" w:cs="Times New Roman"/>
-                      <w:sz w:val="23"/>
-                      <w:szCs w:val="23"/>
+                      <w:sz w:val="24"/>
+                      <w:szCs w:val="24"/>
                     </w:rPr>
                   </w:pPr>
                   <w:r>
                     <w:rPr>
                       <w:rFonts w:ascii="Times New Roman" w:eastAsia="Times New Roman" w:hAnsi="Times New Roman" w:cs="Times New Roman"/>
-                      <w:sz w:val="23"/>
-                      <w:szCs w:val="23"/>
+                      <w:sz w:val="24"/>
+                      <w:szCs w:val="24"/>
                     </w:rPr>
                     <w:t>Có báo cáo tài chính hợp nhất</w:t>
                   </w:r>
@@ -6908,15 +6642,15 @@
                     <w:ind w:firstLine="0"/>
                     <w:rPr>
                       <w:rFonts w:ascii="Times New Roman" w:eastAsia="Times New Roman" w:hAnsi="Times New Roman" w:cs="Times New Roman"/>
-                      <w:sz w:val="23"/>
-                      <w:szCs w:val="23"/>
+                      <w:sz w:val="24"/>
+                      <w:szCs w:val="24"/>
                     </w:rPr>
                   </w:pPr>
                   <w:r>
                     <w:rPr>
                       <w:rFonts w:ascii="Segoe UI Symbol" w:eastAsia="Times New Roman" w:hAnsi="Segoe UI Symbol" w:cs="Segoe UI Symbol"/>
-                      <w:sz w:val="23"/>
-                      <w:szCs w:val="23"/>
+                      <w:sz w:val="24"/>
+                      <w:szCs w:val="24"/>
                     </w:rPr>
                     <w:t>☐</w:t>
                   </w:r>
@@ -6937,15 +6671,15 @@
                     <w:ind w:firstLine="0"/>
                     <w:rPr>
                       <w:rFonts w:ascii="Times New Roman" w:eastAsia="Times New Roman" w:hAnsi="Times New Roman" w:cs="Times New Roman"/>
-                      <w:sz w:val="23"/>
-                      <w:szCs w:val="23"/>
+                      <w:sz w:val="24"/>
+                      <w:szCs w:val="24"/>
                     </w:rPr>
                   </w:pPr>
                   <w:r>
                     <w:rPr>
                       <w:rFonts w:ascii="Times New Roman" w:eastAsia="Times New Roman" w:hAnsi="Times New Roman" w:cs="Times New Roman"/>
-                      <w:sz w:val="23"/>
-                      <w:szCs w:val="23"/>
+                      <w:sz w:val="24"/>
+                      <w:szCs w:val="24"/>
                     </w:rPr>
                     <w:t>Hạch toán phụ thuộc</w:t>
                   </w:r>
@@ -6961,15 +6695,15 @@
                     <w:ind w:firstLine="0"/>
                     <w:rPr>
                       <w:rFonts w:ascii="Times New Roman" w:eastAsia="Times New Roman" w:hAnsi="Times New Roman" w:cs="Times New Roman"/>
-                      <w:sz w:val="23"/>
-                      <w:szCs w:val="23"/>
+                      <w:sz w:val="24"/>
+                      <w:szCs w:val="24"/>
                     </w:rPr>
                   </w:pPr>
                   <w:r>
                     <w:rPr>
                       <w:rFonts w:ascii="Segoe UI Symbol" w:eastAsia="Times New Roman" w:hAnsi="Segoe UI Symbol" w:cs="Segoe UI Symbol"/>
-                      <w:sz w:val="23"/>
-                      <w:szCs w:val="23"/>
+                      <w:sz w:val="24"/>
+                      <w:szCs w:val="24"/>
                     </w:rPr>
                     <w:t>☐</w:t>
                   </w:r>
@@ -6985,8 +6719,8 @@
                     <w:ind w:firstLine="0"/>
                     <w:rPr>
                       <w:rFonts w:ascii="Times New Roman" w:eastAsia="Times New Roman" w:hAnsi="Times New Roman" w:cs="Times New Roman"/>
-                      <w:sz w:val="23"/>
-                      <w:szCs w:val="23"/>
+                      <w:sz w:val="24"/>
+                      <w:szCs w:val="24"/>
                     </w:rPr>
                   </w:pPr>
                 </w:p>
@@ -7001,8 +6735,8 @@
                     <w:ind w:firstLine="0"/>
                     <w:rPr>
                       <w:rFonts w:ascii="Times New Roman" w:eastAsia="Times New Roman" w:hAnsi="Times New Roman" w:cs="Times New Roman"/>
-                      <w:sz w:val="23"/>
-                      <w:szCs w:val="23"/>
+                      <w:sz w:val="24"/>
+                      <w:szCs w:val="24"/>
                     </w:rPr>
                   </w:pPr>
                 </w:p>
@@ -7015,8 +6749,8 @@
               <w:ind w:firstLine="0"/>
               <w:rPr>
                 <w:rFonts w:ascii="Times New Roman" w:eastAsia="Times New Roman" w:hAnsi="Times New Roman" w:cs="Times New Roman"/>
-                <w:sz w:val="23"/>
-                <w:szCs w:val="23"/>
+                <w:sz w:val="24"/>
+                <w:szCs w:val="24"/>
               </w:rPr>
             </w:pPr>
           </w:p>
@@ -7042,15 +6776,15 @@
               <w:jc w:val="center"/>
               <w:rPr>
                 <w:rFonts w:ascii="Times New Roman" w:eastAsia="Times New Roman" w:hAnsi="Times New Roman" w:cs="Times New Roman"/>
-                <w:sz w:val="23"/>
-                <w:szCs w:val="23"/>
-              </w:rPr>
-            </w:pPr>
-            <w:r>
-              <w:rPr>
-                <w:rFonts w:ascii="Times New Roman" w:eastAsia="Times New Roman" w:hAnsi="Times New Roman" w:cs="Times New Roman"/>
-                <w:sz w:val="23"/>
-                <w:szCs w:val="23"/>
+                <w:sz w:val="24"/>
+                <w:szCs w:val="24"/>
+              </w:rPr>
+            </w:pPr>
+            <w:r>
+              <w:rPr>
+                <w:rFonts w:ascii="Times New Roman" w:eastAsia="Times New Roman" w:hAnsi="Times New Roman" w:cs="Times New Roman"/>
+                <w:sz w:val="24"/>
+                <w:szCs w:val="24"/>
               </w:rPr>
               <w:t>11.6</w:t>
             </w:r>
@@ -7074,15 +6808,15 @@
               <w:ind w:firstLine="0"/>
               <w:rPr>
                 <w:rFonts w:ascii="Times New Roman" w:eastAsia="Times New Roman" w:hAnsi="Times New Roman" w:cs="Times New Roman"/>
-                <w:sz w:val="23"/>
-                <w:szCs w:val="23"/>
-              </w:rPr>
-            </w:pPr>
-            <w:r>
-              <w:rPr>
-                <w:rFonts w:ascii="Times New Roman" w:eastAsia="Times New Roman" w:hAnsi="Times New Roman" w:cs="Times New Roman"/>
-                <w:sz w:val="23"/>
-                <w:szCs w:val="23"/>
+                <w:sz w:val="24"/>
+                <w:szCs w:val="24"/>
+              </w:rPr>
+            </w:pPr>
+            <w:r>
+              <w:rPr>
+                <w:rFonts w:ascii="Times New Roman" w:eastAsia="Times New Roman" w:hAnsi="Times New Roman" w:cs="Times New Roman"/>
+                <w:sz w:val="24"/>
+                <w:szCs w:val="24"/>
               </w:rPr>
               <w:t>Năm tài chính:</w:t>
             </w:r>
@@ -7093,17 +6827,18 @@
               <w:ind w:firstLine="0"/>
               <w:rPr>
                 <w:rFonts w:ascii="Times New Roman" w:eastAsia="Times New Roman" w:hAnsi="Times New Roman" w:cs="Times New Roman"/>
-                <w:sz w:val="23"/>
-                <w:szCs w:val="23"/>
+                <w:sz w:val="24"/>
+                <w:szCs w:val="24"/>
                 <w:vertAlign w:val="superscript"/>
               </w:rPr>
             </w:pPr>
             <w:r>
               <w:rPr>
                 <w:rFonts w:ascii="Times New Roman" w:eastAsia="Times New Roman" w:hAnsi="Times New Roman" w:cs="Times New Roman"/>
-                <w:sz w:val="23"/>
-                <w:szCs w:val="23"/>
-              </w:rPr>
+                <w:sz w:val="24"/>
+                <w:szCs w:val="24"/>
+              </w:rPr>
+              <w:lastRenderedPageBreak/>
               <w:t>Áp dụng từ ngày 01/01 đến ngày 31/12</w:t>
             </w:r>
           </w:p>
@@ -7113,16 +6848,16 @@
               <w:ind w:firstLine="0"/>
               <w:rPr>
                 <w:rFonts w:ascii="Times New Roman" w:eastAsia="Times New Roman" w:hAnsi="Times New Roman" w:cs="Times New Roman"/>
-                <w:sz w:val="23"/>
-                <w:szCs w:val="23"/>
+                <w:sz w:val="24"/>
+                <w:szCs w:val="24"/>
               </w:rPr>
             </w:pPr>
             <w:r>
               <w:rPr>
                 <w:rFonts w:ascii="Times New Roman" w:eastAsia="Times New Roman" w:hAnsi="Times New Roman" w:cs="Times New Roman"/>
                 <w:i/>
-                <w:sz w:val="23"/>
-                <w:szCs w:val="23"/>
+                <w:sz w:val="24"/>
+                <w:szCs w:val="24"/>
               </w:rPr>
               <w:t>(ghi ngày, tháng bắt đầu và kết thúc niên độ kế toán)</w:t>
             </w:r>
@@ -7149,16 +6884,17 @@
               <w:jc w:val="center"/>
               <w:rPr>
                 <w:rFonts w:ascii="Times New Roman" w:eastAsia="Times New Roman" w:hAnsi="Times New Roman" w:cs="Times New Roman"/>
-                <w:sz w:val="23"/>
-                <w:szCs w:val="23"/>
-              </w:rPr>
-            </w:pPr>
-            <w:r>
-              <w:rPr>
-                <w:rFonts w:ascii="Times New Roman" w:eastAsia="Times New Roman" w:hAnsi="Times New Roman" w:cs="Times New Roman"/>
-                <w:sz w:val="23"/>
-                <w:szCs w:val="23"/>
-              </w:rPr>
+                <w:sz w:val="24"/>
+                <w:szCs w:val="24"/>
+              </w:rPr>
+            </w:pPr>
+            <w:r>
+              <w:rPr>
+                <w:rFonts w:ascii="Times New Roman" w:eastAsia="Times New Roman" w:hAnsi="Times New Roman" w:cs="Times New Roman"/>
+                <w:sz w:val="24"/>
+                <w:szCs w:val="24"/>
+              </w:rPr>
+              <w:lastRenderedPageBreak/>
               <w:t>11.7</w:t>
             </w:r>
           </w:p>
@@ -7181,16 +6917,16 @@
               <w:ind w:firstLine="0"/>
               <w:rPr>
                 <w:rFonts w:ascii="Times New Roman" w:eastAsia="Times New Roman" w:hAnsi="Times New Roman" w:cs="Times New Roman"/>
-                <w:sz w:val="23"/>
-                <w:szCs w:val="23"/>
+                <w:sz w:val="24"/>
+                <w:szCs w:val="24"/>
                 <w:lang w:val="vi-VN"/>
               </w:rPr>
             </w:pPr>
             <w:r>
               <w:rPr>
                 <w:rFonts w:ascii="Times New Roman" w:eastAsia="Times New Roman" w:hAnsi="Times New Roman" w:cs="Times New Roman"/>
-                <w:sz w:val="23"/>
-                <w:szCs w:val="23"/>
+                <w:sz w:val="24"/>
+                <w:szCs w:val="24"/>
               </w:rPr>
               <w:t xml:space="preserve">Tổng số lao động </w:t>
             </w:r>
@@ -7198,24 +6934,24 @@
               <w:rPr>
                 <w:rFonts w:ascii="Times New Roman" w:eastAsia="Times New Roman" w:hAnsi="Times New Roman" w:cs="Times New Roman"/>
                 <w:i/>
-                <w:sz w:val="23"/>
-                <w:szCs w:val="23"/>
+                <w:sz w:val="24"/>
+                <w:szCs w:val="24"/>
               </w:rPr>
               <w:t>(dự kiến)</w:t>
             </w:r>
             <w:r>
               <w:rPr>
                 <w:rFonts w:ascii="Times New Roman" w:eastAsia="Times New Roman" w:hAnsi="Times New Roman" w:cs="Times New Roman"/>
-                <w:sz w:val="23"/>
-                <w:szCs w:val="23"/>
+                <w:sz w:val="24"/>
+                <w:szCs w:val="24"/>
               </w:rPr>
               <w:t>: 0</w:t>
             </w:r>
             <w:r>
               <w:rPr>
                 <w:rFonts w:ascii="Times New Roman" w:eastAsia="Times New Roman" w:hAnsi="Times New Roman" w:cs="Times New Roman"/>
-                <w:sz w:val="23"/>
-                <w:szCs w:val="23"/>
+                <w:sz w:val="24"/>
+                <w:szCs w:val="24"/>
                 <w:lang w:val="vi-VN"/>
               </w:rPr>
               <w:t>5</w:t>
@@ -7243,15 +6979,15 @@
               <w:jc w:val="center"/>
               <w:rPr>
                 <w:rFonts w:ascii="Times New Roman" w:eastAsia="Times New Roman" w:hAnsi="Times New Roman" w:cs="Times New Roman"/>
-                <w:sz w:val="23"/>
-                <w:szCs w:val="23"/>
-              </w:rPr>
-            </w:pPr>
-            <w:r>
-              <w:rPr>
-                <w:rFonts w:ascii="Times New Roman" w:eastAsia="Times New Roman" w:hAnsi="Times New Roman" w:cs="Times New Roman"/>
-                <w:sz w:val="23"/>
-                <w:szCs w:val="23"/>
+                <w:sz w:val="24"/>
+                <w:szCs w:val="24"/>
+              </w:rPr>
+            </w:pPr>
+            <w:r>
+              <w:rPr>
+                <w:rFonts w:ascii="Times New Roman" w:eastAsia="Times New Roman" w:hAnsi="Times New Roman" w:cs="Times New Roman"/>
+                <w:sz w:val="24"/>
+                <w:szCs w:val="24"/>
               </w:rPr>
               <w:t>11.8</w:t>
             </w:r>
@@ -7275,15 +7011,15 @@
               <w:ind w:firstLine="0"/>
               <w:rPr>
                 <w:rFonts w:ascii="Times New Roman" w:eastAsia="Times New Roman" w:hAnsi="Times New Roman" w:cs="Times New Roman"/>
-                <w:sz w:val="23"/>
-                <w:szCs w:val="23"/>
-              </w:rPr>
-            </w:pPr>
-            <w:r>
-              <w:rPr>
-                <w:rFonts w:ascii="Times New Roman" w:eastAsia="Times New Roman" w:hAnsi="Times New Roman" w:cs="Times New Roman"/>
-                <w:sz w:val="23"/>
-                <w:szCs w:val="23"/>
+                <w:sz w:val="24"/>
+                <w:szCs w:val="24"/>
+              </w:rPr>
+            </w:pPr>
+            <w:r>
+              <w:rPr>
+                <w:rFonts w:ascii="Times New Roman" w:eastAsia="Times New Roman" w:hAnsi="Times New Roman" w:cs="Times New Roman"/>
+                <w:sz w:val="24"/>
+                <w:szCs w:val="24"/>
               </w:rPr>
               <w:t>Hoạt động theo dự án BOT/BTO/BT/BOO, BLT, BTL, O&amp;M:</w:t>
             </w:r>
@@ -7294,39 +7030,39 @@
               <w:ind w:firstLine="0"/>
               <w:rPr>
                 <w:rFonts w:ascii="Times New Roman" w:eastAsia="Times New Roman" w:hAnsi="Times New Roman" w:cs="Times New Roman"/>
-                <w:sz w:val="23"/>
-                <w:szCs w:val="23"/>
-              </w:rPr>
-            </w:pPr>
-            <w:r>
-              <w:rPr>
-                <w:rFonts w:ascii="Times New Roman" w:eastAsia="Times New Roman" w:hAnsi="Times New Roman" w:cs="Times New Roman"/>
-                <w:sz w:val="23"/>
-                <w:szCs w:val="23"/>
+                <w:sz w:val="24"/>
+                <w:szCs w:val="24"/>
+              </w:rPr>
+            </w:pPr>
+            <w:r>
+              <w:rPr>
+                <w:rFonts w:ascii="Times New Roman" w:eastAsia="Times New Roman" w:hAnsi="Times New Roman" w:cs="Times New Roman"/>
+                <w:sz w:val="24"/>
+                <w:szCs w:val="24"/>
               </w:rPr>
               <w:t xml:space="preserve">        Có </w:t>
             </w:r>
             <w:r>
               <w:rPr>
                 <w:rFonts w:ascii="Segoe UI Symbol" w:eastAsia="Times New Roman" w:hAnsi="Segoe UI Symbol" w:cs="Segoe UI Symbol"/>
-                <w:sz w:val="23"/>
-                <w:szCs w:val="23"/>
+                <w:sz w:val="24"/>
+                <w:szCs w:val="24"/>
               </w:rPr>
               <w:t>☐</w:t>
             </w:r>
             <w:r>
               <w:rPr>
                 <w:rFonts w:ascii="Times New Roman" w:eastAsia="Times New Roman" w:hAnsi="Times New Roman" w:cs="Times New Roman"/>
-                <w:sz w:val="23"/>
-                <w:szCs w:val="23"/>
+                <w:sz w:val="24"/>
+                <w:szCs w:val="24"/>
               </w:rPr>
               <w:t xml:space="preserve">                       Không </w:t>
             </w:r>
             <w:r>
               <w:rPr>
                 <w:rFonts w:ascii="Segoe UI Symbol" w:eastAsia="Times New Roman" w:hAnsi="Segoe UI Symbol" w:cs="Segoe UI Symbol"/>
-                <w:sz w:val="23"/>
-                <w:szCs w:val="23"/>
+                <w:sz w:val="24"/>
+                <w:szCs w:val="24"/>
               </w:rPr>
               <w:t>☒</w:t>
             </w:r>
@@ -7353,15 +7089,15 @@
               <w:jc w:val="center"/>
               <w:rPr>
                 <w:rFonts w:ascii="Times New Roman" w:eastAsia="Times New Roman" w:hAnsi="Times New Roman" w:cs="Times New Roman"/>
-                <w:sz w:val="23"/>
-                <w:szCs w:val="23"/>
-              </w:rPr>
-            </w:pPr>
-            <w:r>
-              <w:rPr>
-                <w:rFonts w:ascii="Times New Roman" w:eastAsia="Times New Roman" w:hAnsi="Times New Roman" w:cs="Times New Roman"/>
-                <w:sz w:val="23"/>
-                <w:szCs w:val="23"/>
+                <w:sz w:val="24"/>
+                <w:szCs w:val="24"/>
+              </w:rPr>
+            </w:pPr>
+            <w:r>
+              <w:rPr>
+                <w:rFonts w:ascii="Times New Roman" w:eastAsia="Times New Roman" w:hAnsi="Times New Roman" w:cs="Times New Roman"/>
+                <w:sz w:val="24"/>
+                <w:szCs w:val="24"/>
               </w:rPr>
               <w:t>11.9</w:t>
             </w:r>
@@ -7384,15 +7120,15 @@
               <w:ind w:firstLine="0"/>
               <w:rPr>
                 <w:rFonts w:ascii="Times New Roman" w:eastAsia="Times New Roman" w:hAnsi="Times New Roman" w:cs="Times New Roman"/>
-                <w:sz w:val="23"/>
-                <w:szCs w:val="23"/>
-              </w:rPr>
-            </w:pPr>
-            <w:r>
-              <w:rPr>
-                <w:rFonts w:ascii="Times New Roman" w:eastAsia="Times New Roman" w:hAnsi="Times New Roman" w:cs="Times New Roman"/>
-                <w:sz w:val="23"/>
-                <w:szCs w:val="23"/>
+                <w:sz w:val="24"/>
+                <w:szCs w:val="24"/>
+              </w:rPr>
+            </w:pPr>
+            <w:r>
+              <w:rPr>
+                <w:rFonts w:ascii="Times New Roman" w:eastAsia="Times New Roman" w:hAnsi="Times New Roman" w:cs="Times New Roman"/>
+                <w:sz w:val="24"/>
+                <w:szCs w:val="24"/>
               </w:rPr>
               <w:t xml:space="preserve">Phương pháp tính thuế GTGT (chọn 1 trong 4 phương pháp): </w:t>
             </w:r>
@@ -7403,23 +7139,23 @@
               <w:ind w:firstLine="0"/>
               <w:rPr>
                 <w:rFonts w:ascii="Times New Roman" w:eastAsia="Times New Roman" w:hAnsi="Times New Roman" w:cs="Times New Roman"/>
-                <w:sz w:val="23"/>
-                <w:szCs w:val="23"/>
-              </w:rPr>
-            </w:pPr>
-            <w:r>
-              <w:rPr>
-                <w:rFonts w:ascii="Times New Roman" w:eastAsia="Times New Roman" w:hAnsi="Times New Roman" w:cs="Times New Roman"/>
-                <w:sz w:val="23"/>
-                <w:szCs w:val="23"/>
+                <w:sz w:val="24"/>
+                <w:szCs w:val="24"/>
+              </w:rPr>
+            </w:pPr>
+            <w:r>
+              <w:rPr>
+                <w:rFonts w:ascii="Times New Roman" w:eastAsia="Times New Roman" w:hAnsi="Times New Roman" w:cs="Times New Roman"/>
+                <w:sz w:val="24"/>
+                <w:szCs w:val="24"/>
               </w:rPr>
               <w:t xml:space="preserve">Khấu trừ                                            </w:t>
             </w:r>
             <w:r>
               <w:rPr>
                 <w:rFonts w:ascii="Segoe UI Symbol" w:eastAsia="Times New Roman" w:hAnsi="Segoe UI Symbol" w:cs="Segoe UI Symbol"/>
-                <w:sz w:val="23"/>
-                <w:szCs w:val="23"/>
+                <w:sz w:val="24"/>
+                <w:szCs w:val="24"/>
               </w:rPr>
               <w:t>☒</w:t>
             </w:r>
@@ -7430,23 +7166,23 @@
               <w:ind w:firstLine="0"/>
               <w:rPr>
                 <w:rFonts w:ascii="Times New Roman" w:eastAsia="Times New Roman" w:hAnsi="Times New Roman" w:cs="Times New Roman"/>
-                <w:sz w:val="23"/>
-                <w:szCs w:val="23"/>
-              </w:rPr>
-            </w:pPr>
-            <w:r>
-              <w:rPr>
-                <w:rFonts w:ascii="Times New Roman" w:eastAsia="Times New Roman" w:hAnsi="Times New Roman" w:cs="Times New Roman"/>
-                <w:sz w:val="23"/>
-                <w:szCs w:val="23"/>
+                <w:sz w:val="24"/>
+                <w:szCs w:val="24"/>
+              </w:rPr>
+            </w:pPr>
+            <w:r>
+              <w:rPr>
+                <w:rFonts w:ascii="Times New Roman" w:eastAsia="Times New Roman" w:hAnsi="Times New Roman" w:cs="Times New Roman"/>
+                <w:sz w:val="24"/>
+                <w:szCs w:val="24"/>
               </w:rPr>
               <w:t xml:space="preserve">Trực tiếp trên GTGT                         </w:t>
             </w:r>
             <w:r>
               <w:rPr>
                 <w:rFonts w:ascii="Segoe UI Symbol" w:eastAsia="Times New Roman" w:hAnsi="Segoe UI Symbol" w:cs="Segoe UI Symbol"/>
-                <w:sz w:val="23"/>
-                <w:szCs w:val="23"/>
+                <w:sz w:val="24"/>
+                <w:szCs w:val="24"/>
               </w:rPr>
               <w:t>☐</w:t>
             </w:r>
@@ -7457,23 +7193,23 @@
               <w:ind w:firstLine="0"/>
               <w:rPr>
                 <w:rFonts w:ascii="Times New Roman" w:eastAsia="Times New Roman" w:hAnsi="Times New Roman" w:cs="Times New Roman"/>
-                <w:sz w:val="23"/>
-                <w:szCs w:val="23"/>
-              </w:rPr>
-            </w:pPr>
-            <w:r>
-              <w:rPr>
-                <w:rFonts w:ascii="Times New Roman" w:eastAsia="Times New Roman" w:hAnsi="Times New Roman" w:cs="Times New Roman"/>
-                <w:sz w:val="23"/>
-                <w:szCs w:val="23"/>
+                <w:sz w:val="24"/>
+                <w:szCs w:val="24"/>
+              </w:rPr>
+            </w:pPr>
+            <w:r>
+              <w:rPr>
+                <w:rFonts w:ascii="Times New Roman" w:eastAsia="Times New Roman" w:hAnsi="Times New Roman" w:cs="Times New Roman"/>
+                <w:sz w:val="24"/>
+                <w:szCs w:val="24"/>
               </w:rPr>
               <w:t xml:space="preserve">Trực tiếp trên doanh số                     </w:t>
             </w:r>
             <w:r>
               <w:rPr>
                 <w:rFonts w:ascii="Segoe UI Symbol" w:eastAsia="Times New Roman" w:hAnsi="Segoe UI Symbol" w:cs="Segoe UI Symbol"/>
-                <w:sz w:val="23"/>
-                <w:szCs w:val="23"/>
+                <w:sz w:val="24"/>
+                <w:szCs w:val="24"/>
               </w:rPr>
               <w:t>☐</w:t>
             </w:r>
@@ -7484,23 +7220,23 @@
               <w:ind w:firstLine="0"/>
               <w:rPr>
                 <w:rFonts w:ascii="Times New Roman" w:eastAsia="Times New Roman" w:hAnsi="Times New Roman" w:cs="Times New Roman"/>
-                <w:sz w:val="23"/>
-                <w:szCs w:val="23"/>
-              </w:rPr>
-            </w:pPr>
-            <w:r>
-              <w:rPr>
-                <w:rFonts w:ascii="Times New Roman" w:eastAsia="Times New Roman" w:hAnsi="Times New Roman" w:cs="Times New Roman"/>
-                <w:sz w:val="23"/>
-                <w:szCs w:val="23"/>
+                <w:sz w:val="24"/>
+                <w:szCs w:val="24"/>
+              </w:rPr>
+            </w:pPr>
+            <w:r>
+              <w:rPr>
+                <w:rFonts w:ascii="Times New Roman" w:eastAsia="Times New Roman" w:hAnsi="Times New Roman" w:cs="Times New Roman"/>
+                <w:sz w:val="24"/>
+                <w:szCs w:val="24"/>
               </w:rPr>
               <w:t xml:space="preserve">Không phải nộp thuế GTGT             </w:t>
             </w:r>
             <w:r>
               <w:rPr>
                 <w:rFonts w:ascii="Segoe UI Symbol" w:eastAsia="Times New Roman" w:hAnsi="Segoe UI Symbol" w:cs="Segoe UI Symbol"/>
-                <w:sz w:val="23"/>
-                <w:szCs w:val="23"/>
+                <w:sz w:val="24"/>
+                <w:szCs w:val="24"/>
               </w:rPr>
               <w:t>☐</w:t>
             </w:r>
@@ -7514,16 +7250,16 @@
         <w:ind w:firstLine="432"/>
         <w:rPr>
           <w:rFonts w:ascii="Times New Roman" w:eastAsia="Times New Roman" w:hAnsi="Times New Roman" w:cs="Times New Roman"/>
-          <w:sz w:val="23"/>
-          <w:szCs w:val="23"/>
+          <w:sz w:val="24"/>
+          <w:szCs w:val="24"/>
         </w:rPr>
       </w:pPr>
       <w:r>
         <w:rPr>
           <w:rFonts w:ascii="Times New Roman" w:eastAsia="Times New Roman" w:hAnsi="Times New Roman" w:cs="Times New Roman"/>
           <w:b/>
-          <w:sz w:val="23"/>
-          <w:szCs w:val="23"/>
+          <w:sz w:val="24"/>
+          <w:szCs w:val="24"/>
         </w:rPr>
         <w:t>12. Thông tin về việc đóng bảo hiểm xã hội:</w:t>
       </w:r>
@@ -7534,15 +7270,15 @@
         <w:ind w:firstLine="432"/>
         <w:rPr>
           <w:rFonts w:ascii="Times New Roman" w:eastAsia="Times New Roman" w:hAnsi="Times New Roman" w:cs="Times New Roman"/>
-          <w:sz w:val="23"/>
-          <w:szCs w:val="23"/>
+          <w:sz w:val="24"/>
+          <w:szCs w:val="24"/>
         </w:rPr>
       </w:pPr>
       <w:r>
         <w:rPr>
           <w:rFonts w:ascii="Times New Roman" w:eastAsia="Times New Roman" w:hAnsi="Times New Roman" w:cs="Times New Roman"/>
-          <w:sz w:val="23"/>
-          <w:szCs w:val="23"/>
+          <w:sz w:val="24"/>
+          <w:szCs w:val="24"/>
         </w:rPr>
         <w:t xml:space="preserve">Phương thức đóng bảo hiểm xã hội </w:t>
       </w:r>
@@ -7550,16 +7286,16 @@
         <w:rPr>
           <w:rFonts w:ascii="Times New Roman" w:eastAsia="Times New Roman" w:hAnsi="Times New Roman" w:cs="Times New Roman"/>
           <w:i/>
-          <w:sz w:val="23"/>
-          <w:szCs w:val="23"/>
+          <w:sz w:val="24"/>
+          <w:szCs w:val="24"/>
         </w:rPr>
         <w:t>(chọn 1 trong 3 phương thức)</w:t>
       </w:r>
       <w:r>
         <w:rPr>
           <w:rFonts w:ascii="Times New Roman" w:eastAsia="Times New Roman" w:hAnsi="Times New Roman" w:cs="Times New Roman"/>
-          <w:sz w:val="23"/>
-          <w:szCs w:val="23"/>
+          <w:sz w:val="24"/>
+          <w:szCs w:val="24"/>
         </w:rPr>
         <w:t>:</w:t>
       </w:r>
@@ -7574,80 +7310,79 @@
         <w:ind w:firstLine="432"/>
         <w:rPr>
           <w:rFonts w:ascii="Times New Roman" w:eastAsia="Times New Roman" w:hAnsi="Times New Roman" w:cs="Times New Roman"/>
-          <w:sz w:val="23"/>
-          <w:szCs w:val="23"/>
+          <w:sz w:val="24"/>
+          <w:szCs w:val="24"/>
         </w:rPr>
       </w:pPr>
       <w:r>
         <w:rPr>
           <w:rFonts w:ascii="Times New Roman" w:eastAsia="Times New Roman" w:hAnsi="Times New Roman" w:cs="Times New Roman"/>
-          <w:sz w:val="23"/>
-          <w:szCs w:val="23"/>
-        </w:rPr>
-        <w:lastRenderedPageBreak/>
+          <w:sz w:val="24"/>
+          <w:szCs w:val="24"/>
+        </w:rPr>
         <w:t xml:space="preserve"> </w:t>
       </w:r>
       <w:r>
         <w:rPr>
           <w:rFonts w:ascii="Segoe UI Symbol" w:eastAsia="Times New Roman" w:hAnsi="Segoe UI Symbol" w:cs="Segoe UI Symbol"/>
-          <w:sz w:val="23"/>
-          <w:szCs w:val="23"/>
+          <w:sz w:val="24"/>
+          <w:szCs w:val="24"/>
         </w:rPr>
         <w:t>☒</w:t>
       </w:r>
       <w:r>
         <w:rPr>
           <w:rFonts w:ascii="Times New Roman" w:eastAsia="Times New Roman" w:hAnsi="Times New Roman" w:cs="Times New Roman"/>
-          <w:sz w:val="23"/>
-          <w:szCs w:val="23"/>
+          <w:sz w:val="24"/>
+          <w:szCs w:val="24"/>
         </w:rPr>
         <w:t xml:space="preserve"> Hàng tháng </w:t>
       </w:r>
       <w:r>
         <w:rPr>
           <w:rFonts w:ascii="Times New Roman" w:eastAsia="Times New Roman" w:hAnsi="Times New Roman" w:cs="Times New Roman"/>
-          <w:sz w:val="23"/>
-          <w:szCs w:val="23"/>
+          <w:sz w:val="24"/>
+          <w:szCs w:val="24"/>
         </w:rPr>
         <w:tab/>
       </w:r>
       <w:r>
         <w:rPr>
           <w:rFonts w:ascii="Segoe UI Symbol" w:eastAsia="Times New Roman" w:hAnsi="Segoe UI Symbol" w:cs="Segoe UI Symbol"/>
-          <w:sz w:val="23"/>
-          <w:szCs w:val="23"/>
+          <w:sz w:val="24"/>
+          <w:szCs w:val="24"/>
         </w:rPr>
         <w:t>☐</w:t>
       </w:r>
       <w:r>
         <w:rPr>
           <w:rFonts w:ascii="Times New Roman" w:eastAsia="Times New Roman" w:hAnsi="Times New Roman" w:cs="Times New Roman"/>
-          <w:sz w:val="23"/>
-          <w:szCs w:val="23"/>
+          <w:sz w:val="24"/>
+          <w:szCs w:val="24"/>
         </w:rPr>
         <w:t xml:space="preserve"> 03 tháng một lần </w:t>
       </w:r>
       <w:r>
         <w:rPr>
           <w:rFonts w:ascii="Times New Roman" w:eastAsia="Times New Roman" w:hAnsi="Times New Roman" w:cs="Times New Roman"/>
-          <w:sz w:val="23"/>
-          <w:szCs w:val="23"/>
+          <w:sz w:val="24"/>
+          <w:szCs w:val="24"/>
         </w:rPr>
         <w:tab/>
       </w:r>
       <w:r>
         <w:rPr>
           <w:rFonts w:ascii="Segoe UI Symbol" w:eastAsia="Times New Roman" w:hAnsi="Segoe UI Symbol" w:cs="Segoe UI Symbol"/>
-          <w:sz w:val="23"/>
-          <w:szCs w:val="23"/>
+          <w:sz w:val="24"/>
+          <w:szCs w:val="24"/>
         </w:rPr>
         <w:t>☐</w:t>
       </w:r>
       <w:r>
         <w:rPr>
           <w:rFonts w:ascii="Times New Roman" w:eastAsia="Times New Roman" w:hAnsi="Times New Roman" w:cs="Times New Roman"/>
-          <w:sz w:val="23"/>
-          <w:szCs w:val="23"/>
+          <w:sz w:val="24"/>
+          <w:szCs w:val="24"/>
         </w:rPr>
         <w:t xml:space="preserve"> 06 tháng một lần</w:t>
       </w:r>
@@ -7661,8 +7396,8 @@
           <w:rFonts w:ascii="Times New Roman" w:eastAsia="Times New Roman" w:hAnsi="Times New Roman" w:cs="Times New Roman"/>
           <w:b/>
           <w:i/>
-          <w:sz w:val="23"/>
-          <w:szCs w:val="23"/>
+          <w:sz w:val="24"/>
+          <w:szCs w:val="24"/>
         </w:rPr>
       </w:pPr>
       <w:r>
@@ -7670,8 +7405,8 @@
           <w:rFonts w:ascii="Times New Roman" w:eastAsia="Times New Roman" w:hAnsi="Times New Roman" w:cs="Times New Roman"/>
           <w:b/>
           <w:i/>
-          <w:sz w:val="23"/>
-          <w:szCs w:val="23"/>
+          <w:sz w:val="24"/>
+          <w:szCs w:val="24"/>
         </w:rPr>
         <w:t xml:space="preserve">Lưu ý: </w:t>
       </w:r>
@@ -7683,15 +7418,15 @@
         <w:jc w:val="both"/>
         <w:rPr>
           <w:rFonts w:ascii="Times New Roman" w:eastAsia="Times New Roman" w:hAnsi="Times New Roman" w:cs="Times New Roman"/>
-          <w:sz w:val="23"/>
-          <w:szCs w:val="23"/>
+          <w:sz w:val="24"/>
+          <w:szCs w:val="24"/>
         </w:rPr>
       </w:pPr>
       <w:r>
         <w:rPr>
           <w:rFonts w:ascii="Times New Roman" w:eastAsia="Times New Roman" w:hAnsi="Times New Roman" w:cs="Times New Roman"/>
-          <w:sz w:val="23"/>
-          <w:szCs w:val="23"/>
+          <w:sz w:val="24"/>
+          <w:szCs w:val="24"/>
         </w:rPr>
         <w:t>- Doanh nghiệp đăng ký ngành, nghề kinh doanh chính là nông nghiệp, lâm nghiệp, ngư nghiệp, diêm nghiệp và trả lương theo sản phẩm, theo khoán: có thể lựa chọn 1 trong 3 phương thức đóng bảo hiểm xã hội: hàng tháng, 03 tháng một lần, 06 tháng một lần.</w:t>
       </w:r>
@@ -7703,15 +7438,15 @@
         <w:jc w:val="both"/>
         <w:rPr>
           <w:rFonts w:ascii="Times New Roman" w:eastAsia="Times New Roman" w:hAnsi="Times New Roman" w:cs="Times New Roman"/>
-          <w:sz w:val="23"/>
-          <w:szCs w:val="23"/>
+          <w:sz w:val="24"/>
+          <w:szCs w:val="24"/>
         </w:rPr>
       </w:pPr>
       <w:r>
         <w:rPr>
           <w:rFonts w:ascii="Times New Roman" w:eastAsia="Times New Roman" w:hAnsi="Times New Roman" w:cs="Times New Roman"/>
-          <w:sz w:val="23"/>
-          <w:szCs w:val="23"/>
+          <w:sz w:val="24"/>
+          <w:szCs w:val="24"/>
         </w:rPr>
         <w:t>- Doanh nghiệp đăng ký ngành, nghề kinh doanh chính khác: đánh dấu vào phương thức đóng bảo hiểm xã hội hàng tháng.</w:t>
       </w:r>
@@ -7723,16 +7458,16 @@
         <w:jc w:val="both"/>
         <w:rPr>
           <w:rFonts w:ascii="Times New Roman" w:eastAsia="Times New Roman" w:hAnsi="Times New Roman" w:cs="Times New Roman"/>
-          <w:sz w:val="23"/>
-          <w:szCs w:val="23"/>
+          <w:sz w:val="24"/>
+          <w:szCs w:val="24"/>
         </w:rPr>
       </w:pPr>
       <w:r>
         <w:rPr>
           <w:rFonts w:ascii="Times New Roman" w:eastAsia="Times New Roman" w:hAnsi="Times New Roman" w:cs="Times New Roman"/>
           <w:b/>
-          <w:sz w:val="23"/>
-          <w:szCs w:val="23"/>
+          <w:sz w:val="24"/>
+          <w:szCs w:val="24"/>
         </w:rPr>
         <w:t>13. Thông tin về chủ sở hữu hưởng lợi của doanh nghiệp:</w:t>
       </w:r>
@@ -7744,15 +7479,15 @@
         <w:jc w:val="both"/>
         <w:rPr>
           <w:rFonts w:ascii="Times New Roman" w:eastAsia="Times New Roman" w:hAnsi="Times New Roman" w:cs="Times New Roman"/>
-          <w:sz w:val="23"/>
-          <w:szCs w:val="23"/>
+          <w:sz w:val="24"/>
+          <w:szCs w:val="24"/>
         </w:rPr>
       </w:pPr>
       <w:r>
         <w:rPr>
           <w:rFonts w:ascii="Times New Roman" w:eastAsia="Times New Roman" w:hAnsi="Times New Roman" w:cs="Times New Roman"/>
-          <w:sz w:val="23"/>
-          <w:szCs w:val="23"/>
+          <w:sz w:val="24"/>
+          <w:szCs w:val="24"/>
         </w:rPr>
         <w:t>Doanh nghiệp có chủ sở hữu hưởng lợi không?</w:t>
       </w:r>
@@ -7764,15 +7499,15 @@
         <w:jc w:val="both"/>
         <w:rPr>
           <w:rFonts w:ascii="Times New Roman" w:eastAsia="Times New Roman" w:hAnsi="Times New Roman" w:cs="Times New Roman"/>
-          <w:sz w:val="23"/>
-          <w:szCs w:val="23"/>
+          <w:sz w:val="24"/>
+          <w:szCs w:val="24"/>
         </w:rPr>
       </w:pPr>
       <w:r>
         <w:rPr>
           <w:rFonts w:ascii="Times New Roman" w:eastAsia="Times New Roman" w:hAnsi="Times New Roman" w:cs="Times New Roman"/>
-          <w:sz w:val="23"/>
-          <w:szCs w:val="23"/>
+          <w:sz w:val="24"/>
+          <w:szCs w:val="24"/>
         </w:rPr>
         <w:t>{% if condition_cshhl -%}</w:t>
       </w:r>
@@ -7784,31 +7519,31 @@
         <w:jc w:val="both"/>
         <w:rPr>
           <w:rFonts w:ascii="Times New Roman" w:eastAsia="Times New Roman" w:hAnsi="Times New Roman" w:cs="Times New Roman"/>
-          <w:sz w:val="23"/>
-          <w:szCs w:val="23"/>
+          <w:sz w:val="24"/>
+          <w:szCs w:val="24"/>
         </w:rPr>
       </w:pPr>
       <w:r>
         <w:rPr>
           <w:rFonts w:ascii="Segoe UI Symbol" w:eastAsia="Times New Roman" w:hAnsi="Segoe UI Symbol" w:cs="Segoe UI Symbol"/>
-          <w:sz w:val="23"/>
-          <w:szCs w:val="23"/>
+          <w:sz w:val="24"/>
+          <w:szCs w:val="24"/>
         </w:rPr>
         <w:t>☒</w:t>
       </w:r>
       <w:r>
         <w:rPr>
           <w:rFonts w:ascii="Times New Roman" w:eastAsia="Times New Roman" w:hAnsi="Times New Roman" w:cs="Times New Roman"/>
-          <w:sz w:val="23"/>
-          <w:szCs w:val="23"/>
+          <w:sz w:val="24"/>
+          <w:szCs w:val="24"/>
         </w:rPr>
         <w:t xml:space="preserve"> Có           </w:t>
       </w:r>
       <w:r>
         <w:rPr>
           <w:rFonts w:ascii="Times New Roman" w:eastAsia="Times New Roman" w:hAnsi="Times New Roman" w:cs="Times New Roman"/>
-          <w:sz w:val="23"/>
-          <w:szCs w:val="23"/>
+          <w:sz w:val="24"/>
+          <w:szCs w:val="24"/>
         </w:rPr>
         <w:tab/>
         <w:t xml:space="preserve"> </w:t>
@@ -7816,16 +7551,16 @@
       <w:r>
         <w:rPr>
           <w:rFonts w:ascii="Segoe UI Symbol" w:eastAsia="Times New Roman" w:hAnsi="Segoe UI Symbol" w:cs="Segoe UI Symbol"/>
-          <w:sz w:val="23"/>
-          <w:szCs w:val="23"/>
+          <w:sz w:val="24"/>
+          <w:szCs w:val="24"/>
         </w:rPr>
         <w:t>☐</w:t>
       </w:r>
       <w:r>
         <w:rPr>
           <w:rFonts w:ascii="Times New Roman" w:eastAsia="Times New Roman" w:hAnsi="Times New Roman" w:cs="Times New Roman"/>
-          <w:sz w:val="23"/>
-          <w:szCs w:val="23"/>
+          <w:sz w:val="24"/>
+          <w:szCs w:val="24"/>
         </w:rPr>
         <w:t xml:space="preserve"> Không </w:t>
       </w:r>
@@ -7837,15 +7572,15 @@
         <w:jc w:val="both"/>
         <w:rPr>
           <w:rFonts w:ascii="Times New Roman" w:eastAsia="Times New Roman" w:hAnsi="Times New Roman" w:cs="Times New Roman"/>
-          <w:sz w:val="23"/>
-          <w:szCs w:val="23"/>
+          <w:sz w:val="24"/>
+          <w:szCs w:val="24"/>
         </w:rPr>
       </w:pPr>
       <w:r>
         <w:rPr>
           <w:rFonts w:ascii="Times New Roman" w:eastAsia="Times New Roman" w:hAnsi="Times New Roman" w:cs="Times New Roman"/>
-          <w:sz w:val="23"/>
-          <w:szCs w:val="23"/>
+          <w:sz w:val="24"/>
+          <w:szCs w:val="24"/>
         </w:rPr>
         <w:t>{% else -%}</w:t>
       </w:r>
@@ -7857,31 +7592,31 @@
         <w:jc w:val="both"/>
         <w:rPr>
           <w:rFonts w:ascii="Times New Roman" w:eastAsia="Times New Roman" w:hAnsi="Times New Roman" w:cs="Times New Roman"/>
-          <w:sz w:val="23"/>
-          <w:szCs w:val="23"/>
+          <w:sz w:val="24"/>
+          <w:szCs w:val="24"/>
         </w:rPr>
       </w:pPr>
       <w:r>
         <w:rPr>
           <w:rFonts w:ascii="Segoe UI Symbol" w:eastAsia="Times New Roman" w:hAnsi="Segoe UI Symbol" w:cs="Segoe UI Symbol"/>
-          <w:sz w:val="23"/>
-          <w:szCs w:val="23"/>
+          <w:sz w:val="24"/>
+          <w:szCs w:val="24"/>
         </w:rPr>
         <w:t>☐</w:t>
       </w:r>
       <w:r>
         <w:rPr>
           <w:rFonts w:ascii="Times New Roman" w:eastAsia="Times New Roman" w:hAnsi="Times New Roman" w:cs="Times New Roman"/>
-          <w:sz w:val="23"/>
-          <w:szCs w:val="23"/>
+          <w:sz w:val="24"/>
+          <w:szCs w:val="24"/>
         </w:rPr>
         <w:t xml:space="preserve"> Có           </w:t>
       </w:r>
       <w:r>
         <w:rPr>
           <w:rFonts w:ascii="Times New Roman" w:eastAsia="Times New Roman" w:hAnsi="Times New Roman" w:cs="Times New Roman"/>
-          <w:sz w:val="23"/>
-          <w:szCs w:val="23"/>
+          <w:sz w:val="24"/>
+          <w:szCs w:val="24"/>
         </w:rPr>
         <w:tab/>
         <w:t xml:space="preserve"> </w:t>
@@ -7889,16 +7624,16 @@
       <w:r>
         <w:rPr>
           <w:rFonts w:ascii="Segoe UI Symbol" w:eastAsia="Times New Roman" w:hAnsi="Segoe UI Symbol" w:cs="Segoe UI Symbol"/>
-          <w:sz w:val="23"/>
-          <w:szCs w:val="23"/>
+          <w:sz w:val="24"/>
+          <w:szCs w:val="24"/>
         </w:rPr>
         <w:t>☒</w:t>
       </w:r>
       <w:r>
         <w:rPr>
           <w:rFonts w:ascii="Times New Roman" w:eastAsia="Times New Roman" w:hAnsi="Times New Roman" w:cs="Times New Roman"/>
-          <w:sz w:val="23"/>
-          <w:szCs w:val="23"/>
+          <w:sz w:val="24"/>
+          <w:szCs w:val="24"/>
         </w:rPr>
         <w:t xml:space="preserve"> Không </w:t>
       </w:r>
@@ -7910,15 +7645,15 @@
         <w:jc w:val="both"/>
         <w:rPr>
           <w:rFonts w:ascii="Times New Roman" w:eastAsia="Times New Roman" w:hAnsi="Times New Roman" w:cs="Times New Roman"/>
-          <w:sz w:val="23"/>
-          <w:szCs w:val="23"/>
+          <w:sz w:val="24"/>
+          <w:szCs w:val="24"/>
         </w:rPr>
       </w:pPr>
       <w:r>
         <w:rPr>
           <w:rFonts w:ascii="Times New Roman" w:eastAsia="Times New Roman" w:hAnsi="Times New Roman" w:cs="Times New Roman"/>
-          <w:sz w:val="23"/>
-          <w:szCs w:val="23"/>
+          <w:sz w:val="24"/>
+          <w:szCs w:val="24"/>
         </w:rPr>
         <w:t>{%- endif -%}</w:t>
       </w:r>
@@ -7930,15 +7665,15 @@
         <w:jc w:val="both"/>
         <w:rPr>
           <w:rFonts w:ascii="Times New Roman" w:eastAsia="Times New Roman" w:hAnsi="Times New Roman" w:cs="Times New Roman"/>
-          <w:sz w:val="23"/>
-          <w:szCs w:val="23"/>
+          <w:sz w:val="24"/>
+          <w:szCs w:val="24"/>
         </w:rPr>
       </w:pPr>
       <w:r>
         <w:rPr>
           <w:rFonts w:ascii="Times New Roman" w:eastAsia="Times New Roman" w:hAnsi="Times New Roman" w:cs="Times New Roman"/>
-          <w:sz w:val="23"/>
-          <w:szCs w:val="23"/>
+          <w:sz w:val="24"/>
+          <w:szCs w:val="24"/>
         </w:rPr>
         <w:t>Trường hợp hồ sơ đăng ký doanh nghiệp hợp lệ, đề nghị quý Phòng đăng công bố nội dung đăng ký doanh nghiệp trên cổng thông tin quốc gia về đăng ký doanh nghiệp.</w:t>
       </w:r>
@@ -7950,15 +7685,15 @@
         <w:jc w:val="both"/>
         <w:rPr>
           <w:rFonts w:ascii="Times New Roman" w:eastAsia="Times New Roman" w:hAnsi="Times New Roman" w:cs="Times New Roman"/>
-          <w:sz w:val="23"/>
-          <w:szCs w:val="23"/>
+          <w:sz w:val="24"/>
+          <w:szCs w:val="24"/>
         </w:rPr>
       </w:pPr>
       <w:r>
         <w:rPr>
           <w:rFonts w:ascii="Times New Roman" w:eastAsia="Times New Roman" w:hAnsi="Times New Roman" w:cs="Times New Roman"/>
-          <w:sz w:val="23"/>
-          <w:szCs w:val="23"/>
+          <w:sz w:val="24"/>
+          <w:szCs w:val="24"/>
         </w:rPr>
         <w:t>Tôi cam kết:</w:t>
       </w:r>
@@ -7970,15 +7705,15 @@
         <w:jc w:val="both"/>
         <w:rPr>
           <w:rFonts w:ascii="Times New Roman" w:eastAsia="Times New Roman" w:hAnsi="Times New Roman" w:cs="Times New Roman"/>
-          <w:sz w:val="23"/>
-          <w:szCs w:val="23"/>
+          <w:sz w:val="24"/>
+          <w:szCs w:val="24"/>
         </w:rPr>
       </w:pPr>
       <w:r>
         <w:rPr>
           <w:rFonts w:ascii="Times New Roman" w:eastAsia="Times New Roman" w:hAnsi="Times New Roman" w:cs="Times New Roman"/>
-          <w:sz w:val="23"/>
-          <w:szCs w:val="23"/>
+          <w:sz w:val="24"/>
+          <w:szCs w:val="24"/>
         </w:rPr>
         <w:t>- Là người có đầy đủ quyền và nghĩa vụ thực hiện thủ tục đăng ký doanh nghiệp theo quy định của pháp luật và Điều lệ công ty.</w:t>
       </w:r>
@@ -7990,15 +7725,15 @@
         <w:jc w:val="both"/>
         <w:rPr>
           <w:rFonts w:ascii="Times New Roman" w:eastAsia="Times New Roman" w:hAnsi="Times New Roman" w:cs="Times New Roman"/>
-          <w:sz w:val="23"/>
-          <w:szCs w:val="23"/>
+          <w:sz w:val="24"/>
+          <w:szCs w:val="24"/>
         </w:rPr>
       </w:pPr>
       <w:r>
         <w:rPr>
           <w:rFonts w:ascii="Times New Roman" w:eastAsia="Times New Roman" w:hAnsi="Times New Roman" w:cs="Times New Roman"/>
-          <w:sz w:val="23"/>
-          <w:szCs w:val="23"/>
+          <w:sz w:val="24"/>
+          <w:szCs w:val="24"/>
         </w:rPr>
         <w:t>- Trụ sở chính thuộc quyền sử dụng hợp pháp của công ty và được sử dụng đúng mục đích theo quy định của pháp luật;</w:t>
       </w:r>
@@ -8010,15 +7745,15 @@
         <w:jc w:val="both"/>
         <w:rPr>
           <w:rFonts w:ascii="Times New Roman" w:eastAsia="Times New Roman" w:hAnsi="Times New Roman" w:cs="Times New Roman"/>
-          <w:sz w:val="23"/>
-          <w:szCs w:val="23"/>
+          <w:sz w:val="24"/>
+          <w:szCs w:val="24"/>
         </w:rPr>
       </w:pPr>
       <w:r>
         <w:rPr>
           <w:rFonts w:ascii="Times New Roman" w:eastAsia="Times New Roman" w:hAnsi="Times New Roman" w:cs="Times New Roman"/>
-          <w:sz w:val="23"/>
-          <w:szCs w:val="23"/>
+          <w:sz w:val="24"/>
+          <w:szCs w:val="24"/>
         </w:rPr>
         <w:t>- Chịu trách nhiệm trước pháp luật về tính hợp pháp, chính xác và trung thực của nội dung đăng ký doanh nghiệp trên.</w:t>
       </w:r>
@@ -8045,8 +7780,8 @@
               <w:ind w:firstLine="432"/>
               <w:rPr>
                 <w:rFonts w:ascii="Times New Roman" w:eastAsia="Times New Roman" w:hAnsi="Times New Roman" w:cs="Times New Roman"/>
-                <w:sz w:val="23"/>
-                <w:szCs w:val="23"/>
+                <w:sz w:val="24"/>
+                <w:szCs w:val="24"/>
               </w:rPr>
             </w:pPr>
           </w:p>
@@ -8061,8 +7796,8 @@
               <w:ind w:firstLine="432"/>
               <w:rPr>
                 <w:rFonts w:ascii="Times New Roman" w:eastAsia="Times New Roman" w:hAnsi="Times New Roman" w:cs="Times New Roman"/>
-                <w:sz w:val="23"/>
-                <w:szCs w:val="23"/>
+                <w:sz w:val="24"/>
+                <w:szCs w:val="24"/>
               </w:rPr>
             </w:pPr>
           </w:p>
@@ -8074,16 +7809,16 @@
               <w:rPr>
                 <w:rFonts w:ascii="Times New Roman" w:eastAsia="Times New Roman" w:hAnsi="Times New Roman" w:cs="Times New Roman"/>
                 <w:b/>
-                <w:sz w:val="23"/>
-                <w:szCs w:val="23"/>
+                <w:sz w:val="24"/>
+                <w:szCs w:val="24"/>
               </w:rPr>
             </w:pPr>
             <w:r>
               <w:rPr>
                 <w:rFonts w:ascii="Times New Roman" w:eastAsia="Times New Roman" w:hAnsi="Times New Roman" w:cs="Times New Roman"/>
                 <w:b/>
-                <w:sz w:val="23"/>
-                <w:szCs w:val="23"/>
+                <w:sz w:val="24"/>
+                <w:szCs w:val="24"/>
               </w:rPr>
               <w:t>NGƯỜI ĐẠI DIỆN THEO PHÁP LUẬT</w:t>
             </w:r>
@@ -8096,16 +7831,16 @@
               <w:rPr>
                 <w:rFonts w:ascii="Times New Roman" w:eastAsia="Times New Roman" w:hAnsi="Times New Roman" w:cs="Times New Roman"/>
                 <w:b/>
-                <w:sz w:val="23"/>
-                <w:szCs w:val="23"/>
+                <w:sz w:val="24"/>
+                <w:szCs w:val="24"/>
               </w:rPr>
             </w:pPr>
             <w:r>
               <w:rPr>
                 <w:rFonts w:ascii="Times New Roman" w:eastAsia="Times New Roman" w:hAnsi="Times New Roman" w:cs="Times New Roman"/>
                 <w:b/>
-                <w:sz w:val="23"/>
-                <w:szCs w:val="23"/>
+                <w:sz w:val="24"/>
+                <w:szCs w:val="24"/>
               </w:rPr>
               <w:t>CỦA CÔNG TY</w:t>
             </w:r>
@@ -8118,8 +7853,8 @@
               <w:rPr>
                 <w:rFonts w:ascii="Times New Roman" w:eastAsia="Times New Roman" w:hAnsi="Times New Roman" w:cs="Times New Roman"/>
                 <w:b/>
-                <w:sz w:val="23"/>
-                <w:szCs w:val="23"/>
+                <w:sz w:val="24"/>
+                <w:szCs w:val="24"/>
               </w:rPr>
             </w:pPr>
           </w:p>
@@ -8131,8 +7866,8 @@
               <w:rPr>
                 <w:rFonts w:ascii="Times New Roman" w:eastAsia="Times New Roman" w:hAnsi="Times New Roman" w:cs="Times New Roman"/>
                 <w:b/>
-                <w:sz w:val="23"/>
-                <w:szCs w:val="23"/>
+                <w:sz w:val="24"/>
+                <w:szCs w:val="24"/>
               </w:rPr>
             </w:pPr>
           </w:p>
@@ -8144,8 +7879,8 @@
               <w:rPr>
                 <w:rFonts w:ascii="Times New Roman" w:eastAsia="Times New Roman" w:hAnsi="Times New Roman" w:cs="Times New Roman"/>
                 <w:b/>
-                <w:sz w:val="23"/>
-                <w:szCs w:val="23"/>
+                <w:sz w:val="24"/>
+                <w:szCs w:val="24"/>
               </w:rPr>
             </w:pPr>
           </w:p>
@@ -8157,8 +7892,8 @@
               <w:rPr>
                 <w:rFonts w:ascii="Times New Roman" w:eastAsia="Times New Roman" w:hAnsi="Times New Roman" w:cs="Times New Roman"/>
                 <w:b/>
-                <w:sz w:val="23"/>
-                <w:szCs w:val="23"/>
+                <w:sz w:val="24"/>
+                <w:szCs w:val="24"/>
               </w:rPr>
             </w:pPr>
           </w:p>
@@ -8170,16 +7905,16 @@
               <w:rPr>
                 <w:rFonts w:ascii="Times New Roman" w:eastAsia="Times New Roman" w:hAnsi="Times New Roman" w:cs="Times New Roman"/>
                 <w:b/>
-                <w:sz w:val="23"/>
-                <w:szCs w:val="23"/>
+                <w:sz w:val="24"/>
+                <w:szCs w:val="24"/>
               </w:rPr>
             </w:pPr>
             <w:r>
               <w:rPr>
                 <w:rFonts w:ascii="Times New Roman" w:eastAsia="Times New Roman" w:hAnsi="Times New Roman" w:cs="Times New Roman"/>
                 <w:b/>
-                <w:sz w:val="23"/>
-                <w:szCs w:val="23"/>
+                <w:sz w:val="24"/>
+                <w:szCs w:val="24"/>
               </w:rPr>
               <w:t>{{rep.personal_info.full_name}}</w:t>
             </w:r>
@@ -8190,22 +7925,11 @@
     <w:p>
       <w:pPr>
         <w:spacing w:before="20" w:after="0" w:line="336" w:lineRule="auto"/>
-        <w:ind w:firstLine="432"/>
-        <w:rPr>
-          <w:rFonts w:ascii="Times New Roman" w:eastAsia="Times New Roman" w:hAnsi="Times New Roman" w:cs="Times New Roman"/>
-          <w:sz w:val="23"/>
-          <w:szCs w:val="23"/>
-        </w:rPr>
-      </w:pPr>
-    </w:p>
-    <w:p>
-      <w:pPr>
-        <w:spacing w:before="20" w:after="0" w:line="336" w:lineRule="auto"/>
-        <w:ind w:firstLine="432"/>
-        <w:rPr>
-          <w:rFonts w:ascii="Times New Roman" w:eastAsia="Times New Roman" w:hAnsi="Times New Roman" w:cs="Times New Roman"/>
-          <w:sz w:val="23"/>
-          <w:szCs w:val="23"/>
+        <w:ind w:firstLine="0"/>
+        <w:rPr>
+          <w:rFonts w:ascii="Times New Roman" w:eastAsia="Times New Roman" w:hAnsi="Times New Roman" w:cs="Times New Roman"/>
+          <w:sz w:val="24"/>
+          <w:szCs w:val="24"/>
         </w:rPr>
       </w:pPr>
     </w:p>
